--- a/fuentes/123103_CF6_DU.docx
+++ b/fuentes/123103_CF6_DU.docx
@@ -1,6 +1,6 @@
 
 <file path=word/document.xml><?xml version="1.0" encoding="utf-8"?>
-<w:document xmlns:wpc="http://schemas.microsoft.com/office/word/2010/wordprocessingCanvas" xmlns:cx="http://schemas.microsoft.com/office/drawing/2014/chartex" xmlns:cx1="http://schemas.microsoft.com/office/drawing/2015/9/8/chartex" xmlns:cx2="http://schemas.microsoft.com/office/drawing/2015/10/21/chartex" xmlns:cx3="http://schemas.microsoft.com/office/drawing/2016/5/9/chartex" xmlns:cx4="http://schemas.microsoft.com/office/drawing/2016/5/10/chartex" xmlns:cx5="http://schemas.microsoft.com/office/drawing/2016/5/11/chartex" xmlns:cx6="http://schemas.microsoft.com/office/drawing/2016/5/12/chartex" xmlns:cx7="http://schemas.microsoft.com/office/drawing/2016/5/13/chartex" xmlns:cx8="http://schemas.microsoft.com/office/drawing/2016/5/14/chartex" xmlns:mc="http://schemas.openxmlformats.org/markup-compatibility/2006" xmlns:aink="http://schemas.microsoft.com/office/drawing/2016/ink" xmlns:am3d="http://schemas.microsoft.com/office/drawing/2017/model3d" xmlns:o="urn:schemas-microsoft-com:office:office" xmlns:oel="http://schemas.microsoft.com/office/2019/extlst" xmlns:r="http://schemas.openxmlformats.org/officeDocument/2006/relationships" xmlns:m="http://schemas.openxmlformats.org/officeDocument/2006/math" xmlns:v="urn:schemas-microsoft-com:vml" xmlns:wp14="http://schemas.microsoft.com/office/word/2010/wordprocessingDrawing" xmlns:wp="http://schemas.openxmlformats.org/drawingml/2006/wordprocessingDrawing" xmlns:w10="urn:schemas-microsoft-com:office:word" xmlns:w="http://schemas.openxmlformats.org/wordprocessingml/2006/main" xmlns:w14="http://schemas.microsoft.com/office/word/2010/wordml" xmlns:w15="http://schemas.microsoft.com/office/word/2012/wordml" xmlns:w16cex="http://schemas.microsoft.com/office/word/2018/wordml/cex" xmlns:w16cid="http://schemas.microsoft.com/office/word/2016/wordml/cid" xmlns:w16="http://schemas.microsoft.com/office/word/2018/wordml" xmlns:w16du="http://schemas.microsoft.com/office/word/2023/wordml/word16du" xmlns:w16sdtdh="http://schemas.microsoft.com/office/word/2020/wordml/sdtdatahash" xmlns:w16sdtfl="http://schemas.microsoft.com/office/word/2024/wordml/sdtformatlock" xmlns:w16se="http://schemas.microsoft.com/office/word/2015/wordml/symex" xmlns:wpg="http://schemas.microsoft.com/office/word/2010/wordprocessingGroup" xmlns:wpi="http://schemas.microsoft.com/office/word/2010/wordprocessingInk" xmlns:wne="http://schemas.microsoft.com/office/word/2006/wordml" xmlns:wps="http://schemas.microsoft.com/office/word/2010/wordprocessingShape" mc:Ignorable="w14 w15 w16se w16cid w16 w16cex w16sdtdh w16sdtfl w16du wp14">
+<w:document xmlns:wpc="http://schemas.microsoft.com/office/word/2010/wordprocessingCanvas" xmlns:cx="http://schemas.microsoft.com/office/drawing/2014/chartex" xmlns:cx1="http://schemas.microsoft.com/office/drawing/2015/9/8/chartex" xmlns:cx2="http://schemas.microsoft.com/office/drawing/2015/10/21/chartex" xmlns:cx3="http://schemas.microsoft.com/office/drawing/2016/5/9/chartex" xmlns:cx4="http://schemas.microsoft.com/office/drawing/2016/5/10/chartex" xmlns:cx5="http://schemas.microsoft.com/office/drawing/2016/5/11/chartex" xmlns:cx6="http://schemas.microsoft.com/office/drawing/2016/5/12/chartex" xmlns:cx7="http://schemas.microsoft.com/office/drawing/2016/5/13/chartex" xmlns:cx8="http://schemas.microsoft.com/office/drawing/2016/5/14/chartex" xmlns:mc="http://schemas.openxmlformats.org/markup-compatibility/2006" xmlns:aink="http://schemas.microsoft.com/office/drawing/2016/ink" xmlns:am3d="http://schemas.microsoft.com/office/drawing/2017/model3d" xmlns:o="urn:schemas-microsoft-com:office:office" xmlns:r="http://schemas.openxmlformats.org/officeDocument/2006/relationships" xmlns:m="http://schemas.openxmlformats.org/officeDocument/2006/math" xmlns:v="urn:schemas-microsoft-com:vml" xmlns:wp14="http://schemas.microsoft.com/office/word/2010/wordprocessingDrawing" xmlns:wp="http://schemas.openxmlformats.org/drawingml/2006/wordprocessingDrawing" xmlns:w10="urn:schemas-microsoft-com:office:word" xmlns:w="http://schemas.openxmlformats.org/wordprocessingml/2006/main" xmlns:w14="http://schemas.microsoft.com/office/word/2010/wordml" xmlns:w15="http://schemas.microsoft.com/office/word/2012/wordml" xmlns:w16cex="http://schemas.microsoft.com/office/word/2018/wordml/cex" xmlns:w16cid="http://schemas.microsoft.com/office/word/2016/wordml/cid" xmlns:w16="http://schemas.microsoft.com/office/word/2018/wordml" xmlns:w16sdtdh="http://schemas.microsoft.com/office/word/2020/wordml/sdtdatahash" xmlns:w16se="http://schemas.microsoft.com/office/word/2015/wordml/symex" xmlns:wpg="http://schemas.microsoft.com/office/word/2010/wordprocessingGroup" xmlns:wpi="http://schemas.microsoft.com/office/word/2010/wordprocessingInk" xmlns:wne="http://schemas.microsoft.com/office/word/2006/wordml" xmlns:wps="http://schemas.microsoft.com/office/word/2010/wordprocessingShape" mc:Ignorable="w14 w15 w16se w16cid w16 w16cex w16sdtdh wp14">
   <w:body>
     <w:p>
       <w:pPr>
@@ -205,7 +205,7 @@
               </wp:anchor>
             </w:drawing>
           </mc:Choice>
-          <mc:Fallback xmlns:asvg="http://schemas.microsoft.com/office/drawing/2016/SVG/main" xmlns:a14="http://schemas.microsoft.com/office/drawing/2010/main" xmlns:pic="http://schemas.openxmlformats.org/drawingml/2006/picture" xmlns:adec="http://schemas.microsoft.com/office/drawing/2017/decorative" xmlns:a="http://schemas.openxmlformats.org/drawingml/2006/main">
+          <mc:Fallback xmlns:a="http://schemas.openxmlformats.org/drawingml/2006/main" xmlns:adec="http://schemas.microsoft.com/office/drawing/2017/decorative" xmlns:pic="http://schemas.openxmlformats.org/drawingml/2006/picture" xmlns:a14="http://schemas.microsoft.com/office/drawing/2010/main" xmlns:asvg="http://schemas.microsoft.com/office/drawing/2016/SVG/main" xmlns:w16sdtfl="http://schemas.microsoft.com/office/word/2024/wordml/sdtformatlock" xmlns:w16du="http://schemas.microsoft.com/office/word/2023/wordml/word16du" xmlns:oel="http://schemas.microsoft.com/office/2019/extlst">
             <w:pict>
               <v:rect id="Rectángulo 3" style="position:absolute;margin-left:-55.95pt;margin-top:26.4pt;width:613.85pt;height:164.25pt;z-index:-251655168;visibility:visible;mso-wrap-style:square;mso-height-percent:0;mso-wrap-distance-left:9pt;mso-wrap-distance-top:0;mso-wrap-distance-right:9pt;mso-wrap-distance-bottom:0;mso-position-horizontal:absolute;mso-position-horizontal-relative:text;mso-position-vertical:absolute;mso-position-vertical-relative:text;mso-height-percent:0;mso-height-relative:margin;v-text-anchor:middle" alt="&quot;&quot;" o:spid="_x0000_s1026" fillcolor="#00314d" stroked="f" strokeweight="1pt" w14:anchorId="4C256C62" o:gfxdata="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"/>
             </w:pict>
@@ -318,7 +318,7 @@
                 <v:stroke joinstyle="miter"/>
                 <v:path gradientshapeok="t" o:connecttype="rect"/>
               </v:shapetype>
-              <v:shape id="Cuadro de texto 2" o:spid="_x0000_s1026" type="#_x0000_t202" alt="&quot;&quot;" style="position:absolute;left:0;text-align:left;margin-left:-25.2pt;margin-top:21.9pt;width:549pt;height:102.95pt;z-index:251663360;visibility:visible;mso-wrap-style:square;mso-width-percent:0;mso-height-percent:0;mso-wrap-distance-left:9pt;mso-wrap-distance-top:3.6pt;mso-wrap-distance-right:9pt;mso-wrap-distance-bottom:3.6pt;mso-position-horizontal:absolute;mso-position-horizontal-relative:margin;mso-position-vertical:absolute;mso-position-vertical-relative:text;mso-width-percent:0;mso-height-percent:0;mso-width-relative:margin;mso-height-relative:margin;v-text-anchor:top" o:gfxdata="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" filled="f" stroked="f">
+              <v:shape id="Cuadro de texto 2" o:spid="_x0000_s1026" type="#_x0000_t202" alt="&quot;&quot;" style="position:absolute;left:0;text-align:left;margin-left:-25.2pt;margin-top:21.9pt;width:549pt;height:102.95pt;z-index:251663360;visibility:visible;mso-wrap-style:square;mso-width-percent:0;mso-height-percent:0;mso-wrap-distance-left:9pt;mso-wrap-distance-top:3.6pt;mso-wrap-distance-right:9pt;mso-wrap-distance-bottom:3.6pt;mso-position-horizontal:absolute;mso-position-horizontal-relative:margin;mso-position-vertical:absolute;mso-position-vertical-relative:text;mso-width-percent:0;mso-height-percent:0;mso-width-relative:margin;mso-height-relative:margin;v-text-anchor:top" o:gfxdata="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" filled="f" stroked="f">
                 <v:textbox>
                   <w:txbxContent>
                     <w:p>
@@ -538,6 +538,7 @@
           <w:docPartUnique/>
         </w:docPartObj>
       </w:sdtPr>
+      <w:sdtEndPr/>
       <w:sdtContent>
         <w:p>
           <w:pPr>
@@ -574,7 +575,7 @@
           <w:r>
             <w:fldChar w:fldCharType="separate"/>
           </w:r>
-          <w:hyperlink w:anchor="_Toc230768069" w:history="1">
+          <w:hyperlink w:anchor="_Toc231592887" w:history="1">
             <w:r>
               <w:rPr>
                 <w:rStyle w:val="Hipervnculo"/>
@@ -601,7 +602,7 @@
                 <w:noProof/>
                 <w:webHidden/>
               </w:rPr>
-              <w:instrText xml:space="preserve"> PAGEREF _Toc230768069 \h </w:instrText>
+              <w:instrText xml:space="preserve"> PAGEREF _Toc231592887 \h </w:instrText>
             </w:r>
             <w:r>
               <w:rPr>
@@ -647,7 +648,7 @@
               <w14:ligatures w14:val="none"/>
             </w:rPr>
           </w:pPr>
-          <w:hyperlink w:anchor="_Toc230768070" w:history="1">
+          <w:hyperlink w:anchor="_Toc231592888" w:history="1">
             <w:r>
               <w:rPr>
                 <w:rStyle w:val="Hipervnculo"/>
@@ -674,7 +675,7 @@
                 <w:noProof/>
                 <w:webHidden/>
               </w:rPr>
-              <w:instrText xml:space="preserve"> PAGEREF _Toc230768070 \h </w:instrText>
+              <w:instrText xml:space="preserve"> PAGEREF _Toc231592888 \h </w:instrText>
             </w:r>
             <w:r>
               <w:rPr>
@@ -720,7 +721,7 @@
               <w14:ligatures w14:val="none"/>
             </w:rPr>
           </w:pPr>
-          <w:hyperlink w:anchor="_Toc230768071" w:history="1">
+          <w:hyperlink w:anchor="_Toc231592889" w:history="1">
             <w:r>
               <w:rPr>
                 <w:rStyle w:val="Hipervnculo"/>
@@ -747,7 +748,7 @@
                 <w:noProof/>
                 <w:webHidden/>
               </w:rPr>
-              <w:instrText xml:space="preserve"> PAGEREF _Toc230768071 \h </w:instrText>
+              <w:instrText xml:space="preserve"> PAGEREF _Toc231592889 \h </w:instrText>
             </w:r>
             <w:r>
               <w:rPr>
@@ -793,7 +794,7 @@
               <w14:ligatures w14:val="none"/>
             </w:rPr>
           </w:pPr>
-          <w:hyperlink w:anchor="_Toc230768072" w:history="1">
+          <w:hyperlink w:anchor="_Toc231592890" w:history="1">
             <w:r>
               <w:rPr>
                 <w:rStyle w:val="Hipervnculo"/>
@@ -820,7 +821,7 @@
                 <w:noProof/>
                 <w:webHidden/>
               </w:rPr>
-              <w:instrText xml:space="preserve"> PAGEREF _Toc230768072 \h </w:instrText>
+              <w:instrText xml:space="preserve"> PAGEREF _Toc231592890 \h </w:instrText>
             </w:r>
             <w:r>
               <w:rPr>
@@ -866,7 +867,7 @@
               <w14:ligatures w14:val="none"/>
             </w:rPr>
           </w:pPr>
-          <w:hyperlink w:anchor="_Toc230768073" w:history="1">
+          <w:hyperlink w:anchor="_Toc231592891" w:history="1">
             <w:r>
               <w:rPr>
                 <w:rStyle w:val="Hipervnculo"/>
@@ -893,7 +894,7 @@
                 <w:noProof/>
                 <w:webHidden/>
               </w:rPr>
-              <w:instrText xml:space="preserve"> PAGEREF _Toc230768073 \h </w:instrText>
+              <w:instrText xml:space="preserve"> PAGEREF _Toc231592891 \h </w:instrText>
             </w:r>
             <w:r>
               <w:rPr>
@@ -913,7 +914,7 @@
                 <w:noProof/>
                 <w:webHidden/>
               </w:rPr>
-              <w:t>19</w:t>
+              <w:t>20</w:t>
             </w:r>
             <w:r>
               <w:rPr>
@@ -939,7 +940,7 @@
               <w14:ligatures w14:val="none"/>
             </w:rPr>
           </w:pPr>
-          <w:hyperlink w:anchor="_Toc230768074" w:history="1">
+          <w:hyperlink w:anchor="_Toc231592892" w:history="1">
             <w:r>
               <w:rPr>
                 <w:rStyle w:val="Hipervnculo"/>
@@ -966,7 +967,7 @@
                 <w:noProof/>
                 <w:webHidden/>
               </w:rPr>
-              <w:instrText xml:space="preserve"> PAGEREF _Toc230768074 \h </w:instrText>
+              <w:instrText xml:space="preserve"> PAGEREF _Toc231592892 \h </w:instrText>
             </w:r>
             <w:r>
               <w:rPr>
@@ -986,7 +987,7 @@
                 <w:noProof/>
                 <w:webHidden/>
               </w:rPr>
-              <w:t>26</w:t>
+              <w:t>27</w:t>
             </w:r>
             <w:r>
               <w:rPr>
@@ -1012,7 +1013,7 @@
               <w14:ligatures w14:val="none"/>
             </w:rPr>
           </w:pPr>
-          <w:hyperlink w:anchor="_Toc230768075" w:history="1">
+          <w:hyperlink w:anchor="_Toc231592893" w:history="1">
             <w:r>
               <w:rPr>
                 <w:rStyle w:val="Hipervnculo"/>
@@ -1039,7 +1040,7 @@
                 <w:noProof/>
                 <w:webHidden/>
               </w:rPr>
-              <w:instrText xml:space="preserve"> PAGEREF _Toc230768075 \h </w:instrText>
+              <w:instrText xml:space="preserve"> PAGEREF _Toc231592893 \h </w:instrText>
             </w:r>
             <w:r>
               <w:rPr>
@@ -1059,7 +1060,7 @@
                 <w:noProof/>
                 <w:webHidden/>
               </w:rPr>
-              <w:t>26</w:t>
+              <w:t>27</w:t>
             </w:r>
             <w:r>
               <w:rPr>
@@ -1085,7 +1086,7 @@
               <w14:ligatures w14:val="none"/>
             </w:rPr>
           </w:pPr>
-          <w:hyperlink w:anchor="_Toc230768076" w:history="1">
+          <w:hyperlink w:anchor="_Toc231592894" w:history="1">
             <w:r>
               <w:rPr>
                 <w:rStyle w:val="Hipervnculo"/>
@@ -1112,7 +1113,7 @@
                 <w:noProof/>
                 <w:webHidden/>
               </w:rPr>
-              <w:instrText xml:space="preserve"> PAGEREF _Toc230768076 \h </w:instrText>
+              <w:instrText xml:space="preserve"> PAGEREF _Toc231592894 \h </w:instrText>
             </w:r>
             <w:r>
               <w:rPr>
@@ -1132,7 +1133,7 @@
                 <w:noProof/>
                 <w:webHidden/>
               </w:rPr>
-              <w:t>33</w:t>
+              <w:t>34</w:t>
             </w:r>
             <w:r>
               <w:rPr>
@@ -1158,7 +1159,7 @@
               <w14:ligatures w14:val="none"/>
             </w:rPr>
           </w:pPr>
-          <w:hyperlink w:anchor="_Toc230768077" w:history="1">
+          <w:hyperlink w:anchor="_Toc231592895" w:history="1">
             <w:r>
               <w:rPr>
                 <w:rStyle w:val="Hipervnculo"/>
@@ -1185,7 +1186,7 @@
                 <w:noProof/>
                 <w:webHidden/>
               </w:rPr>
-              <w:instrText xml:space="preserve"> PAGEREF _Toc230768077 \h </w:instrText>
+              <w:instrText xml:space="preserve"> PAGEREF _Toc231592895 \h </w:instrText>
             </w:r>
             <w:r>
               <w:rPr>
@@ -1205,7 +1206,7 @@
                 <w:noProof/>
                 <w:webHidden/>
               </w:rPr>
-              <w:t>41</w:t>
+              <w:t>42</w:t>
             </w:r>
             <w:r>
               <w:rPr>
@@ -1231,7 +1232,7 @@
               <w14:ligatures w14:val="none"/>
             </w:rPr>
           </w:pPr>
-          <w:hyperlink w:anchor="_Toc230768078" w:history="1">
+          <w:hyperlink w:anchor="_Toc231592896" w:history="1">
             <w:r>
               <w:rPr>
                 <w:rStyle w:val="Hipervnculo"/>
@@ -1258,7 +1259,7 @@
                 <w:noProof/>
                 <w:webHidden/>
               </w:rPr>
-              <w:instrText xml:space="preserve"> PAGEREF _Toc230768078 \h </w:instrText>
+              <w:instrText xml:space="preserve"> PAGEREF _Toc231592896 \h </w:instrText>
             </w:r>
             <w:r>
               <w:rPr>
@@ -1278,7 +1279,7 @@
                 <w:noProof/>
                 <w:webHidden/>
               </w:rPr>
-              <w:t>50</w:t>
+              <w:t>51</w:t>
             </w:r>
             <w:r>
               <w:rPr>
@@ -1304,7 +1305,7 @@
               <w14:ligatures w14:val="none"/>
             </w:rPr>
           </w:pPr>
-          <w:hyperlink w:anchor="_Toc230768079" w:history="1">
+          <w:hyperlink w:anchor="_Toc231592897" w:history="1">
             <w:r>
               <w:rPr>
                 <w:rStyle w:val="Hipervnculo"/>
@@ -1331,7 +1332,7 @@
                 <w:noProof/>
                 <w:webHidden/>
               </w:rPr>
-              <w:instrText xml:space="preserve"> PAGEREF _Toc230768079 \h </w:instrText>
+              <w:instrText xml:space="preserve"> PAGEREF _Toc231592897 \h </w:instrText>
             </w:r>
             <w:r>
               <w:rPr>
@@ -1351,7 +1352,7 @@
                 <w:noProof/>
                 <w:webHidden/>
               </w:rPr>
-              <w:t>51</w:t>
+              <w:t>52</w:t>
             </w:r>
             <w:r>
               <w:rPr>
@@ -1377,7 +1378,7 @@
               <w14:ligatures w14:val="none"/>
             </w:rPr>
           </w:pPr>
-          <w:hyperlink w:anchor="_Toc230768080" w:history="1">
+          <w:hyperlink w:anchor="_Toc231592898" w:history="1">
             <w:r>
               <w:rPr>
                 <w:rStyle w:val="Hipervnculo"/>
@@ -1404,7 +1405,7 @@
                 <w:noProof/>
                 <w:webHidden/>
               </w:rPr>
-              <w:instrText xml:space="preserve"> PAGEREF _Toc230768080 \h </w:instrText>
+              <w:instrText xml:space="preserve"> PAGEREF _Toc231592898 \h </w:instrText>
             </w:r>
             <w:r>
               <w:rPr>
@@ -1424,7 +1425,7 @@
                 <w:noProof/>
                 <w:webHidden/>
               </w:rPr>
-              <w:t>57</w:t>
+              <w:t>58</w:t>
             </w:r>
             <w:r>
               <w:rPr>
@@ -1450,7 +1451,7 @@
               <w14:ligatures w14:val="none"/>
             </w:rPr>
           </w:pPr>
-          <w:hyperlink w:anchor="_Toc230768081" w:history="1">
+          <w:hyperlink w:anchor="_Toc231592899" w:history="1">
             <w:r>
               <w:rPr>
                 <w:rStyle w:val="Hipervnculo"/>
@@ -1477,7 +1478,7 @@
                 <w:noProof/>
                 <w:webHidden/>
               </w:rPr>
-              <w:instrText xml:space="preserve"> PAGEREF _Toc230768081 \h </w:instrText>
+              <w:instrText xml:space="preserve"> PAGEREF _Toc231592899 \h </w:instrText>
             </w:r>
             <w:r>
               <w:rPr>
@@ -1497,7 +1498,7 @@
                 <w:noProof/>
                 <w:webHidden/>
               </w:rPr>
-              <w:t>62</w:t>
+              <w:t>63</w:t>
             </w:r>
             <w:r>
               <w:rPr>
@@ -1523,7 +1524,7 @@
               <w14:ligatures w14:val="none"/>
             </w:rPr>
           </w:pPr>
-          <w:hyperlink w:anchor="_Toc230768082" w:history="1">
+          <w:hyperlink w:anchor="_Toc231592900" w:history="1">
             <w:r>
               <w:rPr>
                 <w:rStyle w:val="Hipervnculo"/>
@@ -1550,7 +1551,7 @@
                 <w:noProof/>
                 <w:webHidden/>
               </w:rPr>
-              <w:instrText xml:space="preserve"> PAGEREF _Toc230768082 \h </w:instrText>
+              <w:instrText xml:space="preserve"> PAGEREF _Toc231592900 \h </w:instrText>
             </w:r>
             <w:r>
               <w:rPr>
@@ -1570,7 +1571,7 @@
                 <w:noProof/>
                 <w:webHidden/>
               </w:rPr>
-              <w:t>68</w:t>
+              <w:t>69</w:t>
             </w:r>
             <w:r>
               <w:rPr>
@@ -1596,7 +1597,7 @@
               <w14:ligatures w14:val="none"/>
             </w:rPr>
           </w:pPr>
-          <w:hyperlink w:anchor="_Toc230768083" w:history="1">
+          <w:hyperlink w:anchor="_Toc231592901" w:history="1">
             <w:r>
               <w:rPr>
                 <w:rStyle w:val="Hipervnculo"/>
@@ -1623,7 +1624,7 @@
                 <w:noProof/>
                 <w:webHidden/>
               </w:rPr>
-              <w:instrText xml:space="preserve"> PAGEREF _Toc230768083 \h </w:instrText>
+              <w:instrText xml:space="preserve"> PAGEREF _Toc231592901 \h </w:instrText>
             </w:r>
             <w:r>
               <w:rPr>
@@ -1643,7 +1644,7 @@
                 <w:noProof/>
                 <w:webHidden/>
               </w:rPr>
-              <w:t>70</w:t>
+              <w:t>71</w:t>
             </w:r>
             <w:r>
               <w:rPr>
@@ -1669,7 +1670,7 @@
               <w14:ligatures w14:val="none"/>
             </w:rPr>
           </w:pPr>
-          <w:hyperlink w:anchor="_Toc230768084" w:history="1">
+          <w:hyperlink w:anchor="_Toc231592902" w:history="1">
             <w:r>
               <w:rPr>
                 <w:rStyle w:val="Hipervnculo"/>
@@ -1696,7 +1697,7 @@
                 <w:noProof/>
                 <w:webHidden/>
               </w:rPr>
-              <w:instrText xml:space="preserve"> PAGEREF _Toc230768084 \h </w:instrText>
+              <w:instrText xml:space="preserve"> PAGEREF _Toc231592902 \h </w:instrText>
             </w:r>
             <w:r>
               <w:rPr>
@@ -1716,7 +1717,7 @@
                 <w:noProof/>
                 <w:webHidden/>
               </w:rPr>
-              <w:t>77</w:t>
+              <w:t>78</w:t>
             </w:r>
             <w:r>
               <w:rPr>
@@ -1742,7 +1743,7 @@
               <w14:ligatures w14:val="none"/>
             </w:rPr>
           </w:pPr>
-          <w:hyperlink w:anchor="_Toc230768085" w:history="1">
+          <w:hyperlink w:anchor="_Toc231592903" w:history="1">
             <w:r>
               <w:rPr>
                 <w:rStyle w:val="Hipervnculo"/>
@@ -1769,7 +1770,7 @@
                 <w:noProof/>
                 <w:webHidden/>
               </w:rPr>
-              <w:instrText xml:space="preserve"> PAGEREF _Toc230768085 \h </w:instrText>
+              <w:instrText xml:space="preserve"> PAGEREF _Toc231592903 \h </w:instrText>
             </w:r>
             <w:r>
               <w:rPr>
@@ -1789,7 +1790,7 @@
                 <w:noProof/>
                 <w:webHidden/>
               </w:rPr>
-              <w:t>82</w:t>
+              <w:t>83</w:t>
             </w:r>
             <w:r>
               <w:rPr>
@@ -1815,7 +1816,7 @@
               <w14:ligatures w14:val="none"/>
             </w:rPr>
           </w:pPr>
-          <w:hyperlink w:anchor="_Toc230768086" w:history="1">
+          <w:hyperlink w:anchor="_Toc231592904" w:history="1">
             <w:r>
               <w:rPr>
                 <w:rStyle w:val="Hipervnculo"/>
@@ -1842,7 +1843,7 @@
                 <w:noProof/>
                 <w:webHidden/>
               </w:rPr>
-              <w:instrText xml:space="preserve"> PAGEREF _Toc230768086 \h </w:instrText>
+              <w:instrText xml:space="preserve"> PAGEREF _Toc231592904 \h </w:instrText>
             </w:r>
             <w:r>
               <w:rPr>
@@ -1862,7 +1863,7 @@
                 <w:noProof/>
                 <w:webHidden/>
               </w:rPr>
-              <w:t>87</w:t>
+              <w:t>88</w:t>
             </w:r>
             <w:r>
               <w:rPr>
@@ -1888,7 +1889,7 @@
               <w14:ligatures w14:val="none"/>
             </w:rPr>
           </w:pPr>
-          <w:hyperlink w:anchor="_Toc230768087" w:history="1">
+          <w:hyperlink w:anchor="_Toc231592905" w:history="1">
             <w:r>
               <w:rPr>
                 <w:rStyle w:val="Hipervnculo"/>
@@ -1915,7 +1916,7 @@
                 <w:noProof/>
                 <w:webHidden/>
               </w:rPr>
-              <w:instrText xml:space="preserve"> PAGEREF _Toc230768087 \h </w:instrText>
+              <w:instrText xml:space="preserve"> PAGEREF _Toc231592905 \h </w:instrText>
             </w:r>
             <w:r>
               <w:rPr>
@@ -1935,7 +1936,7 @@
                 <w:noProof/>
                 <w:webHidden/>
               </w:rPr>
-              <w:t>88</w:t>
+              <w:t>89</w:t>
             </w:r>
             <w:r>
               <w:rPr>
@@ -1961,7 +1962,7 @@
               <w14:ligatures w14:val="none"/>
             </w:rPr>
           </w:pPr>
-          <w:hyperlink w:anchor="_Toc230768088" w:history="1">
+          <w:hyperlink w:anchor="_Toc231592906" w:history="1">
             <w:r>
               <w:rPr>
                 <w:rStyle w:val="Hipervnculo"/>
@@ -1988,7 +1989,7 @@
                 <w:noProof/>
                 <w:webHidden/>
               </w:rPr>
-              <w:instrText xml:space="preserve"> PAGEREF _Toc230768088 \h </w:instrText>
+              <w:instrText xml:space="preserve"> PAGEREF _Toc231592906 \h </w:instrText>
             </w:r>
             <w:r>
               <w:rPr>
@@ -2008,7 +2009,7 @@
                 <w:noProof/>
                 <w:webHidden/>
               </w:rPr>
-              <w:t>90</w:t>
+              <w:t>91</w:t>
             </w:r>
             <w:r>
               <w:rPr>
@@ -2034,7 +2035,7 @@
               <w14:ligatures w14:val="none"/>
             </w:rPr>
           </w:pPr>
-          <w:hyperlink w:anchor="_Toc230768089" w:history="1">
+          <w:hyperlink w:anchor="_Toc231592907" w:history="1">
             <w:r>
               <w:rPr>
                 <w:rStyle w:val="Hipervnculo"/>
@@ -2061,7 +2062,7 @@
                 <w:noProof/>
                 <w:webHidden/>
               </w:rPr>
-              <w:instrText xml:space="preserve"> PAGEREF _Toc230768089 \h </w:instrText>
+              <w:instrText xml:space="preserve"> PAGEREF _Toc231592907 \h </w:instrText>
             </w:r>
             <w:r>
               <w:rPr>
@@ -2081,7 +2082,7 @@
                 <w:noProof/>
                 <w:webHidden/>
               </w:rPr>
-              <w:t>93</w:t>
+              <w:t>94</w:t>
             </w:r>
             <w:r>
               <w:rPr>
@@ -2109,7 +2110,7 @@
       <w:pPr>
         <w:pStyle w:val="Titulosgenerales"/>
       </w:pPr>
-      <w:bookmarkStart w:id="0" w:name="_Toc230768069"/>
+      <w:bookmarkStart w:id="0" w:name="_Toc231592887"/>
       <w:r>
         <w:lastRenderedPageBreak/>
         <w:t>Introducción</w:t>
@@ -2227,7 +2228,7 @@
       <w:pPr>
         <w:pStyle w:val="Ttulo1"/>
       </w:pPr>
-      <w:bookmarkStart w:id="1" w:name="_Toc230768070"/>
+      <w:bookmarkStart w:id="1" w:name="_Toc231592888"/>
       <w:r>
         <w:lastRenderedPageBreak/>
         <w:t>Proceso de conciliación contable y bancaria</w:t>
@@ -2277,7 +2278,7 @@
       <w:pPr>
         <w:pStyle w:val="Ttulo2"/>
       </w:pPr>
-      <w:bookmarkStart w:id="2" w:name="_Toc230768071"/>
+      <w:bookmarkStart w:id="2" w:name="_Toc231592889"/>
       <w:r>
         <w:t>Estructura del proceso de conciliación</w:t>
       </w:r>
@@ -2538,7 +2539,55 @@
         <w:rPr>
           <w:lang w:val="es-419" w:eastAsia="es-CO"/>
         </w:rPr>
-        <w:t xml:space="preserve">Si en el mayor la cuenta Bancos presenta un saldo de $18.250.000 al cierre del mes, ese valor debe provenir de la suma organizada de los movimientos registrados en el auxiliar de bancos. Si durante la conciliación se observa que el extracto bancario reporta $17.950.000, la diferencia de $300.000 no se investiga en el mayor, porque allí solo aparece el saldo resumido; la revisión debe hacerse en el auxiliar para verificar, por </w:t>
+        <w:t>Si en el mayor la cuenta Bancos presenta un saldo de $</w:t>
+      </w:r>
+      <w:r>
+        <w:rPr>
+          <w:lang w:val="es-419" w:eastAsia="es-CO"/>
+        </w:rPr>
+        <w:t xml:space="preserve"> </w:t>
+      </w:r>
+      <w:r>
+        <w:rPr>
+          <w:lang w:val="es-419" w:eastAsia="es-CO"/>
+        </w:rPr>
+        <w:t>18.250.000 al cierre del mes, ese valor debe provenir de la suma organizada de los movimientos registrados en el auxiliar de bancos. Si durante la conciliación se observa que el extracto bancario reporta</w:t>
+      </w:r>
+      <w:r>
+        <w:rPr>
+          <w:lang w:val="es-419" w:eastAsia="es-CO"/>
+        </w:rPr>
+        <w:t xml:space="preserve"> </w:t>
+      </w:r>
+      <w:r>
+        <w:rPr>
+          <w:lang w:val="es-419" w:eastAsia="es-CO"/>
+        </w:rPr>
+        <w:t>$</w:t>
+      </w:r>
+      <w:r>
+        <w:rPr>
+          <w:lang w:val="es-419" w:eastAsia="es-CO"/>
+        </w:rPr>
+        <w:t xml:space="preserve"> </w:t>
+      </w:r>
+      <w:r>
+        <w:rPr>
+          <w:lang w:val="es-419" w:eastAsia="es-CO"/>
+        </w:rPr>
+        <w:t>17.950.000, la diferencia de $</w:t>
+      </w:r>
+      <w:r>
+        <w:rPr>
+          <w:lang w:val="es-419" w:eastAsia="es-CO"/>
+        </w:rPr>
+        <w:t xml:space="preserve"> </w:t>
+      </w:r>
+      <w:r>
+        <w:rPr>
+          <w:lang w:val="es-419" w:eastAsia="es-CO"/>
+        </w:rPr>
+        <w:t xml:space="preserve">300.000 no se investiga en el mayor, porque allí solo aparece el saldo resumido; la revisión debe hacerse en el auxiliar para verificar, por </w:t>
       </w:r>
       <w:r>
         <w:rPr>
@@ -2683,7 +2732,31 @@
         <w:rPr>
           <w:lang w:val="es-419" w:eastAsia="es-CO"/>
         </w:rPr>
-        <w:t>Una empresa inicia el mes con un saldo en libros de $12.000.000 en la cuenta de bancos. Durante el período</w:t>
+        <w:t>Una empresa inicia el mes con un saldo en libros de</w:t>
+      </w:r>
+      <w:r>
+        <w:rPr>
+          <w:lang w:val="es-ES"/>
+        </w:rPr>
+        <w:t xml:space="preserve"> </w:t>
+      </w:r>
+      <w:r>
+        <w:rPr>
+          <w:lang w:val="es-ES"/>
+        </w:rPr>
+        <w:t>$</w:t>
+      </w:r>
+      <w:r>
+        <w:rPr>
+          <w:lang w:val="es-ES"/>
+        </w:rPr>
+        <w:t xml:space="preserve"> </w:t>
+      </w:r>
+      <w:r>
+        <w:rPr>
+          <w:lang w:val="es-419" w:eastAsia="es-CO"/>
+        </w:rPr>
+        <w:t>12.000.000 en la cuenta de bancos. Durante el período</w:t>
       </w:r>
       <w:r>
         <w:rPr>
@@ -2695,20 +2768,110 @@
         <w:rPr>
           <w:lang w:val="es-419" w:eastAsia="es-CO"/>
         </w:rPr>
-        <w:t xml:space="preserve"> registra consignaciones por $5.000.000 y pagos por $3.200.000, por lo que su saldo contable al cierre es de $13.800.000.</w:t>
-      </w:r>
-    </w:p>
-    <w:p>
-      <w:pPr>
-        <w:rPr>
-          <w:lang w:val="es-419" w:eastAsia="es-CO"/>
-        </w:rPr>
-      </w:pPr>
-      <w:r>
-        <w:rPr>
-          <w:lang w:val="es-419" w:eastAsia="es-CO"/>
-        </w:rPr>
-        <w:t>Sin embargo, al revisar el extracto, aparece un saldo de $13.650.000. La diferencia de $150.000 obliga a revisar los movimientos del mes. Al examinar el auxiliar</w:t>
+        <w:t xml:space="preserve"> registra consignaciones por </w:t>
+      </w:r>
+      <w:r>
+        <w:rPr>
+          <w:lang w:val="es-419" w:eastAsia="es-CO"/>
+        </w:rPr>
+        <w:t>$</w:t>
+      </w:r>
+      <w:r>
+        <w:rPr>
+          <w:lang w:val="es-419" w:eastAsia="es-CO"/>
+        </w:rPr>
+        <w:t xml:space="preserve"> </w:t>
+      </w:r>
+      <w:r>
+        <w:rPr>
+          <w:lang w:val="es-419" w:eastAsia="es-CO"/>
+        </w:rPr>
+        <w:t xml:space="preserve">5.000.000 y pagos </w:t>
+      </w:r>
+      <w:r>
+        <w:rPr>
+          <w:lang w:val="es-419" w:eastAsia="es-CO"/>
+        </w:rPr>
+        <w:t>por</w:t>
+      </w:r>
+      <w:r>
+        <w:rPr>
+          <w:lang w:val="es-419" w:eastAsia="es-CO"/>
+        </w:rPr>
+        <w:t xml:space="preserve"> </w:t>
+      </w:r>
+      <w:r>
+        <w:rPr>
+          <w:lang w:val="es-419" w:eastAsia="es-CO"/>
+        </w:rPr>
+        <w:t>$</w:t>
+      </w:r>
+      <w:r>
+        <w:rPr>
+          <w:lang w:val="es-419" w:eastAsia="es-CO"/>
+        </w:rPr>
+        <w:t xml:space="preserve"> </w:t>
+      </w:r>
+      <w:r>
+        <w:rPr>
+          <w:lang w:val="es-419" w:eastAsia="es-CO"/>
+        </w:rPr>
+        <w:t xml:space="preserve">3.200.000, por lo que su saldo contable al cierre es de </w:t>
+      </w:r>
+      <w:r>
+        <w:rPr>
+          <w:lang w:val="es-419" w:eastAsia="es-CO"/>
+        </w:rPr>
+        <w:t>$</w:t>
+      </w:r>
+      <w:r>
+        <w:rPr>
+          <w:lang w:val="es-419" w:eastAsia="es-CO"/>
+        </w:rPr>
+        <w:t xml:space="preserve"> </w:t>
+      </w:r>
+      <w:r>
+        <w:rPr>
+          <w:lang w:val="es-419" w:eastAsia="es-CO"/>
+        </w:rPr>
+        <w:t>13.800.000.</w:t>
+      </w:r>
+    </w:p>
+    <w:p>
+      <w:pPr>
+        <w:rPr>
+          <w:lang w:val="es-419" w:eastAsia="es-CO"/>
+        </w:rPr>
+      </w:pPr>
+      <w:r>
+        <w:rPr>
+          <w:lang w:val="es-419" w:eastAsia="es-CO"/>
+        </w:rPr>
+        <w:t>Sin embargo, al revisar el extracto, aparece un saldo de $</w:t>
+      </w:r>
+      <w:r>
+        <w:rPr>
+          <w:lang w:val="es-419" w:eastAsia="es-CO"/>
+        </w:rPr>
+        <w:t xml:space="preserve"> </w:t>
+      </w:r>
+      <w:r>
+        <w:rPr>
+          <w:lang w:val="es-419" w:eastAsia="es-CO"/>
+        </w:rPr>
+        <w:t>13.650.000. La diferencia de $</w:t>
+      </w:r>
+      <w:r>
+        <w:rPr>
+          <w:lang w:val="es-419" w:eastAsia="es-CO"/>
+        </w:rPr>
+        <w:t xml:space="preserve"> </w:t>
+      </w:r>
+      <w:r>
+        <w:rPr>
+          <w:lang w:val="es-419" w:eastAsia="es-CO"/>
+        </w:rPr>
+        <w:t>150.000 obliga a revisar los movimientos del mes. Al examinar el auxiliar</w:t>
       </w:r>
       <w:r>
         <w:rPr>
@@ -2720,7 +2883,31 @@
         <w:rPr>
           <w:lang w:val="es-419" w:eastAsia="es-CO"/>
         </w:rPr>
-        <w:t xml:space="preserve"> se encuentra una nota débito bancaria por cuota de manejo de $50.000 no registrada y una consignación realizada el último día del mes por $200.000 que aún no fue abonada por el banco.</w:t>
+        <w:t xml:space="preserve"> se encuentra una nota débito bancaria por cuota de manejo de $</w:t>
+      </w:r>
+      <w:r>
+        <w:rPr>
+          <w:lang w:val="es-419" w:eastAsia="es-CO"/>
+        </w:rPr>
+        <w:t xml:space="preserve"> </w:t>
+      </w:r>
+      <w:r>
+        <w:rPr>
+          <w:lang w:val="es-419" w:eastAsia="es-CO"/>
+        </w:rPr>
+        <w:t>50.000 no registrada y una consignación realizada el último día del mes por $</w:t>
+      </w:r>
+      <w:r>
+        <w:rPr>
+          <w:lang w:val="es-419" w:eastAsia="es-CO"/>
+        </w:rPr>
+        <w:t xml:space="preserve"> </w:t>
+      </w:r>
+      <w:r>
+        <w:rPr>
+          <w:lang w:val="es-419" w:eastAsia="es-CO"/>
+        </w:rPr>
+        <w:t>200.000 que aún no fue abonada por el banco.</w:t>
       </w:r>
     </w:p>
     <w:p>
@@ -3119,9 +3306,22 @@
     </w:p>
     <w:p>
       <w:pPr>
+        <w:rPr>
+          <w:lang w:val="es-419" w:eastAsia="es-CO"/>
+        </w:rPr>
+      </w:pPr>
+      <w:r>
+        <w:rPr>
+          <w:lang w:val="es-419" w:eastAsia="es-CO"/>
+        </w:rPr>
+        <w:t>“Para profundizar sobre el tema, consulte el documento “PR-ADF-0114.pdf”, ubicado en la carpeta de Anexos”.</w:t>
+      </w:r>
+    </w:p>
+    <w:p>
+      <w:pPr>
         <w:pStyle w:val="Ttulo2"/>
       </w:pPr>
-      <w:bookmarkStart w:id="3" w:name="_Toc230768072"/>
+      <w:bookmarkStart w:id="3" w:name="_Toc231592890"/>
       <w:r>
         <w:t>Diferencias y partidas conciliatorias</w:t>
       </w:r>
@@ -3163,7 +3363,14 @@
         <w:rPr>
           <w:lang w:val="es-419" w:eastAsia="es-CO"/>
         </w:rPr>
-        <w:t>Desde la lógica del control contable, una diferencia no debe interpretarse automáticamente como una inconsistencia grave. En muchos casos, estas obedecen a desfases temporales entre el registro en libros y el reconocimiento del movimiento por parte del banco; en otros, se originan en omisiones, cargos no registrados, errores de digitación o soportes pendientes de incorporación. A partir de esta distinción, el análisis de las diferencias permite clasificarlas según su naturaleza:</w:t>
+        <w:t xml:space="preserve">Desde la lógica del control contable, una diferencia no debe interpretarse automáticamente como una inconsistencia grave. En muchos casos, estas obedecen a desfases temporales entre el registro en libros y el reconocimiento del movimiento por parte del banco; en otros, se originan en omisiones, cargos no registrados, errores de </w:t>
+      </w:r>
+      <w:r>
+        <w:rPr>
+          <w:lang w:val="es-419" w:eastAsia="es-CO"/>
+        </w:rPr>
+        <w:lastRenderedPageBreak/>
+        <w:t>digitación o soportes pendientes de incorporación. A partir de esta distinción, el análisis de las diferencias permite clasificarlas según su naturaleza:</w:t>
       </w:r>
     </w:p>
     <w:p>
@@ -3182,7 +3389,6 @@
         <w:rPr>
           <w:rStyle w:val="Ttulo5Car"/>
         </w:rPr>
-        <w:lastRenderedPageBreak/>
         <w:t>Partidas conciliatorias.</w:t>
       </w:r>
       <w:r>
@@ -3248,7 +3454,19 @@
         <w:rPr>
           <w:lang w:val="es-419" w:eastAsia="es-CO"/>
         </w:rPr>
-        <w:t>A continuación, se presenta pódcast sobre el saldo en libros y el saldo en bancos, destacando sus diferencias, su función dentro de la conciliación bancaria y su importancia para la razonabilidad de la información contable.</w:t>
+        <w:t>A continuación, se presenta</w:t>
+      </w:r>
+      <w:r>
+        <w:rPr>
+          <w:lang w:val="es-419" w:eastAsia="es-CO"/>
+        </w:rPr>
+        <w:t xml:space="preserve"> un</w:t>
+      </w:r>
+      <w:r>
+        <w:rPr>
+          <w:lang w:val="es-419" w:eastAsia="es-CO"/>
+        </w:rPr>
+        <w:t xml:space="preserve"> pódcast sobre el saldo en libros y el saldo en bancos, destacando sus diferencias, su función dentro de la conciliación bancaria y su importancia para la razonabilidad de la información contable.</w:t>
       </w:r>
     </w:p>
     <w:tbl>
@@ -3354,14 +3572,11 @@
                 <w:b/>
                 <w:bCs/>
               </w:rPr>
+              <w:lastRenderedPageBreak/>
               <w:t>Mujer:</w:t>
             </w:r>
             <w:r>
-              <w:t xml:space="preserve">  arranquemos por lo básico. Existe un momento de verdad donde contrastamos lo que dice el papel con lo que dice el banco. Ese saldo en libros </w:t>
-            </w:r>
-            <w:r>
-              <w:lastRenderedPageBreak/>
-              <w:t xml:space="preserve">registra cada movimiento que la organización ya reconoció y declaró. Es básicamente lo que nosotros decimos que tenemos. </w:t>
+              <w:t xml:space="preserve">  arranquemos por lo básico. Existe un momento de verdad donde contrastamos lo que dice el papel con lo que dice el banco. Ese saldo en libros registra cada movimiento que la organización ya reconoció y declaró. Es básicamente lo que nosotros decimos que tenemos. </w:t>
             </w:r>
           </w:p>
           <w:p>
@@ -3414,7 +3629,10 @@
               <w:t xml:space="preserve"> </w:t>
             </w:r>
             <w:r>
-              <w:t>Estos dos saldos es lo que nos permite determinar si hay movimientos pendientes o si necesitamos hacer ajustes. No se trata de llenar un formato por cumplir, sino de validar que cada peso registrado tenga un respaldo real. Es lo que le da transparencia a la empresa ante cualquier revisión.</w:t>
+              <w:t>cruzar e</w:t>
+            </w:r>
+            <w:r>
+              <w:t>stos dos saldos es lo que nos permite determinar si hay movimientos pendientes o si necesitamos hacer ajustes. No se trata de llenar un formato por cumplir, sino de validar que cada peso registrado tenga un respaldo real. Es lo que le da transparencia a la empresa ante cualquier revisión.</w:t>
             </w:r>
           </w:p>
           <w:p>
@@ -3438,17 +3656,14 @@
                 <w:b/>
                 <w:bCs/>
               </w:rPr>
+              <w:lastRenderedPageBreak/>
               <w:t>Hombre:</w:t>
             </w:r>
             <w:r>
               <w:t xml:space="preserve"> n</w:t>
             </w:r>
             <w:r>
-              <w:t xml:space="preserve">o esperen a estar en una oficina para empezar a pensar como contadores. Revisen sus talleres, analicen sus registros y miren si sus cuentas reflejan </w:t>
-            </w:r>
-            <w:r>
-              <w:lastRenderedPageBreak/>
-              <w:t>la realidad de los ejercicios. Gracias por la compañía. Nos escuchamos en el próximo programa.</w:t>
+              <w:t>o esperen a estar en una oficina para empezar a pensar como contadores. Revisen sus talleres, analicen sus registros y miren si sus cuentas reflejan la realidad de los ejercicios. Gracias por la compañía. Nos escuchamos en el próximo programa.</w:t>
             </w:r>
           </w:p>
         </w:tc>
@@ -3473,20 +3688,101 @@
         <w:rPr>
           <w:lang w:val="es-419" w:eastAsia="es-CO"/>
         </w:rPr>
-        <w:t>Al cierre del mes, el auxiliar contable de la cuenta bancaria presenta un saldo de $9.850.000. El extracto bancario, sin embargo, reporta un saldo de $9.600.000. La diferencia de $250.000 no debe asumirse de inmediato como error.</w:t>
-      </w:r>
-    </w:p>
-    <w:p>
-      <w:pPr>
-        <w:rPr>
-          <w:lang w:val="es-419" w:eastAsia="es-CO"/>
-        </w:rPr>
-      </w:pPr>
-      <w:r>
-        <w:rPr>
-          <w:lang w:val="es-419" w:eastAsia="es-CO"/>
-        </w:rPr>
-        <w:t>Primero se debe revisar si existen operaciones pendientes de reflejo entre una fuente y otra. Si se encuentra un cheque girado por $300.000 que aún no ha sido cobrado y una comisión bancaria de $50.000 no registrada en libros, se concluye que la diferencia obedece a una combinación de partida conciliatoria temporal y ajuste contable necesario. A continuación, se sintetiza la naturaleza de cada saldo dentro del proceso de conciliación:</w:t>
+        <w:t xml:space="preserve">Al cierre del mes, el auxiliar contable de la cuenta bancaria presenta un saldo de </w:t>
+      </w:r>
+      <w:r>
+        <w:rPr>
+          <w:lang w:val="es-419" w:eastAsia="es-CO"/>
+        </w:rPr>
+        <w:t>$</w:t>
+      </w:r>
+      <w:r>
+        <w:rPr>
+          <w:lang w:val="es-419" w:eastAsia="es-CO"/>
+        </w:rPr>
+        <w:t xml:space="preserve"> </w:t>
+      </w:r>
+      <w:r>
+        <w:rPr>
+          <w:lang w:val="es-419" w:eastAsia="es-CO"/>
+        </w:rPr>
+        <w:t>9.850.000. El extracto bancario, sin embargo, reporta un saldo de $</w:t>
+      </w:r>
+      <w:r>
+        <w:rPr>
+          <w:lang w:val="es-419" w:eastAsia="es-CO"/>
+        </w:rPr>
+        <w:t xml:space="preserve"> </w:t>
+      </w:r>
+      <w:r>
+        <w:rPr>
+          <w:lang w:val="es-419" w:eastAsia="es-CO"/>
+        </w:rPr>
+        <w:t xml:space="preserve">9.600.000. La diferencia de </w:t>
+      </w:r>
+      <w:r>
+        <w:rPr>
+          <w:lang w:val="es-419" w:eastAsia="es-CO"/>
+        </w:rPr>
+        <w:t>$</w:t>
+      </w:r>
+      <w:r>
+        <w:rPr>
+          <w:lang w:val="es-419" w:eastAsia="es-CO"/>
+        </w:rPr>
+        <w:t xml:space="preserve"> </w:t>
+      </w:r>
+      <w:r>
+        <w:rPr>
+          <w:lang w:val="es-419" w:eastAsia="es-CO"/>
+        </w:rPr>
+        <w:t>250.000 no debe asumirse de inmediato como error.</w:t>
+      </w:r>
+    </w:p>
+    <w:p>
+      <w:pPr>
+        <w:rPr>
+          <w:lang w:val="es-419" w:eastAsia="es-CO"/>
+        </w:rPr>
+      </w:pPr>
+      <w:r>
+        <w:rPr>
+          <w:lang w:val="es-419" w:eastAsia="es-CO"/>
+        </w:rPr>
+        <w:t>Primero se debe revisar si existen operaciones pendientes de reflejo entre una fuente y otra. Si se encuentra un cheque girado por $</w:t>
+      </w:r>
+      <w:r>
+        <w:rPr>
+          <w:lang w:val="es-419" w:eastAsia="es-CO"/>
+        </w:rPr>
+        <w:t xml:space="preserve"> </w:t>
+      </w:r>
+      <w:r>
+        <w:rPr>
+          <w:lang w:val="es-419" w:eastAsia="es-CO"/>
+        </w:rPr>
+        <w:t xml:space="preserve">300.000 que aún no ha sido cobrado y una comisión bancaria de </w:t>
+      </w:r>
+      <w:r>
+        <w:rPr>
+          <w:lang w:val="es-419" w:eastAsia="es-CO"/>
+        </w:rPr>
+        <w:t>$</w:t>
+      </w:r>
+      <w:r>
+        <w:rPr>
+          <w:lang w:val="es-419" w:eastAsia="es-CO"/>
+        </w:rPr>
+        <w:t xml:space="preserve"> </w:t>
+      </w:r>
+      <w:r>
+        <w:rPr>
+          <w:lang w:val="es-419" w:eastAsia="es-CO"/>
+        </w:rPr>
+        <w:t>50.000 no registrada en libros, se concluye que la diferencia obedece a una combinación de partida conciliatoria temporal y ajuste contable necesario. A continuación, se sintetiza la naturaleza de cada saldo dentro del proceso de conciliación:</w:t>
+      </w:r>
+      <w:r>
+        <w:t xml:space="preserve"> </w:t>
       </w:r>
     </w:p>
     <w:p>
@@ -3582,14 +3878,14 @@
         <w:rPr>
           <w:lang w:val="es-419" w:eastAsia="es-CO"/>
         </w:rPr>
-        <w:t xml:space="preserve">Los depósitos en tránsito y los cheques pendientes constituyen ejemplos clásicos de partidas conciliatorias. Los primeros corresponden a valores ya registrados en libros por la organización, pero que aún no han sido abonados por la entidad financiera en el extracto de la fecha de corte. Los segundos se refieren a cheques o pagos ya </w:t>
+        <w:t xml:space="preserve">Los depósitos en tránsito y los cheques pendientes constituyen ejemplos clásicos de partidas conciliatorias. Los primeros corresponden a valores ya registrados en libros </w:t>
       </w:r>
       <w:r>
         <w:rPr>
           <w:lang w:val="es-419" w:eastAsia="es-CO"/>
         </w:rPr>
         <w:lastRenderedPageBreak/>
-        <w:t>reconocidos contablemente, pero que todavía no han sido cobrados o debitados por el banco.</w:t>
+        <w:t>por la organización, pero que aún no han sido abonados por la entidad financiera en el extracto de la fecha de corte. Los segundos se refieren a cheques o pagos ya reconocidos contablemente, pero que todavía no han sido cobrados o debitados por el banco.</w:t>
       </w:r>
     </w:p>
     <w:p>
@@ -3728,14 +4024,14 @@
         <w:rPr>
           <w:lang w:val="es-419" w:eastAsia="es-CO"/>
         </w:rPr>
-        <w:t xml:space="preserve">De forma similar, si un cheque ya fue girado y registrado, pero aún no ha sido cobrado por el beneficiario, su efecto permanece en la diferencia conciliatoria hasta el momento del débito efectivo. Este seguimiento evita eliminar indebidamente partidas </w:t>
+        <w:t xml:space="preserve">De forma similar, si un cheque ya fue girado y registrado, pero aún no ha sido cobrado por el beneficiario, su efecto permanece en la diferencia conciliatoria hasta el </w:t>
       </w:r>
       <w:r>
         <w:rPr>
           <w:lang w:val="es-419" w:eastAsia="es-CO"/>
         </w:rPr>
         <w:lastRenderedPageBreak/>
-        <w:t>aún vigentes y sostiene la trazabilidad del proceso. Desde una perspectiva operativa, estas partidas evidencian que el manejo del efectivo requiere disciplina documental.</w:t>
+        <w:t>momento del débito efectivo. Este seguimiento evita eliminar indebidamente partidas aún vigentes y sostiene la trazabilidad del proceso. Desde una perspectiva operativa, estas partidas evidencian que el manejo del efectivo requiere disciplina documental.</w:t>
       </w:r>
     </w:p>
     <w:p>
@@ -3819,7 +4115,19 @@
         <w:rPr>
           <w:lang w:val="es-419" w:eastAsia="es-CO"/>
         </w:rPr>
-        <w:t>Una empresa registra el 30 de abril una consignación por $1.200.000 y conserva el soporte bancario. Al revisar el extracto con corte al mismo día, el valor aún no aparece abonado, por lo que el depósito se clasifica como depósito en tránsito.</w:t>
+        <w:t>Una empresa registra el 30 de abril una consignación por $</w:t>
+      </w:r>
+      <w:r>
+        <w:rPr>
+          <w:lang w:val="es-419" w:eastAsia="es-CO"/>
+        </w:rPr>
+        <w:t xml:space="preserve"> </w:t>
+      </w:r>
+      <w:r>
+        <w:rPr>
+          <w:lang w:val="es-419" w:eastAsia="es-CO"/>
+        </w:rPr>
+        <w:t>1.200.000 y conserva el soporte bancario. Al revisar el extracto con corte al mismo día, el valor aún no aparece abonado, por lo que el depósito se clasifica como depósito en tránsito.</w:t>
       </w:r>
     </w:p>
     <w:p>
@@ -3844,7 +4152,19 @@
         <w:rPr>
           <w:lang w:val="es-419" w:eastAsia="es-CO"/>
         </w:rPr>
-        <w:t>, además, el 28 de abril se expidió un cheque por $480.000 a un proveedor y el extracto todavía no refleja el débito</w:t>
+        <w:t>, además, el 28 de abril se expidió un cheque por $</w:t>
+      </w:r>
+      <w:r>
+        <w:rPr>
+          <w:lang w:val="es-419" w:eastAsia="es-CO"/>
+        </w:rPr>
+        <w:t xml:space="preserve"> </w:t>
+      </w:r>
+      <w:r>
+        <w:rPr>
+          <w:lang w:val="es-419" w:eastAsia="es-CO"/>
+        </w:rPr>
+        <w:t>480.000 a un proveedor y el extracto todavía no refleja el débito</w:t>
       </w:r>
       <w:r>
         <w:rPr>
@@ -3877,20 +4197,26 @@
         <w:rPr>
           <w:lang w:val="es-419" w:eastAsia="es-CO"/>
         </w:rPr>
-        <w:t>Una vez identificadas las diferencias entre el saldo en libros y el saldo en bancos, el análisis preliminar debe orientarse a clasificar cada partida según su naturaleza. El procedimiento PR-ADF-0114 de la DIAN indica que la conciliación busca determinar diferencias entre saldos y movimientos y realizar los trámites correspondientes.</w:t>
-      </w:r>
-    </w:p>
-    <w:p>
-      <w:pPr>
-        <w:rPr>
-          <w:lang w:val="es-419" w:eastAsia="es-CO"/>
-        </w:rPr>
-      </w:pPr>
+        <w:t xml:space="preserve">Una vez identificadas las diferencias entre el saldo en libros y el saldo en bancos, el análisis preliminar debe orientarse a clasificar cada partida según su naturaleza. El </w:t>
+      </w:r>
       <w:r>
         <w:rPr>
           <w:lang w:val="es-419" w:eastAsia="es-CO"/>
         </w:rPr>
         <w:lastRenderedPageBreak/>
+        <w:t>procedimiento PR-ADF-0114 de la DIAN indica que la conciliación busca determinar diferencias entre saldos y movimientos y realizar los trámites correspondientes.</w:t>
+      </w:r>
+    </w:p>
+    <w:p>
+      <w:pPr>
+        <w:rPr>
+          <w:lang w:val="es-419" w:eastAsia="es-CO"/>
+        </w:rPr>
+      </w:pPr>
+      <w:r>
+        <w:rPr>
+          <w:lang w:val="es-419" w:eastAsia="es-CO"/>
+        </w:rPr>
         <w:t>A su vez, otros procedimientos financieros de la entidad muestran que, una vez recibido el formato de conciliación, debe verificarse si existen o no partidas conciliatorias y proceder a su identificación, organización y archivo. Esto confirma que el análisis preliminar no es una revisión superficial, sino una etapa de clasificación técnica que antecede a la decisión sobre ajustes o seguimientos. En esta fase, el análisis se orienta a partir de los siguientes criterios:</w:t>
       </w:r>
     </w:p>
@@ -4011,20 +4337,26 @@
         <w:rPr>
           <w:lang w:val="es-419" w:eastAsia="es-CO"/>
         </w:rPr>
-        <w:t>El ajuste no constituye una reacción automática frente a cualquier diferencia, sino el resultado de un análisis previo soportado. Solo después de verificar la causa de la diferencia, examinar su evidencia y determinar su efecto sobre el saldo, resulta procedente incorporar el ajuste al registro contable.</w:t>
-      </w:r>
-    </w:p>
-    <w:p>
-      <w:pPr>
-        <w:rPr>
-          <w:lang w:val="es-419" w:eastAsia="es-CO"/>
-        </w:rPr>
-      </w:pPr>
+        <w:t xml:space="preserve">El ajuste no constituye una reacción automática frente a cualquier diferencia, sino el resultado de un análisis previo soportado. Solo después de verificar la causa de </w:t>
+      </w:r>
       <w:r>
         <w:rPr>
           <w:lang w:val="es-419" w:eastAsia="es-CO"/>
         </w:rPr>
         <w:lastRenderedPageBreak/>
+        <w:t>la diferencia, examinar su evidencia y determinar su efecto sobre el saldo, resulta procedente incorporar el ajuste al registro contable.</w:t>
+      </w:r>
+    </w:p>
+    <w:p>
+      <w:pPr>
+        <w:rPr>
+          <w:lang w:val="es-419" w:eastAsia="es-CO"/>
+        </w:rPr>
+      </w:pPr>
+      <w:r>
+        <w:rPr>
+          <w:lang w:val="es-419" w:eastAsia="es-CO"/>
+        </w:rPr>
         <w:t>Esta práctica es coherente con la obligación de registrar los hechos económicos con fundamento en comprobantes debidamente soportados y con la necesidad de conservar una conciliación clara, trazable y revisable (Decreto 2649, 1993).</w:t>
       </w:r>
     </w:p>
@@ -4189,8 +4521,9 @@
       <w:pPr>
         <w:pStyle w:val="Ttulo2"/>
       </w:pPr>
-      <w:bookmarkStart w:id="4" w:name="_Toc230768073"/>
-      <w:r>
+      <w:bookmarkStart w:id="4" w:name="_Toc231592891"/>
+      <w:r>
+        <w:lastRenderedPageBreak/>
         <w:t>Reporte de la conciliación</w:t>
       </w:r>
       <w:bookmarkEnd w:id="4"/>
@@ -4205,60 +4538,54 @@
         <w:rPr>
           <w:lang w:val="es-419" w:eastAsia="es-CO"/>
         </w:rPr>
-        <w:t xml:space="preserve">El reporte de la conciliación es la evidencia formal del análisis efectuado sobre los saldos y movimientos comparados entre la contabilidad y el extracto bancario. En el procedimiento PR-ADF-0114, la DIAN señala que el proceso de conciliación finaliza con </w:t>
-      </w:r>
-      <w:r>
-        <w:rPr>
-          <w:lang w:val="es-419" w:eastAsia="es-CO"/>
-        </w:rPr>
+        <w:t>El reporte de la conciliación es la evidencia formal del análisis efectuado sobre los saldos y movimientos comparados entre la contabilidad y el extracto bancario. En el procedimiento PR-ADF-0114, la DIAN señala que el proceso de conciliación finaliza con la presentación, identificación, organización y archivo de las conciliaciones y sus correspondientes soportes.</w:t>
+      </w:r>
+    </w:p>
+    <w:p>
+      <w:pPr>
+        <w:rPr>
+          <w:lang w:val="es-419" w:eastAsia="es-CO"/>
+        </w:rPr>
+      </w:pPr>
+      <w:r>
+        <w:rPr>
+          <w:lang w:val="es-419" w:eastAsia="es-CO"/>
+        </w:rPr>
+        <w:t>Esto implica que el resultado del ejercicio no se limita a una revisión verbal o a anotaciones dispersas, sino que se consolida en un documento estructurado, verificable y útil para el control posterior. Además, la entidad dispone que las conciliaciones bancarias se elaboren con periodicidad mensual dentro de los diez primeros días hábiles del mes siguiente al mes conciliado, lo que refuerza la necesidad de reportes oportunos, completos y comparables entre períodos.</w:t>
+      </w:r>
+    </w:p>
+    <w:p>
+      <w:pPr>
+        <w:rPr>
+          <w:lang w:val="es-419" w:eastAsia="es-CO"/>
+        </w:rPr>
+      </w:pPr>
+      <w:r>
+        <w:rPr>
+          <w:lang w:val="es-419" w:eastAsia="es-CO"/>
+        </w:rPr>
+        <w:t>Desde la perspectiva contable, el reporte cumple una función técnica y una función de control. La función técnica consiste en mostrar cómo se explica la diferencia entre el saldo en libros y el saldo en bancos; la función de control consiste en dejar trazabilidad sobre lo revisado, lo pendiente y lo que debe ajustarse o seguirse en el período siguiente.</w:t>
+      </w:r>
+    </w:p>
+    <w:p>
+      <w:pPr>
+        <w:rPr>
+          <w:lang w:val="es-419" w:eastAsia="es-CO"/>
+        </w:rPr>
+      </w:pPr>
+      <w:r>
+        <w:rPr>
+          <w:lang w:val="es-419" w:eastAsia="es-CO"/>
+        </w:rPr>
+        <w:t>Esta lógica es coherente con el Decreto 2649 de 1993, que exige que los soportes se conserven de manera que sea posible su verificación, y que los comprobantes de contabilidad guarden correspondencia con los asientos en los libros auxiliares y en los registros cronológicos de las operaciones (Decreto 2649, 1993).</w:t>
+      </w:r>
+    </w:p>
+    <w:p>
+      <w:pPr>
+        <w:pStyle w:val="Ttulo3"/>
+      </w:pPr>
+      <w:r>
         <w:lastRenderedPageBreak/>
-        <w:t>la presentación, identificación, organización y archivo de las conciliaciones y sus correspondientes soportes.</w:t>
-      </w:r>
-    </w:p>
-    <w:p>
-      <w:pPr>
-        <w:rPr>
-          <w:lang w:val="es-419" w:eastAsia="es-CO"/>
-        </w:rPr>
-      </w:pPr>
-      <w:r>
-        <w:rPr>
-          <w:lang w:val="es-419" w:eastAsia="es-CO"/>
-        </w:rPr>
-        <w:t>Esto implica que el resultado del ejercicio no se limita a una revisión verbal o a anotaciones dispersas, sino que se consolida en un documento estructurado, verificable y útil para el control posterior. Además, la entidad dispone que las conciliaciones bancarias se elaboren con periodicidad mensual dentro de los diez primeros días hábiles del mes siguiente al mes conciliado, lo que refuerza la necesidad de reportes oportunos, completos y comparables entre períodos.</w:t>
-      </w:r>
-    </w:p>
-    <w:p>
-      <w:pPr>
-        <w:rPr>
-          <w:lang w:val="es-419" w:eastAsia="es-CO"/>
-        </w:rPr>
-      </w:pPr>
-      <w:r>
-        <w:rPr>
-          <w:lang w:val="es-419" w:eastAsia="es-CO"/>
-        </w:rPr>
-        <w:t>Desde la perspectiva contable, el reporte cumple una función técnica y una función de control. La función técnica consiste en mostrar cómo se explica la diferencia entre el saldo en libros y el saldo en bancos; la función de control consiste en dejar trazabilidad sobre lo revisado, lo pendiente y lo que debe ajustarse o seguirse en el período siguiente.</w:t>
-      </w:r>
-    </w:p>
-    <w:p>
-      <w:pPr>
-        <w:rPr>
-          <w:lang w:val="es-419" w:eastAsia="es-CO"/>
-        </w:rPr>
-      </w:pPr>
-      <w:r>
-        <w:rPr>
-          <w:lang w:val="es-419" w:eastAsia="es-CO"/>
-        </w:rPr>
-        <w:t>Esta lógica es coherente con el Decreto 2649 de 1993, que exige que los soportes se conserven de manera que sea posible su verificación, y que los comprobantes de contabilidad guarden correspondencia con los asientos en los libros auxiliares y en los registros cronológicos de las operaciones (Decreto 2649, 1993).</w:t>
-      </w:r>
-    </w:p>
-    <w:p>
-      <w:pPr>
-        <w:pStyle w:val="Ttulo3"/>
-      </w:pPr>
-      <w:r>
         <w:t>Matriz e informe de conciliación</w:t>
       </w:r>
     </w:p>
@@ -4285,7 +4612,6 @@
         <w:rPr>
           <w:lang w:val="es-419" w:eastAsia="es-CO"/>
         </w:rPr>
-        <w:lastRenderedPageBreak/>
         <w:t>En el instructivo IN-ADF-0180, la DIAN precisa que los resultados del ejercicio deben consignarse en el formato “FT-ADF-1512 Conciliación Bancaria” y que, para preparar la conciliación, se requiere reunir extracto bancario, reporte de movimientos, conciliación del mes anterior, comprobantes de egreso, copias de consignaciones y chequera. Esto evidencia que la matriz y el informe no son formatos aislados, sino herramientas que organizan información previamente verificada y soportada.</w:t>
       </w:r>
     </w:p>
@@ -4343,6 +4669,7 @@
         <w:rPr>
           <w:rStyle w:val="Ttulo5Car"/>
         </w:rPr>
+        <w:lastRenderedPageBreak/>
         <w:t>Saldo en libros.</w:t>
       </w:r>
       <w:r>
@@ -4418,7 +4745,6 @@
         <w:rPr>
           <w:rStyle w:val="Ttulo5Car"/>
         </w:rPr>
-        <w:lastRenderedPageBreak/>
         <w:t>Ajustes requeridos.</w:t>
       </w:r>
       <w:r>
@@ -4545,27 +4871,27 @@
         <w:rPr>
           <w:lang w:val="es-419" w:eastAsia="es-CO"/>
         </w:rPr>
-        <w:t>Los soportes documentales son el fundamento probatorio del reporte de conciliación. El Decreto 2649 de 1993 dispone que los soportes deben adherirse a los comprobantes de contabilidad o conservarse archivados en orden cronológico y de forma que sea posible su verificación; además, señala que los comprobantes deben prepararse con fundamento en esos soportes, numerarse consecutivamente e indicar fecha, origen, descripción, cuantía y cuentas afectadas.</w:t>
-      </w:r>
-    </w:p>
-    <w:p>
-      <w:pPr>
-        <w:rPr>
-          <w:lang w:val="es-419" w:eastAsia="es-CO"/>
-        </w:rPr>
-      </w:pPr>
-      <w:r>
-        <w:rPr>
-          <w:lang w:val="es-419" w:eastAsia="es-CO"/>
-        </w:rPr>
-        <w:t xml:space="preserve">A ello se suma el Código de Comercio, que exige la debida correspondencia entre los asientos de los libros y los comprobantes y ordena conservar los libros y papeles </w:t>
+        <w:t xml:space="preserve">Los soportes documentales son el fundamento probatorio del reporte de conciliación. El Decreto 2649 de 1993 dispone que los soportes deben adherirse a los comprobantes de contabilidad o conservarse archivados en orden cronológico y de </w:t>
       </w:r>
       <w:r>
         <w:rPr>
           <w:lang w:val="es-419" w:eastAsia="es-CO"/>
         </w:rPr>
         <w:lastRenderedPageBreak/>
-        <w:t>contables por al menos diez años. En consecuencia, una conciliación carece de solidez técnica si sus diferencias no pueden rastrearse hasta el soporte que las explica.</w:t>
+        <w:t>forma que sea posible su verificación; además, señala que los comprobantes deben prepararse con fundamento en esos soportes, numerarse consecutivamente e indicar fecha, origen, descripción, cuantía y cuentas afectadas.</w:t>
+      </w:r>
+    </w:p>
+    <w:p>
+      <w:pPr>
+        <w:rPr>
+          <w:lang w:val="es-419" w:eastAsia="es-CO"/>
+        </w:rPr>
+      </w:pPr>
+      <w:r>
+        <w:rPr>
+          <w:lang w:val="es-419" w:eastAsia="es-CO"/>
+        </w:rPr>
+        <w:t>A ello se suma el Código de Comercio, que exige la debida correspondencia entre los asientos de los libros y los comprobantes y ordena conservar los libros y papeles contables por al menos diez años. En consecuencia, una conciliación carece de solidez técnica si sus diferencias no pueden rastrearse hasta el soporte que las explica.</w:t>
       </w:r>
     </w:p>
     <w:p>
@@ -4697,6 +5023,7 @@
         <w:rPr>
           <w:rStyle w:val="Ttulo5Car"/>
         </w:rPr>
+        <w:lastRenderedPageBreak/>
         <w:t>Matriz o formato de conciliación.</w:t>
       </w:r>
       <w:r>
@@ -4728,68 +5055,86 @@
         <w:rPr>
           <w:lang w:val="es-419" w:eastAsia="es-CO"/>
         </w:rPr>
-        <w:t xml:space="preserve"> Informe que consolida el resultado de la conciliación, se revisa, se firma y se archiva junto con todos los soportes.</w:t>
-      </w:r>
-    </w:p>
-    <w:p>
-      <w:pPr>
-        <w:rPr>
-          <w:lang w:val="es-419" w:eastAsia="es-CO"/>
-        </w:rPr>
-      </w:pPr>
+        <w:t xml:space="preserve"> Informe que consolida el resultado de la conciliación</w:t>
+      </w:r>
+      <w:r>
+        <w:rPr>
+          <w:lang w:val="es-419" w:eastAsia="es-CO"/>
+        </w:rPr>
+        <w:t>;</w:t>
+      </w:r>
+      <w:r>
+        <w:rPr>
+          <w:lang w:val="es-419" w:eastAsia="es-CO"/>
+        </w:rPr>
+        <w:t xml:space="preserve"> se revisa, se firma y se archiva junto con todos los soportes.</w:t>
+      </w:r>
+    </w:p>
+    <w:p>
+      <w:pPr>
+        <w:rPr>
+          <w:lang w:val="es-419" w:eastAsia="es-CO"/>
+        </w:rPr>
+      </w:pPr>
+      <w:r>
+        <w:rPr>
+          <w:lang w:val="es-419" w:eastAsia="es-CO"/>
+        </w:rPr>
+        <w:t>Esta secuencia permite asegurar que cada diferencia identificada en la conciliación pueda explicarse mediante una cadena documental clara, organizada y verificable, fortaleciendo el control y la confiabilidad de la información contable.</w:t>
+      </w:r>
+    </w:p>
+    <w:p>
+      <w:pPr>
+        <w:pStyle w:val="Ttulo3"/>
+      </w:pPr>
+      <w:r>
+        <w:t>Recomendaciones y seguimiento</w:t>
+      </w:r>
+    </w:p>
+    <w:p>
+      <w:pPr>
+        <w:rPr>
+          <w:lang w:val="es-419" w:eastAsia="es-CO"/>
+        </w:rPr>
+      </w:pPr>
+      <w:r>
+        <w:rPr>
+          <w:lang w:val="es-419" w:eastAsia="es-CO"/>
+        </w:rPr>
+        <w:t>El reporte de conciliación no debe cerrarse únicamente con la descripción de las diferencias; también debe incorporar recomendaciones y acciones de seguimiento. El procedimiento PR-ADF-0114 indica que, como política contable, las áreas responsables deben adelantar de forma permanente las acciones necesarias para la depuración de las partidas conciliatorias en el menor tiempo posible.</w:t>
+      </w:r>
+    </w:p>
+    <w:p>
+      <w:pPr>
+        <w:rPr>
+          <w:lang w:val="es-419" w:eastAsia="es-CO"/>
+        </w:rPr>
+      </w:pPr>
+      <w:r>
+        <w:rPr>
+          <w:lang w:val="es-419" w:eastAsia="es-CO"/>
+        </w:rPr>
+        <w:t>Además, establece que las conciliaciones deben realizarse mensualmente dentro de los diez primeros días hábiles del mes siguiente, lo que evidencia que el seguimiento forma parte del alcance del proceso y que la conciliación constituye una herramienta para orientar decisiones correctivas y preventivas.</w:t>
+      </w:r>
+    </w:p>
+    <w:p>
+      <w:pPr>
+        <w:rPr>
+          <w:lang w:val="es-419" w:eastAsia="es-CO"/>
+        </w:rPr>
+      </w:pPr>
+      <w:r>
+        <w:rPr>
+          <w:lang w:val="es-419" w:eastAsia="es-CO"/>
+        </w:rPr>
+        <w:t xml:space="preserve">Las recomendaciones pueden dirigirse a distintos niveles: al registro contable, al control documental y al mejoramiento del procedimiento. Algunas se orientan a registrar oportunamente comisiones, abonos o notas bancarias no incorporadas; otras a fortalecer el archivo de consignaciones, comprobantes y relaciones de pagos; y otras a </w:t>
+      </w:r>
       <w:r>
         <w:rPr>
           <w:lang w:val="es-419" w:eastAsia="es-CO"/>
         </w:rPr>
         <w:lastRenderedPageBreak/>
-        <w:t>Esta secuencia permite asegurar que cada diferencia identificada en la conciliación pueda explicarse mediante una cadena documental clara, organizada y verificable, fortaleciendo el control y la confiabilidad de la información contable.</w:t>
-      </w:r>
-    </w:p>
-    <w:p>
-      <w:pPr>
-        <w:pStyle w:val="Ttulo3"/>
-      </w:pPr>
-      <w:r>
-        <w:t>Recomendaciones y seguimiento</w:t>
-      </w:r>
-    </w:p>
-    <w:p>
-      <w:pPr>
-        <w:rPr>
-          <w:lang w:val="es-419" w:eastAsia="es-CO"/>
-        </w:rPr>
-      </w:pPr>
-      <w:r>
-        <w:rPr>
-          <w:lang w:val="es-419" w:eastAsia="es-CO"/>
-        </w:rPr>
-        <w:t>El reporte de conciliación no debe cerrarse únicamente con la descripción de las diferencias; también debe incorporar recomendaciones y acciones de seguimiento. El procedimiento PR-ADF-0114 indica que, como política contable, las áreas responsables deben adelantar de forma permanente las acciones necesarias para la depuración de las partidas conciliatorias en el menor tiempo posible.</w:t>
-      </w:r>
-    </w:p>
-    <w:p>
-      <w:pPr>
-        <w:rPr>
-          <w:lang w:val="es-419" w:eastAsia="es-CO"/>
-        </w:rPr>
-      </w:pPr>
-      <w:r>
-        <w:rPr>
-          <w:lang w:val="es-419" w:eastAsia="es-CO"/>
-        </w:rPr>
-        <w:t>Además, establece que las conciliaciones deben realizarse mensualmente dentro de los diez primeros días hábiles del mes siguiente, lo que evidencia que el seguimiento forma parte del alcance del proceso y que la conciliación constituye una herramienta para orientar decisiones correctivas y preventivas.</w:t>
-      </w:r>
-    </w:p>
-    <w:p>
-      <w:pPr>
-        <w:rPr>
-          <w:lang w:val="es-419" w:eastAsia="es-CO"/>
-        </w:rPr>
-      </w:pPr>
-      <w:r>
-        <w:rPr>
-          <w:lang w:val="es-419" w:eastAsia="es-CO"/>
-        </w:rPr>
-        <w:t>Las recomendaciones pueden dirigirse a distintos niveles: al registro contable, al control documental y al mejoramiento del procedimiento. Algunas se orientan a registrar oportunamente comisiones, abonos o notas bancarias no incorporadas; otras a fortalecer el archivo de consignaciones, comprobantes y relaciones de pagos; y otras a reducir el tiempo entre la ocurrencia del movimiento y su registro o establecer revisiones previas antes del cierre mensual.</w:t>
+        <w:t>reducir el tiempo entre la ocurrencia del movimiento y su registro o establecer revisiones previas antes del cierre mensual.</w:t>
       </w:r>
     </w:p>
     <w:p>
@@ -4815,7 +5160,6 @@
         <w:rPr>
           <w:lang w:val="es-419" w:eastAsia="es-CO"/>
         </w:rPr>
-        <w:lastRenderedPageBreak/>
         <w:t>El seguimiento consiste en verificar si las partidas pendientes del período anterior fueron resueltas, si los ajustes propuestos se registraron efectivamente y si persisten diferencias que ameriten una revisión más profunda.</w:t>
       </w:r>
     </w:p>
@@ -4937,6 +5281,7 @@
         <w:rPr>
           <w:rStyle w:val="Ttulo5Car"/>
         </w:rPr>
+        <w:lastRenderedPageBreak/>
         <w:t xml:space="preserve">Reincidencia de diferencias por registros tardíos. </w:t>
       </w:r>
       <w:r>
@@ -4961,9 +5306,107 @@
     </w:p>
     <w:p>
       <w:pPr>
+        <w:rPr>
+          <w:lang w:val="es-419" w:eastAsia="es-CO"/>
+        </w:rPr>
+      </w:pPr>
+    </w:p>
+    <w:p>
+      <w:pPr>
+        <w:rPr>
+          <w:lang w:val="es-419" w:eastAsia="es-CO"/>
+        </w:rPr>
+      </w:pPr>
+    </w:p>
+    <w:p>
+      <w:pPr>
+        <w:rPr>
+          <w:lang w:val="es-419" w:eastAsia="es-CO"/>
+        </w:rPr>
+      </w:pPr>
+    </w:p>
+    <w:p>
+      <w:pPr>
+        <w:rPr>
+          <w:lang w:val="es-419" w:eastAsia="es-CO"/>
+        </w:rPr>
+      </w:pPr>
+    </w:p>
+    <w:p>
+      <w:pPr>
+        <w:rPr>
+          <w:lang w:val="es-419" w:eastAsia="es-CO"/>
+        </w:rPr>
+      </w:pPr>
+    </w:p>
+    <w:p>
+      <w:pPr>
+        <w:rPr>
+          <w:lang w:val="es-419" w:eastAsia="es-CO"/>
+        </w:rPr>
+      </w:pPr>
+    </w:p>
+    <w:p>
+      <w:pPr>
+        <w:rPr>
+          <w:lang w:val="es-419" w:eastAsia="es-CO"/>
+        </w:rPr>
+      </w:pPr>
+    </w:p>
+    <w:p>
+      <w:pPr>
+        <w:rPr>
+          <w:lang w:val="es-419" w:eastAsia="es-CO"/>
+        </w:rPr>
+      </w:pPr>
+    </w:p>
+    <w:p>
+      <w:pPr>
+        <w:rPr>
+          <w:lang w:val="es-419" w:eastAsia="es-CO"/>
+        </w:rPr>
+      </w:pPr>
+    </w:p>
+    <w:p>
+      <w:pPr>
+        <w:rPr>
+          <w:lang w:val="es-419" w:eastAsia="es-CO"/>
+        </w:rPr>
+      </w:pPr>
+    </w:p>
+    <w:p>
+      <w:pPr>
+        <w:rPr>
+          <w:lang w:val="es-419" w:eastAsia="es-CO"/>
+        </w:rPr>
+      </w:pPr>
+    </w:p>
+    <w:p>
+      <w:pPr>
+        <w:rPr>
+          <w:lang w:val="es-419" w:eastAsia="es-CO"/>
+        </w:rPr>
+      </w:pPr>
+    </w:p>
+    <w:p>
+      <w:pPr>
+        <w:rPr>
+          <w:lang w:val="es-419" w:eastAsia="es-CO"/>
+        </w:rPr>
+      </w:pPr>
+    </w:p>
+    <w:p>
+      <w:pPr>
+        <w:rPr>
+          <w:lang w:val="es-419" w:eastAsia="es-CO"/>
+        </w:rPr>
+      </w:pPr>
+    </w:p>
+    <w:p>
+      <w:pPr>
         <w:pStyle w:val="Ttulo1"/>
       </w:pPr>
-      <w:bookmarkStart w:id="5" w:name="_Toc230768074"/>
+      <w:bookmarkStart w:id="5" w:name="_Toc231592892"/>
       <w:r>
         <w:lastRenderedPageBreak/>
         <w:t>Identificación de errores, omisiones e inconsistencias contables</w:t>
@@ -5013,7 +5456,7 @@
       <w:pPr>
         <w:pStyle w:val="Ttulo2"/>
       </w:pPr>
-      <w:bookmarkStart w:id="6" w:name="_Toc230768075"/>
+      <w:bookmarkStart w:id="6" w:name="_Toc231592893"/>
       <w:r>
         <w:t>T</w:t>
       </w:r>
@@ -5262,7 +5705,31 @@
         <w:rPr>
           <w:lang w:val="es-419" w:eastAsia="es-CO"/>
         </w:rPr>
-        <w:t>Además, antes de emitir estados financieros, la administración debe cerciorarse de que se cumplen afirmaciones como existencia, integridad, valuación, presentación y revelación. Por ello, si un valor quedó mal registrado, si la cuenta no corresponde a la naturaleza del hecho o si la descripción no permite entender la transacción, se afecta la razonabilidad de la información y procede la revisión del asiento y su corrección. El mismo Decreto 2649 señala que antes de emitir estados financieros deben efectuarse los ajustes necesarios para registrar hechos no reconocidos y corregir asientos elaborados incorrectamente.</w:t>
+        <w:t>Además, antes de emitir estados financieros, la administración debe cerciorarse de que se cumplen afirmaciones como existencia, integridad, valuación, presentación y revelación. Por ello, si un valor quedó mal registrado, si la cuenta no corresponde a la naturaleza del hecho o si la descripción no permite entender la transacción, se afecta la razonabilidad de la información y procede la revisión del asiento y su corrección. El mismo Decreto 2649 señala que</w:t>
+      </w:r>
+      <w:r>
+        <w:rPr>
+          <w:lang w:val="es-419" w:eastAsia="es-CO"/>
+        </w:rPr>
+        <w:t>,</w:t>
+      </w:r>
+      <w:r>
+        <w:rPr>
+          <w:lang w:val="es-419" w:eastAsia="es-CO"/>
+        </w:rPr>
+        <w:t xml:space="preserve"> antes de emitir estados financieros</w:t>
+      </w:r>
+      <w:r>
+        <w:rPr>
+          <w:lang w:val="es-419" w:eastAsia="es-CO"/>
+        </w:rPr>
+        <w:t>,</w:t>
+      </w:r>
+      <w:r>
+        <w:rPr>
+          <w:lang w:val="es-419" w:eastAsia="es-CO"/>
+        </w:rPr>
+        <w:t xml:space="preserve"> deben efectuarse los ajustes necesarios para registrar hechos no reconocidos y corregir asientos elaborados incorrectamente.</w:t>
       </w:r>
     </w:p>
     <w:p>
@@ -5283,7 +5750,31 @@
         <w:rPr>
           <w:lang w:val="es-419" w:eastAsia="es-CO"/>
         </w:rPr>
-        <w:t>Si una entidad compra papelería por $850.000 y el asiento contable queda registrado por $8.500.000, la operación existe y tiene soporte, pero el registro presenta un error de contabilización por cuantía equivocada.</w:t>
+        <w:t>Si una entidad compra papelería por $</w:t>
+      </w:r>
+      <w:r>
+        <w:rPr>
+          <w:lang w:val="es-419" w:eastAsia="es-CO"/>
+        </w:rPr>
+        <w:t xml:space="preserve"> </w:t>
+      </w:r>
+      <w:r>
+        <w:rPr>
+          <w:lang w:val="es-419" w:eastAsia="es-CO"/>
+        </w:rPr>
+        <w:t>850.000 y el asiento contable queda registrado por $</w:t>
+      </w:r>
+      <w:r>
+        <w:rPr>
+          <w:lang w:val="es-419" w:eastAsia="es-CO"/>
+        </w:rPr>
+        <w:t xml:space="preserve"> </w:t>
+      </w:r>
+      <w:r>
+        <w:rPr>
+          <w:lang w:val="es-419" w:eastAsia="es-CO"/>
+        </w:rPr>
+        <w:t>8.500.000, la operación existe y tiene soporte, pero el registro presenta un error de contabilización por cuantía equivocada.</w:t>
       </w:r>
     </w:p>
     <w:p>
@@ -5949,7 +6440,7 @@
       <w:pPr>
         <w:pStyle w:val="Ttulo2"/>
       </w:pPr>
-      <w:bookmarkStart w:id="7" w:name="_Toc230768076"/>
+      <w:bookmarkStart w:id="7" w:name="_Toc231592894"/>
       <w:r>
         <w:t>Verificación y análisis de diferencias</w:t>
       </w:r>
@@ -6433,6 +6924,19 @@
     </w:p>
     <w:p>
       <w:pPr>
+        <w:rPr>
+          <w:lang w:val="es-419" w:eastAsia="es-CO"/>
+        </w:rPr>
+      </w:pPr>
+      <w:r>
+        <w:rPr>
+          <w:lang w:val="es-419" w:eastAsia="es-CO"/>
+        </w:rPr>
+        <w:t>“Para profundizar sobre el tema, consulte el documento “Anexo 4 del Decreto 2420 de 2015”, ubicado en la carpeta de Anexos”.</w:t>
+      </w:r>
+    </w:p>
+    <w:p>
+      <w:pPr>
         <w:pStyle w:val="Ttulo4"/>
       </w:pPr>
       <w:r>
@@ -6449,7 +6953,31 @@
         <w:rPr>
           <w:lang w:val="es-419" w:eastAsia="es-CO"/>
         </w:rPr>
-        <w:t>Al cierre del mes, la empresa registra una cuenta por pagar a un proveedor por $6.250.000, pero el proveedor remite un estado de cuenta por $6.600.000. Antes de ajustar, conviene solicitar confirmación del saldo y revisar si la diferencia obedece a una factura no registrada, a una nota débito aplicada por el proveedor o a un pago que aún no ha sido reconocido por una de las partes.</w:t>
+        <w:t>Al cierre del mes, la empresa registra una cuenta por pagar a un proveedor por $</w:t>
+      </w:r>
+      <w:r>
+        <w:rPr>
+          <w:lang w:val="es-419" w:eastAsia="es-CO"/>
+        </w:rPr>
+        <w:t xml:space="preserve"> </w:t>
+      </w:r>
+      <w:r>
+        <w:rPr>
+          <w:lang w:val="es-419" w:eastAsia="es-CO"/>
+        </w:rPr>
+        <w:t>6.250.000, pero el proveedor remite un estado de cuenta por $</w:t>
+      </w:r>
+      <w:r>
+        <w:rPr>
+          <w:lang w:val="es-419" w:eastAsia="es-CO"/>
+        </w:rPr>
+        <w:t xml:space="preserve"> </w:t>
+      </w:r>
+      <w:r>
+        <w:rPr>
+          <w:lang w:val="es-419" w:eastAsia="es-CO"/>
+        </w:rPr>
+        <w:t>6.600.000. Antes de ajustar, conviene solicitar confirmación del saldo y revisar si la diferencia obedece a una factura no registrada, a una nota débito aplicada por el proveedor o a un pago que aún no ha sido reconocido por una de las partes.</w:t>
       </w:r>
     </w:p>
     <w:p>
@@ -6701,7 +7229,7 @@
         <w:rPr>
           <w:lang w:val="es-419" w:eastAsia="es-CO"/>
         </w:rPr>
-        <w:t xml:space="preserve">       </w:t>
+        <w:t xml:space="preserve"> </w:t>
       </w:r>
       <w:r>
         <w:rPr>
@@ -7055,14 +7583,50 @@
         <w:rPr>
           <w:lang w:val="es-419" w:eastAsia="es-CO"/>
         </w:rPr>
-        <w:t>Al revisar una cuenta por cobrar, el auxiliar presenta un saldo de $12.300.000, mientras que el estado de cuenta del cliente refleja $11.900.000. Después de validar los soportes, se encuentra que existe una nota crédito por $400.000 emitida antes del cierre, pero aún no contabilizada. En este caso, la causa de la diferencia no es un problema del cliente ni una falla del sistema externo, sino una omisión interna en el reconocimiento de la nota crédito. El análisis causal permite sustentar el ajuste y evitar que la diferencia permanezca sin explicación en el siguiente período.</w:t>
+        <w:t>Al revisar una cuenta por cobrar, el auxiliar presenta un saldo de $</w:t>
+      </w:r>
+      <w:r>
+        <w:rPr>
+          <w:lang w:val="es-419" w:eastAsia="es-CO"/>
+        </w:rPr>
+        <w:t xml:space="preserve"> </w:t>
+      </w:r>
+      <w:r>
+        <w:rPr>
+          <w:lang w:val="es-419" w:eastAsia="es-CO"/>
+        </w:rPr>
+        <w:t>12.300.000, mientras que el estado de cuenta del cliente refleja $</w:t>
+      </w:r>
+      <w:r>
+        <w:rPr>
+          <w:lang w:val="es-419" w:eastAsia="es-CO"/>
+        </w:rPr>
+        <w:t xml:space="preserve"> </w:t>
+      </w:r>
+      <w:r>
+        <w:rPr>
+          <w:lang w:val="es-419" w:eastAsia="es-CO"/>
+        </w:rPr>
+        <w:t>11.900.000. Después de validar los soportes, se encuentra que existe una nota crédito por $</w:t>
+      </w:r>
+      <w:r>
+        <w:rPr>
+          <w:lang w:val="es-419" w:eastAsia="es-CO"/>
+        </w:rPr>
+        <w:t xml:space="preserve"> </w:t>
+      </w:r>
+      <w:r>
+        <w:rPr>
+          <w:lang w:val="es-419" w:eastAsia="es-CO"/>
+        </w:rPr>
+        <w:t>400.000 emitida antes del cierre, pero aún no contabilizada. En este caso, la causa de la diferencia no es un problema del cliente ni una falla del sistema externo, sino una omisión interna en el reconocimiento de la nota crédito. El análisis causal permite sustentar el ajuste y evitar que la diferencia permanezca sin explicación en el siguiente período.</w:t>
       </w:r>
     </w:p>
     <w:p>
       <w:pPr>
         <w:pStyle w:val="Ttulo2"/>
       </w:pPr>
-      <w:bookmarkStart w:id="8" w:name="_Toc230768077"/>
+      <w:bookmarkStart w:id="8" w:name="_Toc231592895"/>
       <w:r>
         <w:t>Reporte de hallazgos contables</w:t>
       </w:r>
@@ -7960,7 +8524,19 @@
         <w:rPr>
           <w:lang w:val="es-419" w:eastAsia="es-CO"/>
         </w:rPr>
-        <w:t>La DIAN dispone revisar la consistencia de las cifras, analizar si los saldos corresponden a su naturaleza y efectuar ajustes, reprocesos o reclasificaciones cuando se determinen inconsistencias. Asimismo, establece que, si la información presenta inconsistencias en soportes o requisitos, debe solicitarse su corrección antes de continuar. Esto evidencia que el reporte de hallazgos constituye una práctica necesaria para sustentar decisiones y evitar que los errores permanezcan sin tratamiento (DIAN, 2022).</w:t>
+        <w:t xml:space="preserve">La DIAN dispone </w:t>
+      </w:r>
+      <w:r>
+        <w:rPr>
+          <w:lang w:val="es-419" w:eastAsia="es-CO"/>
+        </w:rPr>
+        <w:t xml:space="preserve">de </w:t>
+      </w:r>
+      <w:r>
+        <w:rPr>
+          <w:lang w:val="es-419" w:eastAsia="es-CO"/>
+        </w:rPr>
+        <w:t>revisar la consistencia de las cifras, analizar si los saldos corresponden a su naturaleza y efectuar ajustes, reprocesos o reclasificaciones cuando se determinen inconsistencias. Asimismo, establece que, si la información presenta inconsistencias en soportes o requisitos, debe solicitarse su corrección antes de continuar. Esto evidencia que el reporte de hallazgos constituye una práctica necesaria para sustentar decisiones y evitar que los errores permanezcan sin tratamiento (DIAN, 2022).</w:t>
       </w:r>
     </w:p>
     <w:p>
@@ -8667,7 +9243,7 @@
       <w:pPr>
         <w:pStyle w:val="Ttulo1"/>
       </w:pPr>
-      <w:bookmarkStart w:id="9" w:name="_Toc230768078"/>
+      <w:bookmarkStart w:id="9" w:name="_Toc231592896"/>
       <w:r>
         <w:lastRenderedPageBreak/>
         <w:t>Aplicación de políticas contables y ajuste del registro contable</w:t>
@@ -8784,9 +9360,22 @@
     </w:p>
     <w:p>
       <w:pPr>
+        <w:rPr>
+          <w:lang w:val="es-419" w:eastAsia="es-CO"/>
+        </w:rPr>
+      </w:pPr>
+      <w:r>
+        <w:rPr>
+          <w:lang w:val="es-419" w:eastAsia="es-CO"/>
+        </w:rPr>
+        <w:t>“Para profundizar sobre el tema, consulte el documento “Decreto_Anexo_3_de_2015.pdf”, ubicado en la carpeta de Anexos”.</w:t>
+      </w:r>
+    </w:p>
+    <w:p>
+      <w:pPr>
         <w:pStyle w:val="Ttulo2"/>
       </w:pPr>
-      <w:bookmarkStart w:id="10" w:name="_Toc230768079"/>
+      <w:bookmarkStart w:id="10" w:name="_Toc231592897"/>
       <w:r>
         <w:t>Criterios de aplicación de políticas contables</w:t>
       </w:r>
@@ -9136,7 +9725,7 @@
         <w:rPr>
           <w:lang w:val="es-419" w:eastAsia="es-CO"/>
         </w:rPr>
-        <w:t>No es lo mismo cambiar una clasificación porque el hecho económico ahora tiene otra naturaleza, que modificarla solo para alterar la apariencia de un rubro.</w:t>
+        <w:t>No es lo mismo cambiar una clasificación porque el hecho económico ahora tiene otra naturaleza que modificarla solo para alterar la apariencia de un rubro.</w:t>
       </w:r>
     </w:p>
     <w:p>
@@ -9699,7 +10288,7 @@
       <w:pPr>
         <w:pStyle w:val="Ttulo2"/>
       </w:pPr>
-      <w:bookmarkStart w:id="11" w:name="_Toc230768080"/>
+      <w:bookmarkStart w:id="11" w:name="_Toc231592898"/>
       <w:r>
         <w:t>Ajuste del registro contable</w:t>
       </w:r>
@@ -10338,7 +10927,7 @@
       <w:pPr>
         <w:pStyle w:val="Ttulo2"/>
       </w:pPr>
-      <w:bookmarkStart w:id="12" w:name="_Toc230768081"/>
+      <w:bookmarkStart w:id="12" w:name="_Toc231592899"/>
       <w:r>
         <w:t>Instrumentos para la corrección contable</w:t>
       </w:r>
@@ -10370,6 +10959,12 @@
         <w:lastRenderedPageBreak/>
         <w:t>Estas exigencias muestran que la corrección contable no se apoya en decisiones informales, sino en documentos y registros que hagan posible la verificación posterior. (Decreto 2649, 1993)</w:t>
       </w:r>
+      <w:r>
+        <w:rPr>
+          <w:lang w:val="es-419" w:eastAsia="es-CO"/>
+        </w:rPr>
+        <w:t>.</w:t>
+      </w:r>
     </w:p>
     <w:p>
       <w:pPr>
@@ -10428,7 +11023,19 @@
         <w:rPr>
           <w:lang w:val="es-419" w:eastAsia="es-CO"/>
         </w:rPr>
-        <w:t xml:space="preserve">Este instrumento adquiere mayor relevancia cuando se trata de errores detectados después del registro inicial. El mismo Decreto 2649 dispone que cualquier error u omisión debe salvarse con un nuevo asiento en la fecha en que se advirtiere, lo </w:t>
+        <w:t xml:space="preserve">Este instrumento adquiere mayor relevancia cuando se trata de errores detectados después del registro inicial. El mismo Decreto 2649 dispone que cualquier error u omisión debe salvarse con un nuevo asiento en la fecha en que se </w:t>
+      </w:r>
+      <w:r>
+        <w:rPr>
+          <w:lang w:val="es-419" w:eastAsia="es-CO"/>
+        </w:rPr>
+        <w:t>advirtiera</w:t>
+      </w:r>
+      <w:r>
+        <w:rPr>
+          <w:lang w:val="es-419" w:eastAsia="es-CO"/>
+        </w:rPr>
+        <w:t xml:space="preserve">, lo </w:t>
       </w:r>
       <w:r>
         <w:rPr>
@@ -11019,7 +11626,7 @@
       <w:pPr>
         <w:pStyle w:val="Ttulo1"/>
       </w:pPr>
-      <w:bookmarkStart w:id="13" w:name="_Toc230768082"/>
+      <w:bookmarkStart w:id="13" w:name="_Toc231592900"/>
       <w:r>
         <w:lastRenderedPageBreak/>
         <w:t>Mejoramiento de procedimientos contables</w:t>
@@ -11165,13 +11772,19 @@
               <w:rPr>
                 <w:b/>
               </w:rPr>
-              <w:t>Síntesis</w:t>
+              <w:t xml:space="preserve">Transcripción </w:t>
             </w:r>
             <w:r>
               <w:rPr>
                 <w:b/>
               </w:rPr>
-              <w:t xml:space="preserve"> del video.</w:t>
+              <w:t>del</w:t>
+            </w:r>
+            <w:r>
+              <w:rPr>
+                <w:b/>
+              </w:rPr>
+              <w:t xml:space="preserve"> video.</w:t>
             </w:r>
             <w:r>
               <w:rPr>
@@ -11242,7 +11855,7 @@
       <w:pPr>
         <w:pStyle w:val="Ttulo2"/>
       </w:pPr>
-      <w:bookmarkStart w:id="14" w:name="_Toc230768083"/>
+      <w:bookmarkStart w:id="14" w:name="_Toc231592901"/>
       <w:r>
         <w:lastRenderedPageBreak/>
         <w:t>Diagnóstico del procedimiento contable</w:t>
@@ -12376,7 +12989,7 @@
       <w:pPr>
         <w:pStyle w:val="Ttulo2"/>
       </w:pPr>
-      <w:bookmarkStart w:id="15" w:name="_Toc230768084"/>
+      <w:bookmarkStart w:id="15" w:name="_Toc231592902"/>
       <w:r>
         <w:t>Simplificación y rediseño de actividades</w:t>
       </w:r>
@@ -13093,7 +13706,7 @@
       <w:pPr>
         <w:pStyle w:val="Ttulo2"/>
       </w:pPr>
-      <w:bookmarkStart w:id="16" w:name="_Toc230768085"/>
+      <w:bookmarkStart w:id="16" w:name="_Toc231592903"/>
       <w:r>
         <w:t>Evaluación, seguimiento y sostenibilidad de la mejora del procedimiento</w:t>
       </w:r>
@@ -13642,7 +14255,11 @@
         <w:t>Se invita a leer el documento Documentación, socialización y calidad en los procesos contables, donde se aborda la importancia de documentar, socializar y evaluar la calidad dentro de los procedimientos contables, especialmente en el contexto institucional colombiano.</w:t>
       </w:r>
     </w:p>
-    <w:p/>
+    <w:p>
+      <w:r>
+        <w:t>“Documentación, socialización y calidad en los procesos contables.pdf”, ubicado en la carpeta de Anexos”.</w:t>
+      </w:r>
+    </w:p>
     <w:p>
       <w:pPr>
         <w:spacing w:before="0" w:after="160" w:line="259" w:lineRule="auto"/>
@@ -13657,7 +14274,7 @@
         <w:pStyle w:val="Titulosgenerales"/>
         <w:ind w:left="-360"/>
       </w:pPr>
-      <w:bookmarkStart w:id="17" w:name="_Toc230768086"/>
+      <w:bookmarkStart w:id="17" w:name="_Toc231592904"/>
       <w:r>
         <w:lastRenderedPageBreak/>
         <w:t>Síntesis</w:t>
@@ -13695,10 +14312,10 @@
           <w:lang w:eastAsia="es-CO"/>
         </w:rPr>
         <w:drawing>
-          <wp:inline distT="0" distB="0" distL="0" distR="0" wp14:anchorId="76F8EA04" wp14:editId="0D0373DB">
+          <wp:inline distT="0" distB="0" distL="0" distR="0" wp14:anchorId="76F8EA04" wp14:editId="5459F523">
             <wp:extent cx="4326826" cy="6343898"/>
             <wp:effectExtent l="0" t="0" r="0" b="0"/>
-            <wp:docPr id="8" name="Gráfico 8" descr="En la parte superior aparece el tema central y, debajo, se organizan varios componentes relacionados con la revisión, verificación y ajuste de la información contable.&#10;&#10;El esquema incluye el proceso de conciliación contable y fiscal, con aspectos como comparación entre libros contables y extractos bancarios, identificación de diferencias, validación de soportes, conversión de ajustes documentales y seguimiento de partidas pendientes. También presenta la identificación de errores, omisiones e inconsistencias, como errores de contabilización, diferencias de registro, duplicidades, clasificaciones incorrectas y transacciones sin soporte.&#10;&#10;Además, se muestran actividades de verificación y análisis de diferencias, entre ellas el cruce de auxiliares, comprobantes y reportes, la conciliación con clientes, proveedores y bancos, el análisis de causas y la definición de ajustes requeridos. Finalmente, el mapa incluye la gestión de hallazgos contables, la aplicación de planes correctivos y la mejora continua del procedimiento contable mediante controles internos, acciones de seguimiento, monitoreo de indicadores, evaluación de causas, aseguramiento de calidad y trazabilidad."/>
+            <wp:docPr id="8" name="Gráfico 8" descr="Síntesis  de conciliación, control y mejora continua del registro contable con seis áreas principales: proceso de conciliación contable y bancario, identificación de errores y omisiones, verificación y análisis de diferencias, reporte de hallazgos contables, aplicación de políticas contables y mejora continua del procedimiento. Cada área incluye acciones como comparación de libros y extractos, revisión de registros, análisis de causas, documentación de hallazgos, ajustes y seguimiento de mejoras. "/>
             <wp:cNvGraphicFramePr>
               <a:graphicFrameLocks xmlns:a="http://schemas.openxmlformats.org/drawingml/2006/main" noChangeAspect="1"/>
             </wp:cNvGraphicFramePr>
@@ -13706,7 +14323,7 @@
               <a:graphicData uri="http://schemas.openxmlformats.org/drawingml/2006/picture">
                 <pic:pic xmlns:pic="http://schemas.openxmlformats.org/drawingml/2006/picture">
                   <pic:nvPicPr>
-                    <pic:cNvPr id="8" name="Gráfico 8" descr="En la parte superior aparece el tema central y, debajo, se organizan varios componentes relacionados con la revisión, verificación y ajuste de la información contable.&#10;&#10;El esquema incluye el proceso de conciliación contable y fiscal, con aspectos como comparación entre libros contables y extractos bancarios, identificación de diferencias, validación de soportes, conversión de ajustes documentales y seguimiento de partidas pendientes. También presenta la identificación de errores, omisiones e inconsistencias, como errores de contabilización, diferencias de registro, duplicidades, clasificaciones incorrectas y transacciones sin soporte.&#10;&#10;Además, se muestran actividades de verificación y análisis de diferencias, entre ellas el cruce de auxiliares, comprobantes y reportes, la conciliación con clientes, proveedores y bancos, el análisis de causas y la definición de ajustes requeridos. Finalmente, el mapa incluye la gestión de hallazgos contables, la aplicación de planes correctivos y la mejora continua del procedimiento contable mediante controles internos, acciones de seguimiento, monitoreo de indicadores, evaluación de causas, aseguramiento de calidad y trazabilidad."/>
+                    <pic:cNvPr id="8" name="Gráfico 8" descr="Síntesis  de conciliación, control y mejora continua del registro contable con seis áreas principales: proceso de conciliación contable y bancario, identificación de errores y omisiones, verificación y análisis de diferencias, reporte de hallazgos contables, aplicación de políticas contables y mejora continua del procedimiento. Cada área incluye acciones como comparación de libros y extractos, revisión de registros, análisis de causas, documentación de hallazgos, ajustes y seguimiento de mejoras. "/>
                     <pic:cNvPicPr/>
                   </pic:nvPicPr>
                   <pic:blipFill>
@@ -13752,7 +14369,7 @@
       <w:pPr>
         <w:pStyle w:val="Titulosgenerales"/>
       </w:pPr>
-      <w:bookmarkStart w:id="18" w:name="_Toc230768087"/>
+      <w:bookmarkStart w:id="18" w:name="_Toc231592905"/>
       <w:r>
         <w:lastRenderedPageBreak/>
         <w:t>Glosario</w:t>
@@ -13962,7 +14579,7 @@
       <w:pPr>
         <w:pStyle w:val="Titulosgenerales"/>
       </w:pPr>
-      <w:bookmarkStart w:id="19" w:name="_Toc230768088"/>
+      <w:bookmarkStart w:id="19" w:name="_Toc231592906"/>
       <w:r>
         <w:lastRenderedPageBreak/>
         <w:t>Referencias bibliográficas</w:t>
@@ -14225,7 +14842,7 @@
         <w:pStyle w:val="Titulosgenerales"/>
       </w:pPr>
       <w:bookmarkStart w:id="20" w:name="_Toc229728698"/>
-      <w:bookmarkStart w:id="21" w:name="_Toc230768089"/>
+      <w:bookmarkStart w:id="21" w:name="_Toc231592907"/>
       <w:r>
         <w:lastRenderedPageBreak/>
         <w:t>Créditos</w:t>
@@ -15734,7 +16351,21 @@
               <w:rPr>
                 <w:lang w:val="es-CO"/>
               </w:rPr>
-              <w:t xml:space="preserve"> Wilfredo Pizo Ossa</w:t>
+              <w:t xml:space="preserve"> Wilfredo </w:t>
+            </w:r>
+            <w:proofErr w:type="spellStart"/>
+            <w:r>
+              <w:rPr>
+                <w:lang w:val="es-CO"/>
+              </w:rPr>
+              <w:t>Pizo</w:t>
+            </w:r>
+            <w:proofErr w:type="spellEnd"/>
+            <w:r>
+              <w:rPr>
+                <w:lang w:val="es-CO"/>
+              </w:rPr>
+              <w:t xml:space="preserve"> Ossa</w:t>
             </w:r>
           </w:p>
         </w:tc>
@@ -15833,7 +16464,7 @@
 </file>
 
 <file path=word/endnotes.xml><?xml version="1.0" encoding="utf-8"?>
-<w:endnotes xmlns:wpc="http://schemas.microsoft.com/office/word/2010/wordprocessingCanvas" xmlns:cx="http://schemas.microsoft.com/office/drawing/2014/chartex" xmlns:cx1="http://schemas.microsoft.com/office/drawing/2015/9/8/chartex" xmlns:cx2="http://schemas.microsoft.com/office/drawing/2015/10/21/chartex" xmlns:cx3="http://schemas.microsoft.com/office/drawing/2016/5/9/chartex" xmlns:cx4="http://schemas.microsoft.com/office/drawing/2016/5/10/chartex" xmlns:cx5="http://schemas.microsoft.com/office/drawing/2016/5/11/chartex" xmlns:cx6="http://schemas.microsoft.com/office/drawing/2016/5/12/chartex" xmlns:cx7="http://schemas.microsoft.com/office/drawing/2016/5/13/chartex" xmlns:cx8="http://schemas.microsoft.com/office/drawing/2016/5/14/chartex" xmlns:mc="http://schemas.openxmlformats.org/markup-compatibility/2006" xmlns:aink="http://schemas.microsoft.com/office/drawing/2016/ink" xmlns:am3d="http://schemas.microsoft.com/office/drawing/2017/model3d" xmlns:o="urn:schemas-microsoft-com:office:office" xmlns:oel="http://schemas.microsoft.com/office/2019/extlst" xmlns:r="http://schemas.openxmlformats.org/officeDocument/2006/relationships" xmlns:m="http://schemas.openxmlformats.org/officeDocument/2006/math" xmlns:v="urn:schemas-microsoft-com:vml" xmlns:wp14="http://schemas.microsoft.com/office/word/2010/wordprocessingDrawing" xmlns:wp="http://schemas.openxmlformats.org/drawingml/2006/wordprocessingDrawing" xmlns:w10="urn:schemas-microsoft-com:office:word" xmlns:w="http://schemas.openxmlformats.org/wordprocessingml/2006/main" xmlns:w14="http://schemas.microsoft.com/office/word/2010/wordml" xmlns:w15="http://schemas.microsoft.com/office/word/2012/wordml" xmlns:w16cex="http://schemas.microsoft.com/office/word/2018/wordml/cex" xmlns:w16cid="http://schemas.microsoft.com/office/word/2016/wordml/cid" xmlns:w16="http://schemas.microsoft.com/office/word/2018/wordml" xmlns:w16du="http://schemas.microsoft.com/office/word/2023/wordml/word16du" xmlns:w16sdtdh="http://schemas.microsoft.com/office/word/2020/wordml/sdtdatahash" xmlns:w16sdtfl="http://schemas.microsoft.com/office/word/2024/wordml/sdtformatlock" xmlns:w16se="http://schemas.microsoft.com/office/word/2015/wordml/symex" xmlns:wpg="http://schemas.microsoft.com/office/word/2010/wordprocessingGroup" xmlns:wpi="http://schemas.microsoft.com/office/word/2010/wordprocessingInk" xmlns:wne="http://schemas.microsoft.com/office/word/2006/wordml" xmlns:wps="http://schemas.microsoft.com/office/word/2010/wordprocessingShape" mc:Ignorable="w14 w15 w16se w16cid w16 w16cex w16sdtdh w16sdtfl w16du wp14">
+<w:endnotes xmlns:wpc="http://schemas.microsoft.com/office/word/2010/wordprocessingCanvas" xmlns:cx="http://schemas.microsoft.com/office/drawing/2014/chartex" xmlns:cx1="http://schemas.microsoft.com/office/drawing/2015/9/8/chartex" xmlns:cx2="http://schemas.microsoft.com/office/drawing/2015/10/21/chartex" xmlns:cx3="http://schemas.microsoft.com/office/drawing/2016/5/9/chartex" xmlns:cx4="http://schemas.microsoft.com/office/drawing/2016/5/10/chartex" xmlns:cx5="http://schemas.microsoft.com/office/drawing/2016/5/11/chartex" xmlns:cx6="http://schemas.microsoft.com/office/drawing/2016/5/12/chartex" xmlns:cx7="http://schemas.microsoft.com/office/drawing/2016/5/13/chartex" xmlns:cx8="http://schemas.microsoft.com/office/drawing/2016/5/14/chartex" xmlns:mc="http://schemas.openxmlformats.org/markup-compatibility/2006" xmlns:aink="http://schemas.microsoft.com/office/drawing/2016/ink" xmlns:am3d="http://schemas.microsoft.com/office/drawing/2017/model3d" xmlns:o="urn:schemas-microsoft-com:office:office" xmlns:r="http://schemas.openxmlformats.org/officeDocument/2006/relationships" xmlns:m="http://schemas.openxmlformats.org/officeDocument/2006/math" xmlns:v="urn:schemas-microsoft-com:vml" xmlns:wp14="http://schemas.microsoft.com/office/word/2010/wordprocessingDrawing" xmlns:wp="http://schemas.openxmlformats.org/drawingml/2006/wordprocessingDrawing" xmlns:w10="urn:schemas-microsoft-com:office:word" xmlns:w="http://schemas.openxmlformats.org/wordprocessingml/2006/main" xmlns:w14="http://schemas.microsoft.com/office/word/2010/wordml" xmlns:w15="http://schemas.microsoft.com/office/word/2012/wordml" xmlns:w16cex="http://schemas.microsoft.com/office/word/2018/wordml/cex" xmlns:w16cid="http://schemas.microsoft.com/office/word/2016/wordml/cid" xmlns:w16="http://schemas.microsoft.com/office/word/2018/wordml" xmlns:w16sdtdh="http://schemas.microsoft.com/office/word/2020/wordml/sdtdatahash" xmlns:w16se="http://schemas.microsoft.com/office/word/2015/wordml/symex" xmlns:wpg="http://schemas.microsoft.com/office/word/2010/wordprocessingGroup" xmlns:wpi="http://schemas.microsoft.com/office/word/2010/wordprocessingInk" xmlns:wne="http://schemas.microsoft.com/office/word/2006/wordml" xmlns:wps="http://schemas.microsoft.com/office/word/2010/wordprocessingShape" mc:Ignorable="w14 w15 w16se w16cid w16 w16cex w16sdtdh wp14">
   <w:endnote w:type="separator" w:id="-1">
     <w:p>
       <w:pPr>
@@ -15858,7 +16489,7 @@
 </file>
 
 <file path=word/footer1.xml><?xml version="1.0" encoding="utf-8"?>
-<w:ftr xmlns:wpc="http://schemas.microsoft.com/office/word/2010/wordprocessingCanvas" xmlns:cx="http://schemas.microsoft.com/office/drawing/2014/chartex" xmlns:cx1="http://schemas.microsoft.com/office/drawing/2015/9/8/chartex" xmlns:cx2="http://schemas.microsoft.com/office/drawing/2015/10/21/chartex" xmlns:cx3="http://schemas.microsoft.com/office/drawing/2016/5/9/chartex" xmlns:cx4="http://schemas.microsoft.com/office/drawing/2016/5/10/chartex" xmlns:cx5="http://schemas.microsoft.com/office/drawing/2016/5/11/chartex" xmlns:cx6="http://schemas.microsoft.com/office/drawing/2016/5/12/chartex" xmlns:cx7="http://schemas.microsoft.com/office/drawing/2016/5/13/chartex" xmlns:cx8="http://schemas.microsoft.com/office/drawing/2016/5/14/chartex" xmlns:mc="http://schemas.openxmlformats.org/markup-compatibility/2006" xmlns:aink="http://schemas.microsoft.com/office/drawing/2016/ink" xmlns:am3d="http://schemas.microsoft.com/office/drawing/2017/model3d" xmlns:o="urn:schemas-microsoft-com:office:office" xmlns:oel="http://schemas.microsoft.com/office/2019/extlst" xmlns:r="http://schemas.openxmlformats.org/officeDocument/2006/relationships" xmlns:m="http://schemas.openxmlformats.org/officeDocument/2006/math" xmlns:v="urn:schemas-microsoft-com:vml" xmlns:wp14="http://schemas.microsoft.com/office/word/2010/wordprocessingDrawing" xmlns:wp="http://schemas.openxmlformats.org/drawingml/2006/wordprocessingDrawing" xmlns:w10="urn:schemas-microsoft-com:office:word" xmlns:w="http://schemas.openxmlformats.org/wordprocessingml/2006/main" xmlns:w14="http://schemas.microsoft.com/office/word/2010/wordml" xmlns:w15="http://schemas.microsoft.com/office/word/2012/wordml" xmlns:w16cex="http://schemas.microsoft.com/office/word/2018/wordml/cex" xmlns:w16cid="http://schemas.microsoft.com/office/word/2016/wordml/cid" xmlns:w16="http://schemas.microsoft.com/office/word/2018/wordml" xmlns:w16du="http://schemas.microsoft.com/office/word/2023/wordml/word16du" xmlns:w16sdtdh="http://schemas.microsoft.com/office/word/2020/wordml/sdtdatahash" xmlns:w16sdtfl="http://schemas.microsoft.com/office/word/2024/wordml/sdtformatlock" xmlns:w16se="http://schemas.microsoft.com/office/word/2015/wordml/symex" xmlns:wpg="http://schemas.microsoft.com/office/word/2010/wordprocessingGroup" xmlns:wpi="http://schemas.microsoft.com/office/word/2010/wordprocessingInk" xmlns:wne="http://schemas.microsoft.com/office/word/2006/wordml" xmlns:wps="http://schemas.microsoft.com/office/word/2010/wordprocessingShape" mc:Ignorable="w14 w15 w16se w16cid w16 w16cex w16sdtdh w16sdtfl w16du wp14">
+<w:ftr xmlns:wpc="http://schemas.microsoft.com/office/word/2010/wordprocessingCanvas" xmlns:cx="http://schemas.microsoft.com/office/drawing/2014/chartex" xmlns:cx1="http://schemas.microsoft.com/office/drawing/2015/9/8/chartex" xmlns:cx2="http://schemas.microsoft.com/office/drawing/2015/10/21/chartex" xmlns:cx3="http://schemas.microsoft.com/office/drawing/2016/5/9/chartex" xmlns:cx4="http://schemas.microsoft.com/office/drawing/2016/5/10/chartex" xmlns:cx5="http://schemas.microsoft.com/office/drawing/2016/5/11/chartex" xmlns:cx6="http://schemas.microsoft.com/office/drawing/2016/5/12/chartex" xmlns:cx7="http://schemas.microsoft.com/office/drawing/2016/5/13/chartex" xmlns:cx8="http://schemas.microsoft.com/office/drawing/2016/5/14/chartex" xmlns:mc="http://schemas.openxmlformats.org/markup-compatibility/2006" xmlns:aink="http://schemas.microsoft.com/office/drawing/2016/ink" xmlns:am3d="http://schemas.microsoft.com/office/drawing/2017/model3d" xmlns:o="urn:schemas-microsoft-com:office:office" xmlns:r="http://schemas.openxmlformats.org/officeDocument/2006/relationships" xmlns:m="http://schemas.openxmlformats.org/officeDocument/2006/math" xmlns:v="urn:schemas-microsoft-com:vml" xmlns:wp14="http://schemas.microsoft.com/office/word/2010/wordprocessingDrawing" xmlns:wp="http://schemas.openxmlformats.org/drawingml/2006/wordprocessingDrawing" xmlns:w10="urn:schemas-microsoft-com:office:word" xmlns:w="http://schemas.openxmlformats.org/wordprocessingml/2006/main" xmlns:w14="http://schemas.microsoft.com/office/word/2010/wordml" xmlns:w15="http://schemas.microsoft.com/office/word/2012/wordml" xmlns:w16cex="http://schemas.microsoft.com/office/word/2018/wordml/cex" xmlns:w16cid="http://schemas.microsoft.com/office/word/2016/wordml/cid" xmlns:w16="http://schemas.microsoft.com/office/word/2018/wordml" xmlns:w16sdtdh="http://schemas.microsoft.com/office/word/2020/wordml/sdtdatahash" xmlns:w16se="http://schemas.microsoft.com/office/word/2015/wordml/symex" xmlns:wpg="http://schemas.microsoft.com/office/word/2010/wordprocessingGroup" xmlns:wpi="http://schemas.microsoft.com/office/word/2010/wordprocessingInk" xmlns:wne="http://schemas.microsoft.com/office/word/2006/wordml" xmlns:wps="http://schemas.microsoft.com/office/word/2010/wordprocessingShape" mc:Ignorable="w14 w15 w16se w16cid w16 w16cex w16sdtdh wp14">
   <w:sdt>
     <w:sdtPr>
       <w:id w:val="-1465197936"/>
@@ -15867,6 +16498,7 @@
         <w:docPartUnique/>
       </w:docPartObj>
     </w:sdtPr>
+    <w:sdtEndPr/>
     <w:sdtContent>
       <w:p>
         <w:pPr>
@@ -15903,7 +16535,7 @@
 </file>
 
 <file path=word/footnotes.xml><?xml version="1.0" encoding="utf-8"?>
-<w:footnotes xmlns:wpc="http://schemas.microsoft.com/office/word/2010/wordprocessingCanvas" xmlns:cx="http://schemas.microsoft.com/office/drawing/2014/chartex" xmlns:cx1="http://schemas.microsoft.com/office/drawing/2015/9/8/chartex" xmlns:cx2="http://schemas.microsoft.com/office/drawing/2015/10/21/chartex" xmlns:cx3="http://schemas.microsoft.com/office/drawing/2016/5/9/chartex" xmlns:cx4="http://schemas.microsoft.com/office/drawing/2016/5/10/chartex" xmlns:cx5="http://schemas.microsoft.com/office/drawing/2016/5/11/chartex" xmlns:cx6="http://schemas.microsoft.com/office/drawing/2016/5/12/chartex" xmlns:cx7="http://schemas.microsoft.com/office/drawing/2016/5/13/chartex" xmlns:cx8="http://schemas.microsoft.com/office/drawing/2016/5/14/chartex" xmlns:mc="http://schemas.openxmlformats.org/markup-compatibility/2006" xmlns:aink="http://schemas.microsoft.com/office/drawing/2016/ink" xmlns:am3d="http://schemas.microsoft.com/office/drawing/2017/model3d" xmlns:o="urn:schemas-microsoft-com:office:office" xmlns:oel="http://schemas.microsoft.com/office/2019/extlst" xmlns:r="http://schemas.openxmlformats.org/officeDocument/2006/relationships" xmlns:m="http://schemas.openxmlformats.org/officeDocument/2006/math" xmlns:v="urn:schemas-microsoft-com:vml" xmlns:wp14="http://schemas.microsoft.com/office/word/2010/wordprocessingDrawing" xmlns:wp="http://schemas.openxmlformats.org/drawingml/2006/wordprocessingDrawing" xmlns:w10="urn:schemas-microsoft-com:office:word" xmlns:w="http://schemas.openxmlformats.org/wordprocessingml/2006/main" xmlns:w14="http://schemas.microsoft.com/office/word/2010/wordml" xmlns:w15="http://schemas.microsoft.com/office/word/2012/wordml" xmlns:w16cex="http://schemas.microsoft.com/office/word/2018/wordml/cex" xmlns:w16cid="http://schemas.microsoft.com/office/word/2016/wordml/cid" xmlns:w16="http://schemas.microsoft.com/office/word/2018/wordml" xmlns:w16du="http://schemas.microsoft.com/office/word/2023/wordml/word16du" xmlns:w16sdtdh="http://schemas.microsoft.com/office/word/2020/wordml/sdtdatahash" xmlns:w16sdtfl="http://schemas.microsoft.com/office/word/2024/wordml/sdtformatlock" xmlns:w16se="http://schemas.microsoft.com/office/word/2015/wordml/symex" xmlns:wpg="http://schemas.microsoft.com/office/word/2010/wordprocessingGroup" xmlns:wpi="http://schemas.microsoft.com/office/word/2010/wordprocessingInk" xmlns:wne="http://schemas.microsoft.com/office/word/2006/wordml" xmlns:wps="http://schemas.microsoft.com/office/word/2010/wordprocessingShape" mc:Ignorable="w14 w15 w16se w16cid w16 w16cex w16sdtdh w16sdtfl w16du wp14">
+<w:footnotes xmlns:wpc="http://schemas.microsoft.com/office/word/2010/wordprocessingCanvas" xmlns:cx="http://schemas.microsoft.com/office/drawing/2014/chartex" xmlns:cx1="http://schemas.microsoft.com/office/drawing/2015/9/8/chartex" xmlns:cx2="http://schemas.microsoft.com/office/drawing/2015/10/21/chartex" xmlns:cx3="http://schemas.microsoft.com/office/drawing/2016/5/9/chartex" xmlns:cx4="http://schemas.microsoft.com/office/drawing/2016/5/10/chartex" xmlns:cx5="http://schemas.microsoft.com/office/drawing/2016/5/11/chartex" xmlns:cx6="http://schemas.microsoft.com/office/drawing/2016/5/12/chartex" xmlns:cx7="http://schemas.microsoft.com/office/drawing/2016/5/13/chartex" xmlns:cx8="http://schemas.microsoft.com/office/drawing/2016/5/14/chartex" xmlns:mc="http://schemas.openxmlformats.org/markup-compatibility/2006" xmlns:aink="http://schemas.microsoft.com/office/drawing/2016/ink" xmlns:am3d="http://schemas.microsoft.com/office/drawing/2017/model3d" xmlns:o="urn:schemas-microsoft-com:office:office" xmlns:r="http://schemas.openxmlformats.org/officeDocument/2006/relationships" xmlns:m="http://schemas.openxmlformats.org/officeDocument/2006/math" xmlns:v="urn:schemas-microsoft-com:vml" xmlns:wp14="http://schemas.microsoft.com/office/word/2010/wordprocessingDrawing" xmlns:wp="http://schemas.openxmlformats.org/drawingml/2006/wordprocessingDrawing" xmlns:w10="urn:schemas-microsoft-com:office:word" xmlns:w="http://schemas.openxmlformats.org/wordprocessingml/2006/main" xmlns:w14="http://schemas.microsoft.com/office/word/2010/wordml" xmlns:w15="http://schemas.microsoft.com/office/word/2012/wordml" xmlns:w16cex="http://schemas.microsoft.com/office/word/2018/wordml/cex" xmlns:w16cid="http://schemas.microsoft.com/office/word/2016/wordml/cid" xmlns:w16="http://schemas.microsoft.com/office/word/2018/wordml" xmlns:w16sdtdh="http://schemas.microsoft.com/office/word/2020/wordml/sdtdatahash" xmlns:w16se="http://schemas.microsoft.com/office/word/2015/wordml/symex" xmlns:wpg="http://schemas.microsoft.com/office/word/2010/wordprocessingGroup" xmlns:wpi="http://schemas.microsoft.com/office/word/2010/wordprocessingInk" xmlns:wne="http://schemas.microsoft.com/office/word/2006/wordml" xmlns:wps="http://schemas.microsoft.com/office/word/2010/wordprocessingShape" mc:Ignorable="w14 w15 w16se w16cid w16 w16cex w16sdtdh wp14">
   <w:footnote w:type="separator" w:id="-1">
     <w:p>
       <w:pPr>
@@ -15928,7 +16560,7 @@
 </file>
 
 <file path=word/header1.xml><?xml version="1.0" encoding="utf-8"?>
-<w:hdr xmlns:wpc="http://schemas.microsoft.com/office/word/2010/wordprocessingCanvas" xmlns:cx="http://schemas.microsoft.com/office/drawing/2014/chartex" xmlns:cx1="http://schemas.microsoft.com/office/drawing/2015/9/8/chartex" xmlns:cx2="http://schemas.microsoft.com/office/drawing/2015/10/21/chartex" xmlns:cx3="http://schemas.microsoft.com/office/drawing/2016/5/9/chartex" xmlns:cx4="http://schemas.microsoft.com/office/drawing/2016/5/10/chartex" xmlns:cx5="http://schemas.microsoft.com/office/drawing/2016/5/11/chartex" xmlns:cx6="http://schemas.microsoft.com/office/drawing/2016/5/12/chartex" xmlns:cx7="http://schemas.microsoft.com/office/drawing/2016/5/13/chartex" xmlns:cx8="http://schemas.microsoft.com/office/drawing/2016/5/14/chartex" xmlns:mc="http://schemas.openxmlformats.org/markup-compatibility/2006" xmlns:aink="http://schemas.microsoft.com/office/drawing/2016/ink" xmlns:am3d="http://schemas.microsoft.com/office/drawing/2017/model3d" xmlns:o="urn:schemas-microsoft-com:office:office" xmlns:oel="http://schemas.microsoft.com/office/2019/extlst" xmlns:r="http://schemas.openxmlformats.org/officeDocument/2006/relationships" xmlns:m="http://schemas.openxmlformats.org/officeDocument/2006/math" xmlns:v="urn:schemas-microsoft-com:vml" xmlns:wp14="http://schemas.microsoft.com/office/word/2010/wordprocessingDrawing" xmlns:wp="http://schemas.openxmlformats.org/drawingml/2006/wordprocessingDrawing" xmlns:w10="urn:schemas-microsoft-com:office:word" xmlns:w="http://schemas.openxmlformats.org/wordprocessingml/2006/main" xmlns:w14="http://schemas.microsoft.com/office/word/2010/wordml" xmlns:w15="http://schemas.microsoft.com/office/word/2012/wordml" xmlns:w16cex="http://schemas.microsoft.com/office/word/2018/wordml/cex" xmlns:w16cid="http://schemas.microsoft.com/office/word/2016/wordml/cid" xmlns:w16="http://schemas.microsoft.com/office/word/2018/wordml" xmlns:w16du="http://schemas.microsoft.com/office/word/2023/wordml/word16du" xmlns:w16sdtdh="http://schemas.microsoft.com/office/word/2020/wordml/sdtdatahash" xmlns:w16sdtfl="http://schemas.microsoft.com/office/word/2024/wordml/sdtformatlock" xmlns:w16se="http://schemas.microsoft.com/office/word/2015/wordml/symex" xmlns:wpg="http://schemas.microsoft.com/office/word/2010/wordprocessingGroup" xmlns:wpi="http://schemas.microsoft.com/office/word/2010/wordprocessingInk" xmlns:wne="http://schemas.microsoft.com/office/word/2006/wordml" xmlns:wps="http://schemas.microsoft.com/office/word/2010/wordprocessingShape" mc:Ignorable="w14 w15 w16se w16cid w16 w16cex w16sdtdh w16sdtfl w16du wp14">
+<w:hdr xmlns:wpc="http://schemas.microsoft.com/office/word/2010/wordprocessingCanvas" xmlns:cx="http://schemas.microsoft.com/office/drawing/2014/chartex" xmlns:cx1="http://schemas.microsoft.com/office/drawing/2015/9/8/chartex" xmlns:cx2="http://schemas.microsoft.com/office/drawing/2015/10/21/chartex" xmlns:cx3="http://schemas.microsoft.com/office/drawing/2016/5/9/chartex" xmlns:cx4="http://schemas.microsoft.com/office/drawing/2016/5/10/chartex" xmlns:cx5="http://schemas.microsoft.com/office/drawing/2016/5/11/chartex" xmlns:cx6="http://schemas.microsoft.com/office/drawing/2016/5/12/chartex" xmlns:cx7="http://schemas.microsoft.com/office/drawing/2016/5/13/chartex" xmlns:cx8="http://schemas.microsoft.com/office/drawing/2016/5/14/chartex" xmlns:mc="http://schemas.openxmlformats.org/markup-compatibility/2006" xmlns:aink="http://schemas.microsoft.com/office/drawing/2016/ink" xmlns:am3d="http://schemas.microsoft.com/office/drawing/2017/model3d" xmlns:o="urn:schemas-microsoft-com:office:office" xmlns:r="http://schemas.openxmlformats.org/officeDocument/2006/relationships" xmlns:m="http://schemas.openxmlformats.org/officeDocument/2006/math" xmlns:v="urn:schemas-microsoft-com:vml" xmlns:wp14="http://schemas.microsoft.com/office/word/2010/wordprocessingDrawing" xmlns:wp="http://schemas.openxmlformats.org/drawingml/2006/wordprocessingDrawing" xmlns:w10="urn:schemas-microsoft-com:office:word" xmlns:w="http://schemas.openxmlformats.org/wordprocessingml/2006/main" xmlns:w14="http://schemas.microsoft.com/office/word/2010/wordml" xmlns:w15="http://schemas.microsoft.com/office/word/2012/wordml" xmlns:w16cex="http://schemas.microsoft.com/office/word/2018/wordml/cex" xmlns:w16cid="http://schemas.microsoft.com/office/word/2016/wordml/cid" xmlns:w16="http://schemas.microsoft.com/office/word/2018/wordml" xmlns:w16sdtdh="http://schemas.microsoft.com/office/word/2020/wordml/sdtdatahash" xmlns:w16se="http://schemas.microsoft.com/office/word/2015/wordml/symex" xmlns:wpg="http://schemas.microsoft.com/office/word/2010/wordprocessingGroup" xmlns:wpi="http://schemas.microsoft.com/office/word/2010/wordprocessingInk" xmlns:wne="http://schemas.microsoft.com/office/word/2006/wordml" xmlns:wps="http://schemas.microsoft.com/office/word/2010/wordprocessingShape" mc:Ignorable="w14 w15 w16se w16cid w16 w16cex w16sdtdh wp14">
   <w:p>
     <w:pPr>
       <w:pStyle w:val="Encabezado"/>
@@ -16014,7 +16646,7 @@
 </file>
 
 <file path=word/numbering.xml><?xml version="1.0" encoding="utf-8"?>
-<w:numbering xmlns:wpc="http://schemas.microsoft.com/office/word/2010/wordprocessingCanvas" xmlns:cx="http://schemas.microsoft.com/office/drawing/2014/chartex" xmlns:cx1="http://schemas.microsoft.com/office/drawing/2015/9/8/chartex" xmlns:cx2="http://schemas.microsoft.com/office/drawing/2015/10/21/chartex" xmlns:cx3="http://schemas.microsoft.com/office/drawing/2016/5/9/chartex" xmlns:cx4="http://schemas.microsoft.com/office/drawing/2016/5/10/chartex" xmlns:cx5="http://schemas.microsoft.com/office/drawing/2016/5/11/chartex" xmlns:cx6="http://schemas.microsoft.com/office/drawing/2016/5/12/chartex" xmlns:cx7="http://schemas.microsoft.com/office/drawing/2016/5/13/chartex" xmlns:cx8="http://schemas.microsoft.com/office/drawing/2016/5/14/chartex" xmlns:mc="http://schemas.openxmlformats.org/markup-compatibility/2006" xmlns:aink="http://schemas.microsoft.com/office/drawing/2016/ink" xmlns:am3d="http://schemas.microsoft.com/office/drawing/2017/model3d" xmlns:o="urn:schemas-microsoft-com:office:office" xmlns:oel="http://schemas.microsoft.com/office/2019/extlst" xmlns:r="http://schemas.openxmlformats.org/officeDocument/2006/relationships" xmlns:m="http://schemas.openxmlformats.org/officeDocument/2006/math" xmlns:v="urn:schemas-microsoft-com:vml" xmlns:wp14="http://schemas.microsoft.com/office/word/2010/wordprocessingDrawing" xmlns:wp="http://schemas.openxmlformats.org/drawingml/2006/wordprocessingDrawing" xmlns:w10="urn:schemas-microsoft-com:office:word" xmlns:w="http://schemas.openxmlformats.org/wordprocessingml/2006/main" xmlns:w14="http://schemas.microsoft.com/office/word/2010/wordml" xmlns:w15="http://schemas.microsoft.com/office/word/2012/wordml" xmlns:w16cex="http://schemas.microsoft.com/office/word/2018/wordml/cex" xmlns:w16cid="http://schemas.microsoft.com/office/word/2016/wordml/cid" xmlns:w16="http://schemas.microsoft.com/office/word/2018/wordml" xmlns:w16du="http://schemas.microsoft.com/office/word/2023/wordml/word16du" xmlns:w16sdtdh="http://schemas.microsoft.com/office/word/2020/wordml/sdtdatahash" xmlns:w16sdtfl="http://schemas.microsoft.com/office/word/2024/wordml/sdtformatlock" xmlns:w16se="http://schemas.microsoft.com/office/word/2015/wordml/symex" xmlns:wpg="http://schemas.microsoft.com/office/word/2010/wordprocessingGroup" xmlns:wpi="http://schemas.microsoft.com/office/word/2010/wordprocessingInk" xmlns:wne="http://schemas.microsoft.com/office/word/2006/wordml" xmlns:wps="http://schemas.microsoft.com/office/word/2010/wordprocessingShape" mc:Ignorable="w14 w15 w16se w16cid w16 w16cex w16sdtdh w16sdtfl w16du wp14">
+<w:numbering xmlns:wpc="http://schemas.microsoft.com/office/word/2010/wordprocessingCanvas" xmlns:cx="http://schemas.microsoft.com/office/drawing/2014/chartex" xmlns:cx1="http://schemas.microsoft.com/office/drawing/2015/9/8/chartex" xmlns:cx2="http://schemas.microsoft.com/office/drawing/2015/10/21/chartex" xmlns:cx3="http://schemas.microsoft.com/office/drawing/2016/5/9/chartex" xmlns:cx4="http://schemas.microsoft.com/office/drawing/2016/5/10/chartex" xmlns:cx5="http://schemas.microsoft.com/office/drawing/2016/5/11/chartex" xmlns:cx6="http://schemas.microsoft.com/office/drawing/2016/5/12/chartex" xmlns:cx7="http://schemas.microsoft.com/office/drawing/2016/5/13/chartex" xmlns:cx8="http://schemas.microsoft.com/office/drawing/2016/5/14/chartex" xmlns:mc="http://schemas.openxmlformats.org/markup-compatibility/2006" xmlns:aink="http://schemas.microsoft.com/office/drawing/2016/ink" xmlns:am3d="http://schemas.microsoft.com/office/drawing/2017/model3d" xmlns:o="urn:schemas-microsoft-com:office:office" xmlns:r="http://schemas.openxmlformats.org/officeDocument/2006/relationships" xmlns:m="http://schemas.openxmlformats.org/officeDocument/2006/math" xmlns:v="urn:schemas-microsoft-com:vml" xmlns:wp14="http://schemas.microsoft.com/office/word/2010/wordprocessingDrawing" xmlns:wp="http://schemas.openxmlformats.org/drawingml/2006/wordprocessingDrawing" xmlns:w10="urn:schemas-microsoft-com:office:word" xmlns:w="http://schemas.openxmlformats.org/wordprocessingml/2006/main" xmlns:w14="http://schemas.microsoft.com/office/word/2010/wordml" xmlns:w15="http://schemas.microsoft.com/office/word/2012/wordml" xmlns:w16cex="http://schemas.microsoft.com/office/word/2018/wordml/cex" xmlns:w16cid="http://schemas.microsoft.com/office/word/2016/wordml/cid" xmlns:w16="http://schemas.microsoft.com/office/word/2018/wordml" xmlns:w16sdtdh="http://schemas.microsoft.com/office/word/2020/wordml/sdtdatahash" xmlns:w16se="http://schemas.microsoft.com/office/word/2015/wordml/symex" xmlns:wpg="http://schemas.microsoft.com/office/word/2010/wordprocessingGroup" xmlns:wpi="http://schemas.microsoft.com/office/word/2010/wordprocessingInk" xmlns:wne="http://schemas.microsoft.com/office/word/2006/wordml" xmlns:wps="http://schemas.microsoft.com/office/word/2010/wordprocessingShape" mc:Ignorable="w14 w15 w16se w16cid w16 w16cex w16sdtdh wp14">
   <w:abstractNum w:abstractNumId="0" w15:restartNumberingAfterBreak="0">
     <w:nsid w:val="FFFFFF89"/>
     <w:multiLevelType w:val="singleLevel"/>
@@ -22401,178 +23033,178 @@
       </w:rPr>
     </w:lvl>
   </w:abstractNum>
-  <w:num w:numId="1" w16cid:durableId="368846378">
+  <w:num w:numId="1">
     <w:abstractNumId w:val="0"/>
   </w:num>
-  <w:num w:numId="2" w16cid:durableId="1872299179">
+  <w:num w:numId="2">
     <w:abstractNumId w:val="18"/>
   </w:num>
-  <w:num w:numId="3" w16cid:durableId="1990863281">
+  <w:num w:numId="3">
     <w:abstractNumId w:val="41"/>
   </w:num>
-  <w:num w:numId="4" w16cid:durableId="1684475557">
+  <w:num w:numId="4">
     <w:abstractNumId w:val="26"/>
   </w:num>
-  <w:num w:numId="5" w16cid:durableId="1562643262">
+  <w:num w:numId="5">
     <w:abstractNumId w:val="30"/>
   </w:num>
-  <w:num w:numId="6" w16cid:durableId="918707954">
+  <w:num w:numId="6">
     <w:abstractNumId w:val="27"/>
   </w:num>
-  <w:num w:numId="7" w16cid:durableId="737944210">
+  <w:num w:numId="7">
     <w:abstractNumId w:val="31"/>
   </w:num>
-  <w:num w:numId="8" w16cid:durableId="182666648">
+  <w:num w:numId="8">
     <w:abstractNumId w:val="43"/>
   </w:num>
-  <w:num w:numId="9" w16cid:durableId="1245073023">
+  <w:num w:numId="9">
     <w:abstractNumId w:val="15"/>
   </w:num>
-  <w:num w:numId="10" w16cid:durableId="1445077633">
+  <w:num w:numId="10">
     <w:abstractNumId w:val="8"/>
   </w:num>
-  <w:num w:numId="11" w16cid:durableId="152643061">
+  <w:num w:numId="11">
     <w:abstractNumId w:val="1"/>
   </w:num>
-  <w:num w:numId="12" w16cid:durableId="2092046760">
+  <w:num w:numId="12">
     <w:abstractNumId w:val="5"/>
   </w:num>
-  <w:num w:numId="13" w16cid:durableId="705372447">
+  <w:num w:numId="13">
     <w:abstractNumId w:val="21"/>
   </w:num>
-  <w:num w:numId="14" w16cid:durableId="200438283">
+  <w:num w:numId="14">
     <w:abstractNumId w:val="6"/>
   </w:num>
-  <w:num w:numId="15" w16cid:durableId="692541025">
+  <w:num w:numId="15">
     <w:abstractNumId w:val="49"/>
   </w:num>
-  <w:num w:numId="16" w16cid:durableId="491525024">
+  <w:num w:numId="16">
     <w:abstractNumId w:val="13"/>
   </w:num>
-  <w:num w:numId="17" w16cid:durableId="1651057530">
+  <w:num w:numId="17">
     <w:abstractNumId w:val="11"/>
   </w:num>
-  <w:num w:numId="18" w16cid:durableId="577907377">
+  <w:num w:numId="18">
     <w:abstractNumId w:val="9"/>
   </w:num>
-  <w:num w:numId="19" w16cid:durableId="1512142612">
+  <w:num w:numId="19">
     <w:abstractNumId w:val="56"/>
   </w:num>
-  <w:num w:numId="20" w16cid:durableId="453256365">
+  <w:num w:numId="20">
     <w:abstractNumId w:val="48"/>
   </w:num>
-  <w:num w:numId="21" w16cid:durableId="1781607697">
+  <w:num w:numId="21">
     <w:abstractNumId w:val="35"/>
   </w:num>
-  <w:num w:numId="22" w16cid:durableId="844979358">
+  <w:num w:numId="22">
     <w:abstractNumId w:val="40"/>
   </w:num>
-  <w:num w:numId="23" w16cid:durableId="793406011">
+  <w:num w:numId="23">
     <w:abstractNumId w:val="50"/>
   </w:num>
-  <w:num w:numId="24" w16cid:durableId="1074664222">
+  <w:num w:numId="24">
     <w:abstractNumId w:val="7"/>
   </w:num>
-  <w:num w:numId="25" w16cid:durableId="1626620969">
+  <w:num w:numId="25">
     <w:abstractNumId w:val="22"/>
   </w:num>
-  <w:num w:numId="26" w16cid:durableId="1949699657">
+  <w:num w:numId="26">
     <w:abstractNumId w:val="46"/>
   </w:num>
-  <w:num w:numId="27" w16cid:durableId="2035617430">
+  <w:num w:numId="27">
     <w:abstractNumId w:val="39"/>
   </w:num>
-  <w:num w:numId="28" w16cid:durableId="1942958157">
+  <w:num w:numId="28">
     <w:abstractNumId w:val="51"/>
   </w:num>
-  <w:num w:numId="29" w16cid:durableId="971984770">
+  <w:num w:numId="29">
     <w:abstractNumId w:val="2"/>
   </w:num>
-  <w:num w:numId="30" w16cid:durableId="1710715829">
+  <w:num w:numId="30">
     <w:abstractNumId w:val="52"/>
   </w:num>
-  <w:num w:numId="31" w16cid:durableId="732041525">
+  <w:num w:numId="31">
     <w:abstractNumId w:val="34"/>
   </w:num>
-  <w:num w:numId="32" w16cid:durableId="1763722244">
+  <w:num w:numId="32">
     <w:abstractNumId w:val="57"/>
   </w:num>
-  <w:num w:numId="33" w16cid:durableId="1115324010">
+  <w:num w:numId="33">
     <w:abstractNumId w:val="47"/>
   </w:num>
-  <w:num w:numId="34" w16cid:durableId="779109352">
+  <w:num w:numId="34">
     <w:abstractNumId w:val="29"/>
   </w:num>
-  <w:num w:numId="35" w16cid:durableId="1723483060">
+  <w:num w:numId="35">
     <w:abstractNumId w:val="19"/>
   </w:num>
-  <w:num w:numId="36" w16cid:durableId="902180868">
+  <w:num w:numId="36">
     <w:abstractNumId w:val="55"/>
   </w:num>
-  <w:num w:numId="37" w16cid:durableId="1989626922">
+  <w:num w:numId="37">
     <w:abstractNumId w:val="38"/>
   </w:num>
-  <w:num w:numId="38" w16cid:durableId="921992207">
+  <w:num w:numId="38">
     <w:abstractNumId w:val="16"/>
   </w:num>
-  <w:num w:numId="39" w16cid:durableId="1465389502">
+  <w:num w:numId="39">
     <w:abstractNumId w:val="25"/>
   </w:num>
-  <w:num w:numId="40" w16cid:durableId="638387405">
+  <w:num w:numId="40">
     <w:abstractNumId w:val="37"/>
   </w:num>
-  <w:num w:numId="41" w16cid:durableId="713190107">
+  <w:num w:numId="41">
     <w:abstractNumId w:val="54"/>
   </w:num>
-  <w:num w:numId="42" w16cid:durableId="1172333019">
+  <w:num w:numId="42">
     <w:abstractNumId w:val="42"/>
   </w:num>
-  <w:num w:numId="43" w16cid:durableId="1303148306">
+  <w:num w:numId="43">
     <w:abstractNumId w:val="44"/>
   </w:num>
-  <w:num w:numId="44" w16cid:durableId="1670865139">
+  <w:num w:numId="44">
     <w:abstractNumId w:val="14"/>
   </w:num>
-  <w:num w:numId="45" w16cid:durableId="1360352776">
+  <w:num w:numId="45">
     <w:abstractNumId w:val="33"/>
   </w:num>
-  <w:num w:numId="46" w16cid:durableId="534654608">
+  <w:num w:numId="46">
     <w:abstractNumId w:val="32"/>
   </w:num>
-  <w:num w:numId="47" w16cid:durableId="1056128737">
+  <w:num w:numId="47">
     <w:abstractNumId w:val="10"/>
   </w:num>
-  <w:num w:numId="48" w16cid:durableId="1184397095">
+  <w:num w:numId="48">
     <w:abstractNumId w:val="17"/>
   </w:num>
-  <w:num w:numId="49" w16cid:durableId="459886161">
+  <w:num w:numId="49">
     <w:abstractNumId w:val="3"/>
   </w:num>
-  <w:num w:numId="50" w16cid:durableId="1036853122">
+  <w:num w:numId="50">
     <w:abstractNumId w:val="28"/>
   </w:num>
-  <w:num w:numId="51" w16cid:durableId="988631767">
+  <w:num w:numId="51">
     <w:abstractNumId w:val="12"/>
   </w:num>
-  <w:num w:numId="52" w16cid:durableId="287781367">
+  <w:num w:numId="52">
     <w:abstractNumId w:val="36"/>
   </w:num>
-  <w:num w:numId="53" w16cid:durableId="1365640855">
+  <w:num w:numId="53">
     <w:abstractNumId w:val="53"/>
   </w:num>
-  <w:num w:numId="54" w16cid:durableId="642539136">
+  <w:num w:numId="54">
     <w:abstractNumId w:val="20"/>
   </w:num>
-  <w:num w:numId="55" w16cid:durableId="1833986796">
+  <w:num w:numId="55">
     <w:abstractNumId w:val="24"/>
   </w:num>
-  <w:num w:numId="56" w16cid:durableId="1463616560">
+  <w:num w:numId="56">
     <w:abstractNumId w:val="23"/>
   </w:num>
-  <w:num w:numId="57" w16cid:durableId="1729766177">
+  <w:num w:numId="57">
     <w:abstractNumId w:val="45"/>
   </w:num>
-  <w:num w:numId="58" w16cid:durableId="553547055">
+  <w:num w:numId="58">
     <w:abstractNumId w:val="4"/>
   </w:num>
   <w:numIdMacAtCleanup w:val="57"/>
@@ -22580,7 +23212,7 @@
 </file>
 
 <file path=word/styles.xml><?xml version="1.0" encoding="utf-8"?>
-<w:styles xmlns:mc="http://schemas.openxmlformats.org/markup-compatibility/2006" xmlns:r="http://schemas.openxmlformats.org/officeDocument/2006/relationships" xmlns:w="http://schemas.openxmlformats.org/wordprocessingml/2006/main" xmlns:w14="http://schemas.microsoft.com/office/word/2010/wordml" xmlns:w15="http://schemas.microsoft.com/office/word/2012/wordml" xmlns:w16cex="http://schemas.microsoft.com/office/word/2018/wordml/cex" xmlns:w16cid="http://schemas.microsoft.com/office/word/2016/wordml/cid" xmlns:w16="http://schemas.microsoft.com/office/word/2018/wordml" xmlns:w16du="http://schemas.microsoft.com/office/word/2023/wordml/word16du" xmlns:w16sdtdh="http://schemas.microsoft.com/office/word/2020/wordml/sdtdatahash" xmlns:w16sdtfl="http://schemas.microsoft.com/office/word/2024/wordml/sdtformatlock" xmlns:w16se="http://schemas.microsoft.com/office/word/2015/wordml/symex" mc:Ignorable="w14 w15 w16se w16cid w16 w16cex w16sdtdh w16sdtfl w16du">
+<w:styles xmlns:mc="http://schemas.openxmlformats.org/markup-compatibility/2006" xmlns:r="http://schemas.openxmlformats.org/officeDocument/2006/relationships" xmlns:w="http://schemas.openxmlformats.org/wordprocessingml/2006/main" xmlns:w14="http://schemas.microsoft.com/office/word/2010/wordml" xmlns:w15="http://schemas.microsoft.com/office/word/2012/wordml" xmlns:w16cex="http://schemas.microsoft.com/office/word/2018/wordml/cex" xmlns:w16cid="http://schemas.microsoft.com/office/word/2016/wordml/cid" xmlns:w16="http://schemas.microsoft.com/office/word/2018/wordml" xmlns:w16sdtdh="http://schemas.microsoft.com/office/word/2020/wordml/sdtdatahash" xmlns:w16se="http://schemas.microsoft.com/office/word/2015/wordml/symex" mc:Ignorable="w14 w15 w16se w16cid w16 w16cex w16sdtdh">
   <w:docDefaults>
     <w:rPrDefault>
       <w:rPr>
@@ -23933,7 +24565,7 @@
       </w:rPr>
     </w:tblStylePr>
   </w:style>
-  <w:style w:type="character" w:styleId="Fuerte">
+  <w:style w:type="character" w:styleId="Textoennegrita">
     <w:name w:val="Strong"/>
     <w:basedOn w:val="Fuentedeprrafopredeter"/>
     <w:uiPriority w:val="22"/>
@@ -24326,14 +24958,7 @@
 </file>
 
 <file path=customXml/item1.xml><?xml version="1.0" encoding="utf-8"?>
-<p:properties xmlns:p="http://schemas.microsoft.com/office/2006/metadata/properties" xmlns:xsi="http://www.w3.org/2001/XMLSchema-instance" xmlns:pc="http://schemas.microsoft.com/office/infopath/2007/PartnerControls">
-  <documentManagement>
-    <TaxCatchAll xmlns="13c90a0b-73bc-4dc0-be5f-28d77b615beb" xsi:nil="true"/>
-    <lcf76f155ced4ddcb4097134ff3c332f xmlns="13c93bba-48ce-428c-bfe5-88b42c19b028">
-      <Terms xmlns="http://schemas.microsoft.com/office/infopath/2007/PartnerControls"/>
-    </lcf76f155ced4ddcb4097134ff3c332f>
-  </documentManagement>
-</p:properties>
+<b:Sources xmlns:b="http://schemas.openxmlformats.org/officeDocument/2006/bibliography" xmlns="http://schemas.openxmlformats.org/officeDocument/2006/bibliography" SelectedStyle="\APASixthEditionOfficeOnline.xsl" StyleName="APA" Version="6"/>
 </file>
 
 <file path=customXml/item2.xml><?xml version="1.0" encoding="utf-8"?>
@@ -24346,7 +24971,14 @@
 </file>
 
 <file path=customXml/item3.xml><?xml version="1.0" encoding="utf-8"?>
-<b:Sources xmlns:b="http://schemas.openxmlformats.org/officeDocument/2006/bibliography" xmlns="http://schemas.openxmlformats.org/officeDocument/2006/bibliography" SelectedStyle="\APASixthEditionOfficeOnline.xsl" StyleName="APA" Version="6"/>
+<p:properties xmlns:p="http://schemas.microsoft.com/office/2006/metadata/properties" xmlns:xsi="http://www.w3.org/2001/XMLSchema-instance" xmlns:pc="http://schemas.microsoft.com/office/infopath/2007/PartnerControls">
+  <documentManagement>
+    <TaxCatchAll xmlns="13c90a0b-73bc-4dc0-be5f-28d77b615beb" xsi:nil="true"/>
+    <lcf76f155ced4ddcb4097134ff3c332f xmlns="13c93bba-48ce-428c-bfe5-88b42c19b028">
+      <Terms xmlns="http://schemas.microsoft.com/office/infopath/2007/PartnerControls"/>
+    </lcf76f155ced4ddcb4097134ff3c332f>
+  </documentManagement>
+</p:properties>
 </file>
 
 <file path=customXml/item4.xml><?xml version="1.0" encoding="utf-8"?>
@@ -24585,12 +25217,9 @@
 </file>
 
 <file path=customXml/itemProps1.xml><?xml version="1.0" encoding="utf-8"?>
-<ds:datastoreItem xmlns:ds="http://schemas.openxmlformats.org/officeDocument/2006/customXml" ds:itemID="{1279454D-02BE-4A9C-A117-DCD1573E2608}">
+<ds:datastoreItem xmlns:ds="http://schemas.openxmlformats.org/officeDocument/2006/customXml" ds:itemID="{EAE431FD-7059-4C09-804B-C9D69EB7B213}">
   <ds:schemaRefs>
-    <ds:schemaRef ds:uri="http://schemas.microsoft.com/office/2006/metadata/properties"/>
-    <ds:schemaRef ds:uri="http://schemas.microsoft.com/office/infopath/2007/PartnerControls"/>
-    <ds:schemaRef ds:uri="13c90a0b-73bc-4dc0-be5f-28d77b615beb"/>
-    <ds:schemaRef ds:uri="13c93bba-48ce-428c-bfe5-88b42c19b028"/>
+    <ds:schemaRef ds:uri="http://schemas.openxmlformats.org/officeDocument/2006/bibliography"/>
   </ds:schemaRefs>
 </ds:datastoreItem>
 </file>
@@ -24604,9 +25233,12 @@
 </file>
 
 <file path=customXml/itemProps3.xml><?xml version="1.0" encoding="utf-8"?>
-<ds:datastoreItem xmlns:ds="http://schemas.openxmlformats.org/officeDocument/2006/customXml" ds:itemID="{EAE431FD-7059-4C09-804B-C9D69EB7B213}">
+<ds:datastoreItem xmlns:ds="http://schemas.openxmlformats.org/officeDocument/2006/customXml" ds:itemID="{1279454D-02BE-4A9C-A117-DCD1573E2608}">
   <ds:schemaRefs>
-    <ds:schemaRef ds:uri="http://schemas.openxmlformats.org/officeDocument/2006/bibliography"/>
+    <ds:schemaRef ds:uri="http://schemas.microsoft.com/office/2006/metadata/properties"/>
+    <ds:schemaRef ds:uri="http://schemas.microsoft.com/office/infopath/2007/PartnerControls"/>
+    <ds:schemaRef ds:uri="13c90a0b-73bc-4dc0-be5f-28d77b615beb"/>
+    <ds:schemaRef ds:uri="13c93bba-48ce-428c-bfe5-88b42c19b028"/>
   </ds:schemaRefs>
 </ds:datastoreItem>
 </file>

--- a/fuentes/123103_CF6_DU.docx
+++ b/fuentes/123103_CF6_DU.docx
@@ -1,6 +1,6 @@
 
 <file path=word/document.xml><?xml version="1.0" encoding="utf-8"?>
-<w:document xmlns:wpc="http://schemas.microsoft.com/office/word/2010/wordprocessingCanvas" xmlns:cx="http://schemas.microsoft.com/office/drawing/2014/chartex" xmlns:cx1="http://schemas.microsoft.com/office/drawing/2015/9/8/chartex" xmlns:cx2="http://schemas.microsoft.com/office/drawing/2015/10/21/chartex" xmlns:cx3="http://schemas.microsoft.com/office/drawing/2016/5/9/chartex" xmlns:cx4="http://schemas.microsoft.com/office/drawing/2016/5/10/chartex" xmlns:cx5="http://schemas.microsoft.com/office/drawing/2016/5/11/chartex" xmlns:cx6="http://schemas.microsoft.com/office/drawing/2016/5/12/chartex" xmlns:cx7="http://schemas.microsoft.com/office/drawing/2016/5/13/chartex" xmlns:cx8="http://schemas.microsoft.com/office/drawing/2016/5/14/chartex" xmlns:mc="http://schemas.openxmlformats.org/markup-compatibility/2006" xmlns:aink="http://schemas.microsoft.com/office/drawing/2016/ink" xmlns:am3d="http://schemas.microsoft.com/office/drawing/2017/model3d" xmlns:o="urn:schemas-microsoft-com:office:office" xmlns:r="http://schemas.openxmlformats.org/officeDocument/2006/relationships" xmlns:m="http://schemas.openxmlformats.org/officeDocument/2006/math" xmlns:v="urn:schemas-microsoft-com:vml" xmlns:wp14="http://schemas.microsoft.com/office/word/2010/wordprocessingDrawing" xmlns:wp="http://schemas.openxmlformats.org/drawingml/2006/wordprocessingDrawing" xmlns:w10="urn:schemas-microsoft-com:office:word" xmlns:w="http://schemas.openxmlformats.org/wordprocessingml/2006/main" xmlns:w14="http://schemas.microsoft.com/office/word/2010/wordml" xmlns:w15="http://schemas.microsoft.com/office/word/2012/wordml" xmlns:w16cex="http://schemas.microsoft.com/office/word/2018/wordml/cex" xmlns:w16cid="http://schemas.microsoft.com/office/word/2016/wordml/cid" xmlns:w16="http://schemas.microsoft.com/office/word/2018/wordml" xmlns:w16sdtdh="http://schemas.microsoft.com/office/word/2020/wordml/sdtdatahash" xmlns:w16se="http://schemas.microsoft.com/office/word/2015/wordml/symex" xmlns:wpg="http://schemas.microsoft.com/office/word/2010/wordprocessingGroup" xmlns:wpi="http://schemas.microsoft.com/office/word/2010/wordprocessingInk" xmlns:wne="http://schemas.microsoft.com/office/word/2006/wordml" xmlns:wps="http://schemas.microsoft.com/office/word/2010/wordprocessingShape" mc:Ignorable="w14 w15 w16se w16cid w16 w16cex w16sdtdh wp14">
+<w:document xmlns:wpc="http://schemas.microsoft.com/office/word/2010/wordprocessingCanvas" xmlns:cx="http://schemas.microsoft.com/office/drawing/2014/chartex" xmlns:cx1="http://schemas.microsoft.com/office/drawing/2015/9/8/chartex" xmlns:cx2="http://schemas.microsoft.com/office/drawing/2015/10/21/chartex" xmlns:cx3="http://schemas.microsoft.com/office/drawing/2016/5/9/chartex" xmlns:cx4="http://schemas.microsoft.com/office/drawing/2016/5/10/chartex" xmlns:cx5="http://schemas.microsoft.com/office/drawing/2016/5/11/chartex" xmlns:cx6="http://schemas.microsoft.com/office/drawing/2016/5/12/chartex" xmlns:cx7="http://schemas.microsoft.com/office/drawing/2016/5/13/chartex" xmlns:cx8="http://schemas.microsoft.com/office/drawing/2016/5/14/chartex" xmlns:mc="http://schemas.openxmlformats.org/markup-compatibility/2006" xmlns:aink="http://schemas.microsoft.com/office/drawing/2016/ink" xmlns:am3d="http://schemas.microsoft.com/office/drawing/2017/model3d" xmlns:o="urn:schemas-microsoft-com:office:office" xmlns:oel="http://schemas.microsoft.com/office/2019/extlst" xmlns:r="http://schemas.openxmlformats.org/officeDocument/2006/relationships" xmlns:m="http://schemas.openxmlformats.org/officeDocument/2006/math" xmlns:v="urn:schemas-microsoft-com:vml" xmlns:wp14="http://schemas.microsoft.com/office/word/2010/wordprocessingDrawing" xmlns:wp="http://schemas.openxmlformats.org/drawingml/2006/wordprocessingDrawing" xmlns:w10="urn:schemas-microsoft-com:office:word" xmlns:w="http://schemas.openxmlformats.org/wordprocessingml/2006/main" xmlns:w14="http://schemas.microsoft.com/office/word/2010/wordml" xmlns:w15="http://schemas.microsoft.com/office/word/2012/wordml" xmlns:w16cex="http://schemas.microsoft.com/office/word/2018/wordml/cex" xmlns:w16cid="http://schemas.microsoft.com/office/word/2016/wordml/cid" xmlns:w16="http://schemas.microsoft.com/office/word/2018/wordml" xmlns:w16du="http://schemas.microsoft.com/office/word/2023/wordml/word16du" xmlns:w16sdtdh="http://schemas.microsoft.com/office/word/2020/wordml/sdtdatahash" xmlns:w16sdtfl="http://schemas.microsoft.com/office/word/2024/wordml/sdtformatlock" xmlns:w16se="http://schemas.microsoft.com/office/word/2015/wordml/symex" xmlns:wpg="http://schemas.microsoft.com/office/word/2010/wordprocessingGroup" xmlns:wpi="http://schemas.microsoft.com/office/word/2010/wordprocessingInk" xmlns:wne="http://schemas.microsoft.com/office/word/2006/wordml" xmlns:wps="http://schemas.microsoft.com/office/word/2010/wordprocessingShape" mc:Ignorable="w14 w15 w16se w16cid w16 w16cex w16sdtdh w16sdtfl w16du wp14">
   <w:body>
     <w:p>
       <w:pPr>
@@ -205,7 +205,7 @@
               </wp:anchor>
             </w:drawing>
           </mc:Choice>
-          <mc:Fallback xmlns:a="http://schemas.openxmlformats.org/drawingml/2006/main" xmlns:adec="http://schemas.microsoft.com/office/drawing/2017/decorative" xmlns:pic="http://schemas.openxmlformats.org/drawingml/2006/picture" xmlns:a14="http://schemas.microsoft.com/office/drawing/2010/main" xmlns:asvg="http://schemas.microsoft.com/office/drawing/2016/SVG/main" xmlns:w16sdtfl="http://schemas.microsoft.com/office/word/2024/wordml/sdtformatlock" xmlns:w16du="http://schemas.microsoft.com/office/word/2023/wordml/word16du" xmlns:oel="http://schemas.microsoft.com/office/2019/extlst">
+          <mc:Fallback xmlns:a="http://schemas.openxmlformats.org/drawingml/2006/main" xmlns:adec="http://schemas.microsoft.com/office/drawing/2017/decorative" xmlns:pic="http://schemas.openxmlformats.org/drawingml/2006/picture" xmlns:a14="http://schemas.microsoft.com/office/drawing/2010/main" xmlns:asvg="http://schemas.microsoft.com/office/drawing/2016/SVG/main">
             <w:pict>
               <v:rect id="Rectángulo 3" style="position:absolute;margin-left:-55.95pt;margin-top:26.4pt;width:613.85pt;height:164.25pt;z-index:-251655168;visibility:visible;mso-wrap-style:square;mso-height-percent:0;mso-wrap-distance-left:9pt;mso-wrap-distance-top:0;mso-wrap-distance-right:9pt;mso-wrap-distance-bottom:0;mso-position-horizontal:absolute;mso-position-horizontal-relative:text;mso-position-vertical:absolute;mso-position-vertical-relative:text;mso-height-percent:0;mso-height-relative:margin;v-text-anchor:middle" alt="&quot;&quot;" o:spid="_x0000_s1026" fillcolor="#00314d" stroked="f" strokeweight="1pt" w14:anchorId="4C256C62" o:gfxdata="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"/>
             </w:pict>
@@ -318,7 +318,7 @@
                 <v:stroke joinstyle="miter"/>
                 <v:path gradientshapeok="t" o:connecttype="rect"/>
               </v:shapetype>
-              <v:shape id="Cuadro de texto 2" o:spid="_x0000_s1026" type="#_x0000_t202" alt="&quot;&quot;" style="position:absolute;left:0;text-align:left;margin-left:-25.2pt;margin-top:21.9pt;width:549pt;height:102.95pt;z-index:251663360;visibility:visible;mso-wrap-style:square;mso-width-percent:0;mso-height-percent:0;mso-wrap-distance-left:9pt;mso-wrap-distance-top:3.6pt;mso-wrap-distance-right:9pt;mso-wrap-distance-bottom:3.6pt;mso-position-horizontal:absolute;mso-position-horizontal-relative:margin;mso-position-vertical:absolute;mso-position-vertical-relative:text;mso-width-percent:0;mso-height-percent:0;mso-width-relative:margin;mso-height-relative:margin;v-text-anchor:top" o:gfxdata="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" filled="f" stroked="f">
+              <v:shape id="Cuadro de texto 2" o:spid="_x0000_s1026" type="#_x0000_t202" alt="&quot;&quot;" style="position:absolute;left:0;text-align:left;margin-left:-25.2pt;margin-top:21.9pt;width:549pt;height:102.95pt;z-index:251663360;visibility:visible;mso-wrap-style:square;mso-width-percent:0;mso-height-percent:0;mso-wrap-distance-left:9pt;mso-wrap-distance-top:3.6pt;mso-wrap-distance-right:9pt;mso-wrap-distance-bottom:3.6pt;mso-position-horizontal:absolute;mso-position-horizontal-relative:margin;mso-position-vertical:absolute;mso-position-vertical-relative:text;mso-width-percent:0;mso-height-percent:0;mso-width-relative:margin;mso-height-relative:margin;v-text-anchor:top" o:gfxdata="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" filled="f" stroked="f">
                 <v:textbox>
                   <w:txbxContent>
                     <w:p>
@@ -987,7 +987,7 @@
                 <w:noProof/>
                 <w:webHidden/>
               </w:rPr>
-              <w:t>27</w:t>
+              <w:t>26</w:t>
             </w:r>
             <w:r>
               <w:rPr>
@@ -1133,7 +1133,7 @@
                 <w:noProof/>
                 <w:webHidden/>
               </w:rPr>
-              <w:t>34</w:t>
+              <w:t>33</w:t>
             </w:r>
             <w:r>
               <w:rPr>
@@ -2153,14 +2153,7 @@
         <w:rPr>
           <w:lang w:val="es-419" w:eastAsia="es-CO"/>
         </w:rPr>
-        <w:t xml:space="preserve">Su aprendizaje fortalece criterios de verificación, control y mejoramiento indispensables para una gestión contable responsable. Además, contribuye a reducir riesgos de error, mejorar la respuesta ante requerimientos internos y </w:t>
-      </w:r>
-      <w:proofErr w:type="gramStart"/>
-      <w:r>
-        <w:rPr>
-          <w:lang w:val="es-419" w:eastAsia="es-CO"/>
-        </w:rPr>
-        <w:t>fiscales</w:t>
+        <w:t>Su aprendizaje fortalece criterios de verificación, control y mejoramiento indispensables para una gestión contable responsable. Además, contribuye a reducir riesgos de error, mejorar la respuesta ante requerimientos internos y fiscales</w:t>
       </w:r>
       <w:r>
         <w:rPr>
@@ -2172,14 +2165,7 @@
         <w:rPr>
           <w:lang w:val="es-419" w:eastAsia="es-CO"/>
         </w:rPr>
-        <w:t xml:space="preserve"> y</w:t>
-      </w:r>
-      <w:proofErr w:type="gramEnd"/>
-      <w:r>
-        <w:rPr>
-          <w:lang w:val="es-419" w:eastAsia="es-CO"/>
-        </w:rPr>
-        <w:t xml:space="preserve"> respaldar decisiones organizacionales con información confiable.</w:t>
+        <w:t xml:space="preserve"> y respaldar decisiones organizacionales con información confiable.</w:t>
       </w:r>
     </w:p>
     <w:p>
@@ -2738,82 +2724,64 @@
         <w:rPr>
           <w:lang w:val="es-ES"/>
         </w:rPr>
+        <w:t xml:space="preserve"> $ </w:t>
+      </w:r>
+      <w:r>
+        <w:rPr>
+          <w:lang w:val="es-419" w:eastAsia="es-CO"/>
+        </w:rPr>
+        <w:t>12.000.000 en la cuenta de bancos. Durante el período</w:t>
+      </w:r>
+      <w:r>
+        <w:rPr>
+          <w:lang w:val="es-419" w:eastAsia="es-CO"/>
+        </w:rPr>
+        <w:t>,</w:t>
+      </w:r>
+      <w:r>
+        <w:rPr>
+          <w:lang w:val="es-419" w:eastAsia="es-CO"/>
+        </w:rPr>
+        <w:t xml:space="preserve"> registra consignaciones por </w:t>
+      </w:r>
+      <w:r>
+        <w:rPr>
+          <w:lang w:val="es-419" w:eastAsia="es-CO"/>
+        </w:rPr>
+        <w:t xml:space="preserve">$ </w:t>
+      </w:r>
+      <w:r>
+        <w:rPr>
+          <w:lang w:val="es-419" w:eastAsia="es-CO"/>
+        </w:rPr>
+        <w:t xml:space="preserve">5.000.000 y pagos </w:t>
+      </w:r>
+      <w:r>
+        <w:rPr>
+          <w:lang w:val="es-419" w:eastAsia="es-CO"/>
+        </w:rPr>
+        <w:t xml:space="preserve">por </w:t>
+      </w:r>
+      <w:r>
+        <w:rPr>
+          <w:lang w:val="es-419" w:eastAsia="es-CO"/>
+        </w:rPr>
+        <w:t xml:space="preserve">           </w:t>
+      </w:r>
+      <w:r>
+        <w:rPr>
+          <w:lang w:val="es-419" w:eastAsia="es-CO"/>
+        </w:rPr>
+        <w:t>$</w:t>
+      </w:r>
+      <w:r>
+        <w:rPr>
+          <w:lang w:val="es-419" w:eastAsia="es-CO"/>
+        </w:rPr>
         <w:t xml:space="preserve"> </w:t>
       </w:r>
       <w:r>
         <w:rPr>
-          <w:lang w:val="es-ES"/>
-        </w:rPr>
-        <w:t>$</w:t>
-      </w:r>
-      <w:r>
-        <w:rPr>
-          <w:lang w:val="es-ES"/>
-        </w:rPr>
-        <w:t xml:space="preserve"> </w:t>
-      </w:r>
-      <w:r>
-        <w:rPr>
-          <w:lang w:val="es-419" w:eastAsia="es-CO"/>
-        </w:rPr>
-        <w:t>12.000.000 en la cuenta de bancos. Durante el período</w:t>
-      </w:r>
-      <w:r>
-        <w:rPr>
-          <w:lang w:val="es-419" w:eastAsia="es-CO"/>
-        </w:rPr>
-        <w:t>,</w:t>
-      </w:r>
-      <w:r>
-        <w:rPr>
-          <w:lang w:val="es-419" w:eastAsia="es-CO"/>
-        </w:rPr>
-        <w:t xml:space="preserve"> registra consignaciones por </w:t>
-      </w:r>
-      <w:r>
-        <w:rPr>
-          <w:lang w:val="es-419" w:eastAsia="es-CO"/>
-        </w:rPr>
-        <w:t>$</w:t>
-      </w:r>
-      <w:r>
-        <w:rPr>
-          <w:lang w:val="es-419" w:eastAsia="es-CO"/>
-        </w:rPr>
-        <w:t xml:space="preserve"> </w:t>
-      </w:r>
-      <w:r>
-        <w:rPr>
-          <w:lang w:val="es-419" w:eastAsia="es-CO"/>
-        </w:rPr>
-        <w:t xml:space="preserve">5.000.000 y pagos </w:t>
-      </w:r>
-      <w:r>
-        <w:rPr>
-          <w:lang w:val="es-419" w:eastAsia="es-CO"/>
-        </w:rPr>
-        <w:t>por</w:t>
-      </w:r>
-      <w:r>
-        <w:rPr>
-          <w:lang w:val="es-419" w:eastAsia="es-CO"/>
-        </w:rPr>
-        <w:t xml:space="preserve"> </w:t>
-      </w:r>
-      <w:r>
-        <w:rPr>
-          <w:lang w:val="es-419" w:eastAsia="es-CO"/>
-        </w:rPr>
-        <w:t>$</w:t>
-      </w:r>
-      <w:r>
-        <w:rPr>
-          <w:lang w:val="es-419" w:eastAsia="es-CO"/>
-        </w:rPr>
-        <w:t xml:space="preserve"> </w:t>
-      </w:r>
-      <w:r>
-        <w:rPr>
           <w:lang w:val="es-419" w:eastAsia="es-CO"/>
         </w:rPr>
         <w:t xml:space="preserve">3.200.000, por lo que su saldo contable al cierre es de </w:t>
@@ -2822,13 +2790,7 @@
         <w:rPr>
           <w:lang w:val="es-419" w:eastAsia="es-CO"/>
         </w:rPr>
-        <w:t>$</w:t>
-      </w:r>
-      <w:r>
-        <w:rPr>
-          <w:lang w:val="es-419" w:eastAsia="es-CO"/>
-        </w:rPr>
-        <w:t xml:space="preserve"> </w:t>
+        <w:t xml:space="preserve">$ </w:t>
       </w:r>
       <w:r>
         <w:rPr>
@@ -4625,7 +4587,55 @@
         <w:rPr>
           <w:lang w:val="es-419" w:eastAsia="es-CO"/>
         </w:rPr>
-        <w:t>En términos prácticos, una matriz de conciliación bien elaborada permite ubicar con rapidez qué partidas son temporales, cuáles exigen ajuste y cuáles deben mantenerse en seguimiento. Por ejemplo, si el saldo en libros es de $15.400.000 y el saldo en bancos es de $15.050.000, la matriz puede mostrar que existen un depósito en tránsito por $500.000 y una comisión bancaria no registrada por $150.000. Con esa información, el informe final no se limita a indicar la existencia de una diferencia, sino que explica su origen, identifica el tratamiento dado a cada partida y establece el saldo conciliado. A continuación, se presentan los elementos mínimos que componen una matriz o informe de conciliación:</w:t>
+        <w:t>En términos prácticos, una matriz de conciliación bien elaborada permite ubicar con rapidez qué partidas son temporales, cuáles exigen ajuste y cuáles deben mantenerse en seguimiento. Por ejemplo, si el saldo en libros es de $</w:t>
+      </w:r>
+      <w:r>
+        <w:rPr>
+          <w:lang w:val="es-419" w:eastAsia="es-CO"/>
+        </w:rPr>
+        <w:t xml:space="preserve"> </w:t>
+      </w:r>
+      <w:r>
+        <w:rPr>
+          <w:lang w:val="es-419" w:eastAsia="es-CO"/>
+        </w:rPr>
+        <w:t>15.400.000 y el saldo en bancos es de $</w:t>
+      </w:r>
+      <w:r>
+        <w:rPr>
+          <w:lang w:val="es-419" w:eastAsia="es-CO"/>
+        </w:rPr>
+        <w:t xml:space="preserve"> </w:t>
+      </w:r>
+      <w:r>
+        <w:rPr>
+          <w:lang w:val="es-419" w:eastAsia="es-CO"/>
+        </w:rPr>
+        <w:t>15.050.000, la matriz puede mostrar que existen un depósito en tránsito por $</w:t>
+      </w:r>
+      <w:r>
+        <w:rPr>
+          <w:lang w:val="es-419" w:eastAsia="es-CO"/>
+        </w:rPr>
+        <w:t xml:space="preserve"> </w:t>
+      </w:r>
+      <w:r>
+        <w:rPr>
+          <w:lang w:val="es-419" w:eastAsia="es-CO"/>
+        </w:rPr>
+        <w:t>500.000 y una comisión bancaria no registrada por $</w:t>
+      </w:r>
+      <w:r>
+        <w:rPr>
+          <w:lang w:val="es-419" w:eastAsia="es-CO"/>
+        </w:rPr>
+        <w:t xml:space="preserve"> </w:t>
+      </w:r>
+      <w:r>
+        <w:rPr>
+          <w:lang w:val="es-419" w:eastAsia="es-CO"/>
+        </w:rPr>
+        <w:t>150.000. Con esa información, el informe final no se limita a indicar la existencia de una diferencia, sino que explica su origen, identifica el tratamiento dado a cada partida y establece el saldo conciliado. A continuación, se presentan los elementos mínimos que componen una matriz o informe de conciliación:</w:t>
       </w:r>
     </w:p>
     <w:p>
@@ -4855,9 +4865,48 @@
     </w:p>
     <w:p>
       <w:pPr>
+        <w:rPr>
+          <w:rFonts w:eastAsiaTheme="minorEastAsia"/>
+          <w:szCs w:val="28"/>
+          <w:lang w:val="es-419"/>
+        </w:rPr>
+      </w:pPr>
+      <w:r>
+        <w:rPr>
+          <w:rFonts w:eastAsiaTheme="minorEastAsia"/>
+          <w:color w:val="000000" w:themeColor="text1"/>
+          <w:szCs w:val="28"/>
+          <w:lang w:val="es-ES"/>
+        </w:rPr>
+        <w:t>Para profundizar sobre el tema, consulte el documento “IN-ADF-0180.pdf”</w:t>
+      </w:r>
+      <w:r>
+        <w:rPr>
+          <w:rFonts w:eastAsiaTheme="minorEastAsia"/>
+          <w:b/>
+          <w:bCs/>
+          <w:color w:val="000000" w:themeColor="text1"/>
+          <w:szCs w:val="28"/>
+          <w:lang w:val="es-ES"/>
+        </w:rPr>
+        <w:t xml:space="preserve">, </w:t>
+      </w:r>
+      <w:r>
+        <w:rPr>
+          <w:rFonts w:eastAsiaTheme="minorEastAsia"/>
+          <w:color w:val="000000" w:themeColor="text1"/>
+          <w:szCs w:val="28"/>
+          <w:lang w:val="es-ES"/>
+        </w:rPr>
+        <w:t>ubicado en la carpeta de Anexos.</w:t>
+      </w:r>
+    </w:p>
+    <w:p>
+      <w:pPr>
         <w:pStyle w:val="Ttulo3"/>
       </w:pPr>
       <w:r>
+        <w:lastRenderedPageBreak/>
         <w:t>Soportes documentales</w:t>
       </w:r>
     </w:p>
@@ -4871,14 +4920,7 @@
         <w:rPr>
           <w:lang w:val="es-419" w:eastAsia="es-CO"/>
         </w:rPr>
-        <w:t xml:space="preserve">Los soportes documentales son el fundamento probatorio del reporte de conciliación. El Decreto 2649 de 1993 dispone que los soportes deben adherirse a los comprobantes de contabilidad o conservarse archivados en orden cronológico y de </w:t>
-      </w:r>
-      <w:r>
-        <w:rPr>
-          <w:lang w:val="es-419" w:eastAsia="es-CO"/>
-        </w:rPr>
-        <w:lastRenderedPageBreak/>
-        <w:t>forma que sea posible su verificación; además, señala que los comprobantes deben prepararse con fundamento en esos soportes, numerarse consecutivamente e indicar fecha, origen, descripción, cuantía y cuentas afectadas.</w:t>
+        <w:t>Los soportes documentales son el fundamento probatorio del reporte de conciliación. El Decreto 2649 de 1993 dispone que los soportes deben adherirse a los comprobantes de contabilidad o conservarse archivados en orden cronológico y de forma que sea posible su verificación; además, señala que los comprobantes deben prepararse con fundamento en esos soportes, numerarse consecutivamente e indicar fecha, origen, descripción, cuantía y cuentas afectadas.</w:t>
       </w:r>
     </w:p>
     <w:p>
@@ -4973,6 +5015,7 @@
         <w:rPr>
           <w:rStyle w:val="Ttulo5Car"/>
         </w:rPr>
+        <w:lastRenderedPageBreak/>
         <w:t>Conciliación anterior.</w:t>
       </w:r>
       <w:r>
@@ -5023,7 +5066,6 @@
         <w:rPr>
           <w:rStyle w:val="Ttulo5Car"/>
         </w:rPr>
-        <w:lastRenderedPageBreak/>
         <w:t>Matriz o formato de conciliación.</w:t>
       </w:r>
       <w:r>
@@ -5127,14 +5169,8 @@
         <w:rPr>
           <w:lang w:val="es-419" w:eastAsia="es-CO"/>
         </w:rPr>
-        <w:t xml:space="preserve">Las recomendaciones pueden dirigirse a distintos niveles: al registro contable, al control documental y al mejoramiento del procedimiento. Algunas se orientan a registrar oportunamente comisiones, abonos o notas bancarias no incorporadas; otras a fortalecer el archivo de consignaciones, comprobantes y relaciones de pagos; y otras a </w:t>
-      </w:r>
-      <w:r>
-        <w:rPr>
-          <w:lang w:val="es-419" w:eastAsia="es-CO"/>
-        </w:rPr>
         <w:lastRenderedPageBreak/>
-        <w:t>reducir el tiempo entre la ocurrencia del movimiento y su registro o establecer revisiones previas antes del cierre mensual.</w:t>
+        <w:t>Las recomendaciones pueden dirigirse a distintos niveles: al registro contable, al control documental y al mejoramiento del procedimiento. Algunas se orientan a registrar oportunamente comisiones, abonos o notas bancarias no incorporadas; otras a fortalecer el archivo de consignaciones, comprobantes y relaciones de pagos; y otras a reducir el tiempo entre la ocurrencia del movimiento y su registro o establecer revisiones previas antes del cierre mensual.</w:t>
       </w:r>
     </w:p>
     <w:p>
@@ -5173,21 +5209,7 @@
         <w:rPr>
           <w:lang w:eastAsia="es-CO"/>
         </w:rPr>
-        <w:t>Un ejemplo corresponde a un cheque pendiente que permanece sin cobro por varios meses: en este caso, el informe debe recomendar su revisión específica y dejar constancia en el seguimiento del período siguiente. Esta práctica mejora la trazabilidad, evita la acumulación de partidas sin depuración y fortalece la mejora de los procedimientos de registro contable y tributario</w:t>
-      </w:r>
-      <w:proofErr w:type="gramStart"/>
-      <w:r>
-        <w:rPr>
-          <w:lang w:eastAsia="es-CO"/>
-        </w:rPr>
-        <w:t>. .</w:t>
-      </w:r>
-      <w:proofErr w:type="gramEnd"/>
-      <w:r>
-        <w:rPr>
-          <w:lang w:eastAsia="es-CO"/>
-        </w:rPr>
-        <w:t xml:space="preserve"> A continuación, se presentan ejemplos de recomendaciones y seguimiento dentro del reporte de conciliación:</w:t>
+        <w:t>Un ejemplo corresponde a un cheque pendiente que permanece sin cobro por varios meses: en este caso, el informe debe recomendar su revisión específica y dejar constancia en el seguimiento del período siguiente. Esta práctica mejora la trazabilidad, evita la acumulación de partidas sin depuración y fortalece la mejora de los procedimientos de registro contable y tributario.  A continuación, se presentan ejemplos de recomendaciones y seguimiento dentro del reporte de conciliación:</w:t>
       </w:r>
     </w:p>
     <w:p>
@@ -5231,6 +5253,7 @@
         <w:rPr>
           <w:rStyle w:val="Ttulo5Car"/>
         </w:rPr>
+        <w:lastRenderedPageBreak/>
         <w:t xml:space="preserve">Depósito en tránsito al cierre. </w:t>
       </w:r>
       <w:r>
@@ -5281,228 +5304,149 @@
         <w:rPr>
           <w:rStyle w:val="Ttulo5Car"/>
         </w:rPr>
+        <w:t xml:space="preserve">Reincidencia de diferencias por registros tardíos. </w:t>
+      </w:r>
+      <w:r>
+        <w:rPr>
+          <w:lang w:val="es-419" w:eastAsia="es-CO"/>
+        </w:rPr>
+        <w:t>Revisar la oportunidad del proceso de registro contable y proponer mejoras en los tiempos y responsables del procedimiento para evitar la repetición de la situación.</w:t>
+      </w:r>
+    </w:p>
+    <w:p>
+      <w:pPr>
+        <w:rPr>
+          <w:lang w:val="es-419" w:eastAsia="es-CO"/>
+        </w:rPr>
+      </w:pPr>
+      <w:r>
+        <w:rPr>
+          <w:lang w:val="es-419" w:eastAsia="es-CO"/>
+        </w:rPr>
+        <w:t>Este enfoque permite que el reporte de conciliación no solo documente las diferencias identificadas, sino que también incorpore acciones claras, verificables y sujetas a seguimiento, fortaleciendo el control interno y la mejora continua del proceso.</w:t>
+      </w:r>
+    </w:p>
+    <w:p>
+      <w:pPr>
+        <w:ind w:firstLine="0"/>
+        <w:rPr>
+          <w:lang w:val="es-419" w:eastAsia="es-CO"/>
+        </w:rPr>
+      </w:pPr>
+    </w:p>
+    <w:p>
+      <w:pPr>
+        <w:pStyle w:val="Ttulo1"/>
+      </w:pPr>
+      <w:bookmarkStart w:id="5" w:name="_Toc231592892"/>
+      <w:r>
+        <w:t>Identificación de errores, omisiones e inconsistencias contables</w:t>
+      </w:r>
+      <w:bookmarkEnd w:id="5"/>
+    </w:p>
+    <w:p>
+      <w:pPr>
+        <w:rPr>
+          <w:lang w:val="es-419" w:eastAsia="es-CO"/>
+        </w:rPr>
+      </w:pPr>
+      <w:r>
+        <w:rPr>
+          <w:lang w:val="es-419" w:eastAsia="es-CO"/>
+        </w:rPr>
+        <w:t>La identificación de errores, omisiones e inconsistencias contables constituye una labor importante dentro del control del registro, porque permite establecer si la información reconocida en libros representa de manera razonable los hechos económicos, si cuenta con soporte suficiente y si conserva coherencia con los criterios técnicos de clasificación, medición y presentación.</w:t>
+      </w:r>
+    </w:p>
+    <w:p>
+      <w:pPr>
+        <w:rPr>
+          <w:lang w:val="es-419" w:eastAsia="es-CO"/>
+        </w:rPr>
+      </w:pPr>
+      <w:r>
+        <w:rPr>
+          <w:lang w:val="es-419" w:eastAsia="es-CO"/>
+        </w:rPr>
+        <w:t xml:space="preserve">En Colombia, esta revisión se articula con la finalidad del sistema de control interno, que busca proteger los recursos, garantizar la confiabilidad de la información y disponer de mecanismos de verificación y evaluación, así como con las reglas contables que exigen soportes, comprobantes y registros verificables. Desde esta perspectiva, </w:t>
+      </w:r>
+      <w:r>
+        <w:rPr>
+          <w:lang w:val="es-419" w:eastAsia="es-CO"/>
+        </w:rPr>
         <w:lastRenderedPageBreak/>
-        <w:t xml:space="preserve">Reincidencia de diferencias por registros tardíos. </w:t>
-      </w:r>
-      <w:r>
-        <w:rPr>
-          <w:lang w:val="es-419" w:eastAsia="es-CO"/>
-        </w:rPr>
-        <w:t>Revisar la oportunidad del proceso de registro contable y proponer mejoras en los tiempos y responsables del procedimiento para evitar la repetición de la situación.</w:t>
-      </w:r>
-    </w:p>
-    <w:p>
-      <w:pPr>
-        <w:rPr>
-          <w:lang w:val="es-419" w:eastAsia="es-CO"/>
-        </w:rPr>
-      </w:pPr>
-      <w:r>
-        <w:rPr>
-          <w:lang w:val="es-419" w:eastAsia="es-CO"/>
-        </w:rPr>
-        <w:t>Este enfoque permite que el reporte de conciliación no solo documente las diferencias identificadas, sino que también incorpore acciones claras, verificables y sujetas a seguimiento, fortaleciendo el control interno y la mejora continua del proceso.</w:t>
-      </w:r>
-    </w:p>
-    <w:p>
-      <w:pPr>
-        <w:rPr>
-          <w:lang w:val="es-419" w:eastAsia="es-CO"/>
-        </w:rPr>
-      </w:pPr>
-    </w:p>
-    <w:p>
-      <w:pPr>
-        <w:rPr>
-          <w:lang w:val="es-419" w:eastAsia="es-CO"/>
-        </w:rPr>
-      </w:pPr>
-    </w:p>
-    <w:p>
-      <w:pPr>
-        <w:rPr>
-          <w:lang w:val="es-419" w:eastAsia="es-CO"/>
-        </w:rPr>
-      </w:pPr>
-    </w:p>
-    <w:p>
-      <w:pPr>
-        <w:rPr>
-          <w:lang w:val="es-419" w:eastAsia="es-CO"/>
-        </w:rPr>
-      </w:pPr>
-    </w:p>
-    <w:p>
-      <w:pPr>
-        <w:rPr>
-          <w:lang w:val="es-419" w:eastAsia="es-CO"/>
-        </w:rPr>
-      </w:pPr>
-    </w:p>
-    <w:p>
-      <w:pPr>
-        <w:rPr>
-          <w:lang w:val="es-419" w:eastAsia="es-CO"/>
-        </w:rPr>
-      </w:pPr>
-    </w:p>
-    <w:p>
-      <w:pPr>
-        <w:rPr>
-          <w:lang w:val="es-419" w:eastAsia="es-CO"/>
-        </w:rPr>
-      </w:pPr>
-    </w:p>
-    <w:p>
-      <w:pPr>
-        <w:rPr>
-          <w:lang w:val="es-419" w:eastAsia="es-CO"/>
-        </w:rPr>
-      </w:pPr>
-    </w:p>
-    <w:p>
-      <w:pPr>
-        <w:rPr>
-          <w:lang w:val="es-419" w:eastAsia="es-CO"/>
-        </w:rPr>
-      </w:pPr>
-    </w:p>
-    <w:p>
-      <w:pPr>
-        <w:rPr>
-          <w:lang w:val="es-419" w:eastAsia="es-CO"/>
-        </w:rPr>
-      </w:pPr>
-    </w:p>
-    <w:p>
-      <w:pPr>
-        <w:rPr>
-          <w:lang w:val="es-419" w:eastAsia="es-CO"/>
-        </w:rPr>
-      </w:pPr>
-    </w:p>
-    <w:p>
-      <w:pPr>
-        <w:rPr>
-          <w:lang w:val="es-419" w:eastAsia="es-CO"/>
-        </w:rPr>
-      </w:pPr>
-    </w:p>
-    <w:p>
-      <w:pPr>
-        <w:rPr>
-          <w:lang w:val="es-419" w:eastAsia="es-CO"/>
-        </w:rPr>
-      </w:pPr>
-    </w:p>
-    <w:p>
-      <w:pPr>
-        <w:rPr>
-          <w:lang w:val="es-419" w:eastAsia="es-CO"/>
-        </w:rPr>
-      </w:pPr>
-    </w:p>
-    <w:p>
-      <w:pPr>
-        <w:pStyle w:val="Ttulo1"/>
-      </w:pPr>
-      <w:bookmarkStart w:id="5" w:name="_Toc231592892"/>
-      <w:r>
+        <w:t>examinar errores e inconsistencias no es una actividad secundaria del cierre, sino una práctica permanente de aseguramiento de la calidad del dato contable y de fortalecimiento de la trazabilidad documental (Ley 87, 1993).</w:t>
+      </w:r>
+    </w:p>
+    <w:p>
+      <w:pPr>
+        <w:rPr>
+          <w:lang w:val="es-419" w:eastAsia="es-CO"/>
+        </w:rPr>
+      </w:pPr>
+      <w:r>
+        <w:rPr>
+          <w:lang w:val="es-419" w:eastAsia="es-CO"/>
+        </w:rPr>
+        <w:t>Esta revisión también resulta relevante en el ámbito tributario, donde la DIAN reconoce la existencia de errores e inconsistencias formales que deben corregirse y establece que, cuando la información o los soportes presentan inconsistencias que impiden el registro, debe solicitarse su corrección antes de continuar.</w:t>
+      </w:r>
+    </w:p>
+    <w:p>
+      <w:pPr>
+        <w:pStyle w:val="Ttulo2"/>
+      </w:pPr>
+      <w:bookmarkStart w:id="6" w:name="_Toc231592893"/>
+      <w:r>
+        <w:t>T</w:t>
+      </w:r>
+      <w:r>
+        <w:t>ipología de errores e inconsistencias</w:t>
+      </w:r>
+      <w:bookmarkEnd w:id="6"/>
+    </w:p>
+    <w:p>
+      <w:pPr>
+        <w:rPr>
+          <w:lang w:val="es-419" w:eastAsia="es-CO"/>
+        </w:rPr>
+      </w:pPr>
+      <w:r>
+        <w:rPr>
+          <w:lang w:val="es-419" w:eastAsia="es-CO"/>
+        </w:rPr>
+        <w:t>La identificación de errores e inconsistencias contables forma parte del control del registro, porque permite establecer si la información incorporada en libros es verificable, coherente con sus soportes y razonable frente a los hechos económicos que pretende representar.</w:t>
+      </w:r>
+    </w:p>
+    <w:p>
+      <w:pPr>
+        <w:rPr>
+          <w:lang w:val="es-419" w:eastAsia="es-CO"/>
+        </w:rPr>
+      </w:pPr>
+      <w:r>
+        <w:rPr>
+          <w:lang w:val="es-419" w:eastAsia="es-CO"/>
+        </w:rPr>
+        <w:t>En el sector público colombiano, la Ley 87 de 1993 define el control interno como el conjunto de planes, métodos, procedimientos y mecanismos de verificación y evaluación orientados a que las operaciones y la administración de la información se realicen conforme a las normas vigentes. En esa misma línea, la DIAN exige revisar la consistencia de las cifras, efectuar ajustes cuando se determinen inconsistencias y aprobar las cuentas solo cuando presenten saldos razonables y consistentes (Ley 87, 1993).</w:t>
+      </w:r>
+    </w:p>
+    <w:p>
+      <w:pPr>
+        <w:rPr>
+          <w:lang w:val="es-419" w:eastAsia="es-CO"/>
+        </w:rPr>
+      </w:pPr>
+      <w:r>
+        <w:rPr>
+          <w:lang w:val="es-419" w:eastAsia="es-CO"/>
+        </w:rPr>
+        <w:t xml:space="preserve">Desde la técnica contable, no todas las fallas del registro tienen la misma naturaleza. El marco para microempresas compilado en el Decreto 2420 de 2015 señala que los errores de periodos anteriores comprenden omisiones e inexactitudes surgidas por no emplear, o por usar incorrectamente, información fiable disponible al momento </w:t>
+      </w:r>
+      <w:r>
+        <w:rPr>
+          <w:lang w:val="es-419" w:eastAsia="es-CO"/>
+        </w:rPr>
         <w:lastRenderedPageBreak/>
-        <w:t>Identificación de errores, omisiones e inconsistencias contables</w:t>
-      </w:r>
-      <w:bookmarkEnd w:id="5"/>
-    </w:p>
-    <w:p>
-      <w:pPr>
-        <w:rPr>
-          <w:lang w:val="es-419" w:eastAsia="es-CO"/>
-        </w:rPr>
-      </w:pPr>
-      <w:r>
-        <w:rPr>
-          <w:lang w:val="es-419" w:eastAsia="es-CO"/>
-        </w:rPr>
-        <w:t>La identificación de errores, omisiones e inconsistencias contables constituye una labor importante dentro del control del registro, porque permite establecer si la información reconocida en libros representa de manera razonable los hechos económicos, si cuenta con soporte suficiente y si conserva coherencia con los criterios técnicos de clasificación, medición y presentación.</w:t>
-      </w:r>
-    </w:p>
-    <w:p>
-      <w:pPr>
-        <w:rPr>
-          <w:lang w:val="es-419" w:eastAsia="es-CO"/>
-        </w:rPr>
-      </w:pPr>
-      <w:r>
-        <w:rPr>
-          <w:lang w:val="es-419" w:eastAsia="es-CO"/>
-        </w:rPr>
-        <w:t>En Colombia, esta revisión se articula con la finalidad del sistema de control interno, que busca proteger los recursos, garantizar la confiabilidad de la información y disponer de mecanismos de verificación y evaluación, así como con las reglas contables que exigen soportes, comprobantes y registros verificables. Desde esta perspectiva, examinar errores e inconsistencias no es una actividad secundaria del cierre, sino una práctica permanente de aseguramiento de la calidad del dato contable y de fortalecimiento de la trazabilidad documental (Ley 87, 1993).</w:t>
-      </w:r>
-    </w:p>
-    <w:p>
-      <w:pPr>
-        <w:rPr>
-          <w:lang w:val="es-419" w:eastAsia="es-CO"/>
-        </w:rPr>
-      </w:pPr>
-      <w:r>
-        <w:rPr>
-          <w:lang w:val="es-419" w:eastAsia="es-CO"/>
-        </w:rPr>
-        <w:t>Esta revisión también resulta relevante en el ámbito tributario, donde la DIAN reconoce la existencia de errores e inconsistencias formales que deben corregirse y establece que, cuando la información o los soportes presentan inconsistencias que impiden el registro, debe solicitarse su corrección antes de continuar.</w:t>
-      </w:r>
-    </w:p>
-    <w:p>
-      <w:pPr>
-        <w:pStyle w:val="Ttulo2"/>
-      </w:pPr>
-      <w:bookmarkStart w:id="6" w:name="_Toc231592893"/>
-      <w:r>
-        <w:t>T</w:t>
-      </w:r>
-      <w:r>
-        <w:t>ipología de errores e inconsistencias</w:t>
-      </w:r>
-      <w:bookmarkEnd w:id="6"/>
-    </w:p>
-    <w:p>
-      <w:pPr>
-        <w:rPr>
-          <w:lang w:val="es-419" w:eastAsia="es-CO"/>
-        </w:rPr>
-      </w:pPr>
-      <w:r>
-        <w:rPr>
-          <w:lang w:val="es-419" w:eastAsia="es-CO"/>
-        </w:rPr>
-        <w:t>La identificación de errores e inconsistencias contables forma parte del control del registro, porque permite establecer si la información incorporada en libros es verificable, coherente con sus soportes y razonable frente a los hechos económicos que pretende representar.</w:t>
-      </w:r>
-    </w:p>
-    <w:p>
-      <w:pPr>
-        <w:rPr>
-          <w:lang w:val="es-419" w:eastAsia="es-CO"/>
-        </w:rPr>
-      </w:pPr>
-      <w:r>
-        <w:rPr>
-          <w:lang w:val="es-419" w:eastAsia="es-CO"/>
-        </w:rPr>
-        <w:lastRenderedPageBreak/>
-        <w:t>En el sector público colombiano, la Ley 87 de 1993 define el control interno como el conjunto de planes, métodos, procedimientos y mecanismos de verificación y evaluación orientados a que las operaciones y la administración de la información se realicen conforme a las normas vigentes. En esa misma línea, la DIAN exige revisar la consistencia de las cifras, efectuar ajustes cuando se determinen inconsistencias y aprobar las cuentas solo cuando presenten saldos razonables y consistentes (Ley 87, 1993).</w:t>
-      </w:r>
-    </w:p>
-    <w:p>
-      <w:pPr>
-        <w:rPr>
-          <w:lang w:val="es-419" w:eastAsia="es-CO"/>
-        </w:rPr>
-      </w:pPr>
-      <w:r>
-        <w:rPr>
-          <w:lang w:val="es-419" w:eastAsia="es-CO"/>
-        </w:rPr>
-        <w:t>Desde la técnica contable, no todas las fallas del registro tienen la misma naturaleza. El marco para microempresas compilado en el Decreto 2420 de 2015 señala que los errores de periodos anteriores comprenden omisiones e inexactitudes surgidas por no emplear, o por usar incorrectamente, información fiable disponible al momento de preparar los estados financieros, y ordena reconocer la corrección cuando el error es detectado. De manera complementaria, la DIAN reconoce errores e inconsistencias informativas en materia tributaria, como los relativos al NIT, nombre, concepto del tributo, año o período gravable y actividad económica. A continuación, se integran las principales categorías de fallas del registro contable:</w:t>
+        <w:t>de preparar los estados financieros, y ordena reconocer la corrección cuando el error es detectado. De manera complementaria, la DIAN reconoce errores e inconsistencias informativas en materia tributaria, como los relativos al NIT, nombre, concepto del tributo, año o período gravable y actividad económica. A continuación, se integran las principales categorías de fallas del registro contable:</w:t>
       </w:r>
     </w:p>
     <w:p>
@@ -5665,34 +5609,40 @@
         <w:pStyle w:val="Ttulo3"/>
       </w:pPr>
       <w:r>
+        <w:t>Errores de contabilización</w:t>
+      </w:r>
+    </w:p>
+    <w:p>
+      <w:pPr>
+        <w:rPr>
+          <w:lang w:val="es-419" w:eastAsia="es-CO"/>
+        </w:rPr>
+      </w:pPr>
+      <w:r>
+        <w:rPr>
+          <w:lang w:val="es-419" w:eastAsia="es-CO"/>
+        </w:rPr>
+        <w:t>Los errores de contabilización se presentan cuando el hecho económico sí fue registrado, pero el asiento quedó afectado por una falla en la cuantía, la cuenta utilizada, la fecha, la descripción o la correspondencia con el soporte.</w:t>
+      </w:r>
+    </w:p>
+    <w:p>
+      <w:pPr>
+        <w:rPr>
+          <w:lang w:val="es-419" w:eastAsia="es-CO"/>
+        </w:rPr>
+      </w:pPr>
+      <w:r>
+        <w:rPr>
+          <w:lang w:val="es-419" w:eastAsia="es-CO"/>
+        </w:rPr>
+        <w:t xml:space="preserve">El Decreto 2649 de 1993 dispone que los hechos económicos deben documentarse mediante soportes debidamente fechados y autorizados, que las partidas asentadas en los libros deben estar respaldadas en comprobantes de contabilidad elaborados previamente y que cualquier error u omisión debe salvarse con un nuevo asiento en la fecha en que se advierta. Esto indica que el error de </w:t>
+      </w:r>
+      <w:r>
+        <w:rPr>
+          <w:lang w:val="es-419" w:eastAsia="es-CO"/>
+        </w:rPr>
         <w:lastRenderedPageBreak/>
-        <w:t>Errores de contabilización</w:t>
-      </w:r>
-    </w:p>
-    <w:p>
-      <w:pPr>
-        <w:rPr>
-          <w:lang w:val="es-419" w:eastAsia="es-CO"/>
-        </w:rPr>
-      </w:pPr>
-      <w:r>
-        <w:rPr>
-          <w:lang w:val="es-419" w:eastAsia="es-CO"/>
-        </w:rPr>
-        <w:t>Los errores de contabilización se presentan cuando el hecho económico sí fue registrado, pero el asiento quedó afectado por una falla en la cuantía, la cuenta utilizada, la fecha, la descripción o la correspondencia con el soporte.</w:t>
-      </w:r>
-    </w:p>
-    <w:p>
-      <w:pPr>
-        <w:rPr>
-          <w:lang w:val="es-419" w:eastAsia="es-CO"/>
-        </w:rPr>
-      </w:pPr>
-      <w:r>
-        <w:rPr>
-          <w:lang w:val="es-419" w:eastAsia="es-CO"/>
-        </w:rPr>
-        <w:t>El Decreto 2649 de 1993 dispone que los hechos económicos deben documentarse mediante soportes debidamente fechados y autorizados, que las partidas asentadas en los libros deben estar respaldadas en comprobantes de contabilidad elaborados previamente y que cualquier error u omisión debe salvarse con un nuevo asiento en la fecha en que se advierta. Esto indica que el error de contabilización no elimina la existencia del hecho económico, pero sí compromete la calidad técnica del registro (Decreto 2649, 1993).</w:t>
+        <w:t>contabilización no elimina la existencia del hecho económico, pero sí compromete la calidad técnica del registro (Decreto 2649, 1993).</w:t>
       </w:r>
     </w:p>
     <w:p>
@@ -5787,29 +5737,35 @@
         <w:rPr>
           <w:lang w:val="es-419" w:eastAsia="es-CO"/>
         </w:rPr>
+        <w:t>De manera similar, cuando una comisión bancaria se registra en una cuenta de propiedad, planta y equipo en lugar de una cuenta de gasto financiero, el hecho económico ocurrió, pero su reconocimiento contable no refleja adecuadamente su naturaleza. En ambos casos, la corrección debe quedar respaldada por soportes, comprobantes y un nuevo asiento que deje trazabilidad de la modificación (Decreto 2649, 1993).</w:t>
+      </w:r>
+    </w:p>
+    <w:p>
+      <w:pPr>
+        <w:pStyle w:val="Ttulo3"/>
+      </w:pPr>
+      <w:r>
+        <w:t>Omisiones, duplicados y clasificaciones incorrectas</w:t>
+      </w:r>
+    </w:p>
+    <w:p>
+      <w:pPr>
+        <w:rPr>
+          <w:lang w:val="es-419" w:eastAsia="es-CO"/>
+        </w:rPr>
+      </w:pPr>
+      <w:r>
+        <w:rPr>
+          <w:lang w:val="es-419" w:eastAsia="es-CO"/>
+        </w:rPr>
+        <w:t xml:space="preserve">Las omisiones se presentan cuando un hecho económico ocurrido no fue reconocido en la contabilidad pese a que existía información suficiente para hacerlo. </w:t>
+      </w:r>
+      <w:r>
+        <w:rPr>
+          <w:lang w:val="es-419" w:eastAsia="es-CO"/>
+        </w:rPr>
         <w:lastRenderedPageBreak/>
-        <w:t>De manera similar, cuando una comisión bancaria se registra en una cuenta de propiedad, planta y equipo en lugar de una cuenta de gasto financiero, el hecho económico ocurrió, pero su reconocimiento contable no refleja adecuadamente su naturaleza. En ambos casos, la corrección debe quedar respaldada por soportes, comprobantes y un nuevo asiento que deje trazabilidad de la modificación (Decreto 2649, 1993).</w:t>
-      </w:r>
-    </w:p>
-    <w:p>
-      <w:pPr>
-        <w:pStyle w:val="Ttulo3"/>
-      </w:pPr>
-      <w:r>
-        <w:t>Omisiones, duplicados y clasificaciones incorrectas</w:t>
-      </w:r>
-    </w:p>
-    <w:p>
-      <w:pPr>
-        <w:rPr>
-          <w:lang w:val="es-419" w:eastAsia="es-CO"/>
-        </w:rPr>
-      </w:pPr>
-      <w:r>
-        <w:rPr>
-          <w:lang w:val="es-419" w:eastAsia="es-CO"/>
-        </w:rPr>
-        <w:t>Las omisiones se presentan cuando un hecho económico ocurrido no fue reconocido en la contabilidad pese a que existía información suficiente para hacerlo. Las clasificaciones incorrectas aparecen cuando la operación sí fue registrada, pero en una cuenta o rubro que no corresponde a su esencia económica.</w:t>
+        <w:t>Las clasificaciones incorrectas aparecen cuando la operación sí fue registrada, pero en una cuenta o rubro que no corresponde a su esencia económica.</w:t>
       </w:r>
     </w:p>
     <w:p>
@@ -5868,7 +5824,6 @@
         <w:pStyle w:val="Ttulo4"/>
       </w:pPr>
       <w:r>
-        <w:lastRenderedPageBreak/>
         <w:t>Ejemplo práctico</w:t>
       </w:r>
     </w:p>
@@ -5914,6 +5869,7 @@
         <w:rPr>
           <w:rStyle w:val="Ttulo5Car"/>
         </w:rPr>
+        <w:lastRenderedPageBreak/>
         <w:t>Error de contabilización.</w:t>
       </w:r>
       <w:r>
@@ -6033,41 +5989,41 @@
         <w:rPr>
           <w:lang w:val="es-419" w:eastAsia="es-CO"/>
         </w:rPr>
+        <w:t>Esta tipología permite distinguir la naturaleza de cada falla, su efecto sobre la información y la acción inicial que debe adelantarse durante la revisión contable, fortaleciendo la calidad del registro y la confiabilidad del cierre.</w:t>
+      </w:r>
+    </w:p>
+    <w:p>
+      <w:pPr>
+        <w:pStyle w:val="Ttulo3"/>
+      </w:pPr>
+      <w:r>
+        <w:t>Criterios para su identificación</w:t>
+      </w:r>
+    </w:p>
+    <w:p>
+      <w:pPr>
+        <w:rPr>
+          <w:lang w:val="es-419" w:eastAsia="es-CO"/>
+        </w:rPr>
+      </w:pPr>
+      <w:r>
+        <w:rPr>
+          <w:lang w:val="es-419" w:eastAsia="es-CO"/>
+        </w:rPr>
+        <w:t>La identificación de errores e inconsistencias debe apoyarse en criterios verificables y no solo en la observación general del saldo. Un primer criterio es la existencia de soporte suficiente, debidamente fechado y autorizado.</w:t>
+      </w:r>
+    </w:p>
+    <w:p>
+      <w:pPr>
+        <w:rPr>
+          <w:lang w:val="es-419" w:eastAsia="es-CO"/>
+        </w:rPr>
+      </w:pPr>
+      <w:r>
+        <w:rPr>
+          <w:lang w:val="es-419" w:eastAsia="es-CO"/>
+        </w:rPr>
         <w:lastRenderedPageBreak/>
-        <w:t>Esta tipología permite distinguir la naturaleza de cada falla, su efecto sobre la información y la acción inicial que debe adelantarse durante la revisión contable, fortaleciendo la calidad del registro y la confiabilidad del cierre.</w:t>
-      </w:r>
-    </w:p>
-    <w:p>
-      <w:pPr>
-        <w:pStyle w:val="Ttulo3"/>
-      </w:pPr>
-      <w:r>
-        <w:t>Criterios para su identificación</w:t>
-      </w:r>
-    </w:p>
-    <w:p>
-      <w:pPr>
-        <w:rPr>
-          <w:lang w:val="es-419" w:eastAsia="es-CO"/>
-        </w:rPr>
-      </w:pPr>
-      <w:r>
-        <w:rPr>
-          <w:lang w:val="es-419" w:eastAsia="es-CO"/>
-        </w:rPr>
-        <w:t>La identificación de errores e inconsistencias debe apoyarse en criterios verificables y no solo en la observación general del saldo. Un primer criterio es la existencia de soporte suficiente, debidamente fechado y autorizado.</w:t>
-      </w:r>
-    </w:p>
-    <w:p>
-      <w:pPr>
-        <w:rPr>
-          <w:lang w:val="es-419" w:eastAsia="es-CO"/>
-        </w:rPr>
-      </w:pPr>
-      <w:r>
-        <w:rPr>
-          <w:lang w:val="es-419" w:eastAsia="es-CO"/>
-        </w:rPr>
         <w:t>Otro criterio consiste en comprobar que el comprobante de contabilidad haya sido preparado con fundamento en ese soporte y que guarde la debida correspondencia con los asientos en libros y auxiliares. También debe verificarse que los libros permitan conocer las transacciones individuales, que las cuentas se totalicen con su saldo y que los documentos permanezcan organizados para su consulta y verificación (Decreto 2649, 1993). Un segundo criterio consiste en revisar el registro a la luz de las afirmaciones contables.</w:t>
       </w:r>
     </w:p>
@@ -6217,83 +6173,77 @@
         <w:rPr>
           <w:lang w:val="es-419" w:eastAsia="es-CO"/>
         </w:rPr>
-        <w:t xml:space="preserve"> se hagan los ajustes o </w:t>
-      </w:r>
+        <w:t xml:space="preserve"> se hagan los ajustes o reprocesos necesarios. Por ello, la identificación técnica del error exige cruzar registro, soporte, comprobante, auxiliares y comportamiento del saldo antes de decidir la corrección.</w:t>
+      </w:r>
+    </w:p>
+    <w:p>
+      <w:pPr>
+        <w:pStyle w:val="Ttulo4"/>
+      </w:pPr>
+      <w:r>
+        <w:t>Ejemplo práctico</w:t>
+      </w:r>
+    </w:p>
+    <w:p>
+      <w:pPr>
+        <w:rPr>
+          <w:lang w:val="es-419" w:eastAsia="es-CO"/>
+        </w:rPr>
+      </w:pPr>
+      <w:r>
+        <w:rPr>
+          <w:lang w:val="es-419" w:eastAsia="es-CO"/>
+        </w:rPr>
+        <w:t xml:space="preserve">Durante la revisión mensual, el auxiliar refleja un pago a proveedor por </w:t>
+      </w:r>
+      <w:r>
+        <w:rPr>
+          <w:lang w:val="es-419" w:eastAsia="es-CO"/>
+        </w:rPr>
+        <w:t xml:space="preserve">                 </w:t>
+      </w:r>
+      <w:r>
+        <w:rPr>
+          <w:lang w:val="es-419" w:eastAsia="es-CO"/>
+        </w:rPr>
+        <w:t>$</w:t>
+      </w:r>
+      <w:r>
+        <w:rPr>
+          <w:lang w:val="es-419" w:eastAsia="es-CO"/>
+        </w:rPr>
+        <w:t xml:space="preserve"> </w:t>
+      </w:r>
+      <w:r>
+        <w:rPr>
+          <w:lang w:val="es-419" w:eastAsia="es-CO"/>
+        </w:rPr>
+        <w:t>2.400.000, pero la factura soporte corresponde a $</w:t>
+      </w:r>
+      <w:r>
+        <w:rPr>
+          <w:lang w:val="es-419" w:eastAsia="es-CO"/>
+        </w:rPr>
+        <w:t xml:space="preserve"> </w:t>
+      </w:r>
+      <w:r>
+        <w:rPr>
+          <w:lang w:val="es-419" w:eastAsia="es-CO"/>
+        </w:rPr>
+        <w:t>2.040.000. El comprobante existe, pero el valor del asiento no coincide con el soporte.</w:t>
+      </w:r>
+    </w:p>
+    <w:p>
+      <w:pPr>
+        <w:rPr>
+          <w:lang w:val="es-419" w:eastAsia="es-CO"/>
+        </w:rPr>
+      </w:pPr>
       <w:r>
         <w:rPr>
           <w:lang w:val="es-419" w:eastAsia="es-CO"/>
         </w:rPr>
         <w:lastRenderedPageBreak/>
-        <w:t>reprocesos necesarios. Por ello, la identificación técnica del error exige cruzar registro, soporte, comprobante, auxiliares y comportamiento del saldo antes de decidir la corrección.</w:t>
-      </w:r>
-    </w:p>
-    <w:p>
-      <w:pPr>
-        <w:pStyle w:val="Ttulo4"/>
-      </w:pPr>
-      <w:r>
-        <w:t>Ejemplo práctico</w:t>
-      </w:r>
-    </w:p>
-    <w:p>
-      <w:pPr>
-        <w:rPr>
-          <w:lang w:val="es-419" w:eastAsia="es-CO"/>
-        </w:rPr>
-      </w:pPr>
-      <w:r>
-        <w:rPr>
-          <w:lang w:val="es-419" w:eastAsia="es-CO"/>
-        </w:rPr>
-        <w:t xml:space="preserve">Durante la revisión mensual, el auxiliar refleja un pago a proveedor por </w:t>
-      </w:r>
-      <w:r>
-        <w:rPr>
-          <w:lang w:val="es-419" w:eastAsia="es-CO"/>
-        </w:rPr>
-        <w:t xml:space="preserve">                 </w:t>
-      </w:r>
-      <w:r>
-        <w:rPr>
-          <w:lang w:val="es-419" w:eastAsia="es-CO"/>
-        </w:rPr>
-        <w:t>$</w:t>
-      </w:r>
-      <w:r>
-        <w:rPr>
-          <w:lang w:val="es-419" w:eastAsia="es-CO"/>
-        </w:rPr>
-        <w:t xml:space="preserve"> </w:t>
-      </w:r>
-      <w:r>
-        <w:rPr>
-          <w:lang w:val="es-419" w:eastAsia="es-CO"/>
-        </w:rPr>
-        <w:t>2.400.000, pero la factura soporte corresponde a $</w:t>
-      </w:r>
-      <w:r>
-        <w:rPr>
-          <w:lang w:val="es-419" w:eastAsia="es-CO"/>
-        </w:rPr>
-        <w:t xml:space="preserve"> </w:t>
-      </w:r>
-      <w:r>
-        <w:rPr>
-          <w:lang w:val="es-419" w:eastAsia="es-CO"/>
-        </w:rPr>
-        <w:t>2.040.000. El comprobante existe, pero el valor del asiento no coincide con el soporte.</w:t>
-      </w:r>
-    </w:p>
-    <w:p>
-      <w:pPr>
-        <w:rPr>
-          <w:lang w:val="es-419" w:eastAsia="es-CO"/>
-        </w:rPr>
-      </w:pPr>
-      <w:r>
-        <w:rPr>
-          <w:lang w:val="es-419" w:eastAsia="es-CO"/>
-        </w:rPr>
         <w:t>En este caso, el criterio documental permite detectar una inconsistencia; el criterio de valuación confirma que la cuantía no es apropiada; y el cruce con auxiliares y cierre contable permite definir si se trata de un error de digitación, un duplicado parcial o una mala elaboración del comprobante. A continuación, se presenta una secuencia de revisión para la detección técnica de errores e inconsistencias:</w:t>
       </w:r>
     </w:p>
@@ -6432,43 +6382,43 @@
         <w:rPr>
           <w:lang w:val="es-419" w:eastAsia="es-CO"/>
         </w:rPr>
+        <w:t>Esta secuencia permite que la identificación de errores e inconsistencias se base en la confrontación ordenada entre registro, soporte, criterio contable y evidencia de cierre, fortaleciendo la calidad y confiabilidad de la información contable.</w:t>
+      </w:r>
+    </w:p>
+    <w:p>
+      <w:pPr>
+        <w:pStyle w:val="Ttulo2"/>
+      </w:pPr>
+      <w:bookmarkStart w:id="7" w:name="_Toc231592894"/>
+      <w:r>
+        <w:t>Verificación y análisis de diferencias</w:t>
+      </w:r>
+      <w:bookmarkEnd w:id="7"/>
+    </w:p>
+    <w:p>
+      <w:pPr>
+        <w:rPr>
+          <w:lang w:val="es-419" w:eastAsia="es-CO"/>
+        </w:rPr>
+      </w:pPr>
+      <w:r>
+        <w:rPr>
+          <w:lang w:val="es-419" w:eastAsia="es-CO"/>
+        </w:rPr>
+        <w:t>La verificación y el análisis de diferencias constituyen una etapa necesaria para determinar si la información registrada en la contabilidad es consistente con los soportes, los auxiliares, los reportes de terceros y los documentos de cierre.</w:t>
+      </w:r>
+    </w:p>
+    <w:p>
+      <w:pPr>
+        <w:rPr>
+          <w:lang w:val="es-419" w:eastAsia="es-CO"/>
+        </w:rPr>
+      </w:pPr>
+      <w:r>
+        <w:rPr>
+          <w:lang w:val="es-419" w:eastAsia="es-CO"/>
+        </w:rPr>
         <w:lastRenderedPageBreak/>
-        <w:t>Esta secuencia permite que la identificación de errores e inconsistencias se base en la confrontación ordenada entre registro, soporte, criterio contable y evidencia de cierre, fortaleciendo la calidad y confiabilidad de la información contable.</w:t>
-      </w:r>
-    </w:p>
-    <w:p>
-      <w:pPr>
-        <w:pStyle w:val="Ttulo2"/>
-      </w:pPr>
-      <w:bookmarkStart w:id="7" w:name="_Toc231592894"/>
-      <w:r>
-        <w:t>Verificación y análisis de diferencias</w:t>
-      </w:r>
-      <w:bookmarkEnd w:id="7"/>
-    </w:p>
-    <w:p>
-      <w:pPr>
-        <w:rPr>
-          <w:lang w:val="es-419" w:eastAsia="es-CO"/>
-        </w:rPr>
-      </w:pPr>
-      <w:r>
-        <w:rPr>
-          <w:lang w:val="es-419" w:eastAsia="es-CO"/>
-        </w:rPr>
-        <w:t>La verificación y el análisis de diferencias constituyen una etapa necesaria para determinar si la información registrada en la contabilidad es consistente con los soportes, los auxiliares, los reportes de terceros y los documentos de cierre.</w:t>
-      </w:r>
-    </w:p>
-    <w:p>
-      <w:pPr>
-        <w:rPr>
-          <w:lang w:val="es-419" w:eastAsia="es-CO"/>
-        </w:rPr>
-      </w:pPr>
-      <w:r>
-        <w:rPr>
-          <w:lang w:val="es-419" w:eastAsia="es-CO"/>
-        </w:rPr>
         <w:t>En la DIAN, el procedimiento de cierre contable exige analizar que el saldo reflejado en cada cuenta corresponda a su naturaleza y que, para aprobar una cuenta, los saldos sean razonables y consistentes. De forma semejante, varios procedimientos contables de la entidad indican que, cuando las diferencias se encuentran justificadas, puede continuarse con la aprobación y el cierre.</w:t>
       </w:r>
     </w:p>
@@ -6576,7 +6526,6 @@
         <w:rPr>
           <w:rStyle w:val="Ttulo5Car"/>
         </w:rPr>
-        <w:lastRenderedPageBreak/>
         <w:t>Naturaleza de la diferencia.</w:t>
       </w:r>
       <w:r>
@@ -6629,6 +6578,7 @@
         <w:pStyle w:val="Ttulo3"/>
       </w:pPr>
       <w:r>
+        <w:lastRenderedPageBreak/>
         <w:t>Confirmación con clientes, proveedores y bancos</w:t>
       </w:r>
     </w:p>
@@ -6677,39 +6627,32 @@
           <w:lang w:val="es-419" w:eastAsia="es-CO"/>
         </w:rPr>
       </w:pPr>
-    </w:p>
-    <w:p>
-      <w:pPr>
-        <w:rPr>
-          <w:lang w:val="es-419" w:eastAsia="es-CO"/>
-        </w:rPr>
-      </w:pPr>
-      <w:r>
-        <w:rPr>
-          <w:lang w:val="es-419" w:eastAsia="es-CO"/>
-        </w:rPr>
+      <w:r>
+        <w:rPr>
+          <w:lang w:val="es-419" w:eastAsia="es-CO"/>
+        </w:rPr>
+        <w:t>Desde la perspectiva del control del registro, verificar diferencias implica contrastar fuentes, confirmar saldos o movimientos cuando sea necesario, revisar soportes y establecer si la variación obedece a una situación temporal, a una omisión, a una clasificación inadecuada o a una inconsistencia que impida continuar con el proceso contable.</w:t>
+      </w:r>
+    </w:p>
+    <w:p>
+      <w:pPr>
+        <w:rPr>
+          <w:lang w:val="es-419" w:eastAsia="es-CO"/>
+        </w:rPr>
+      </w:pPr>
+      <w:r>
+        <w:rPr>
+          <w:lang w:val="es-419" w:eastAsia="es-CO"/>
+        </w:rPr>
+        <w:t>Esta lógica se articula con la Ley 87 de 1993, según la cual el control interno comprende mecanismos de verificación y evaluación sobre las operaciones, la administración de la información y los recursos, y con el Decreto 2649 de 1993, que exige soportes verificables, comprobantes previos y correspondencia entre libros y documentos (Ley 87, 1993).</w:t>
+      </w:r>
+    </w:p>
+    <w:p>
+      <w:pPr>
+        <w:pStyle w:val="Ttulo3"/>
+      </w:pPr>
+      <w:r>
         <w:lastRenderedPageBreak/>
-        <w:t>Desde la perspectiva del control del registro, verificar diferencias implica contrastar fuentes, confirmar saldos o movimientos cuando sea necesario, revisar soportes y establecer si la variación obedece a una situación temporal, a una omisión, a una clasificación inadecuada o a una inconsistencia que impida continuar con el proceso contable.</w:t>
-      </w:r>
-    </w:p>
-    <w:p>
-      <w:pPr>
-        <w:rPr>
-          <w:lang w:val="es-419" w:eastAsia="es-CO"/>
-        </w:rPr>
-      </w:pPr>
-      <w:r>
-        <w:rPr>
-          <w:lang w:val="es-419" w:eastAsia="es-CO"/>
-        </w:rPr>
-        <w:t>Esta lógica se articula con la Ley 87 de 1993, según la cual el control interno comprende mecanismos de verificación y evaluación sobre las operaciones, la administración de la información y los recursos, y con el Decreto 2649 de 1993, que exige soportes verificables, comprobantes previos y correspondencia entre libros y documentos (Ley 87, 1993).</w:t>
-      </w:r>
-    </w:p>
-    <w:p>
-      <w:pPr>
-        <w:pStyle w:val="Ttulo3"/>
-      </w:pPr>
-      <w:r>
         <w:t>Confirmación con clientes, proveedores y bancos</w:t>
       </w:r>
     </w:p>
@@ -6761,14 +6704,7 @@
         <w:rPr>
           <w:lang w:val="es-419" w:eastAsia="es-CO"/>
         </w:rPr>
-        <w:t xml:space="preserve">Aplicada al control del registro, la confirmación con clientes puede utilizarse para verificar cuentas por cobrar, anticipos o abonos pendientes; la confirmación con </w:t>
-      </w:r>
-      <w:r>
-        <w:rPr>
-          <w:lang w:val="es-419" w:eastAsia="es-CO"/>
-        </w:rPr>
-        <w:lastRenderedPageBreak/>
-        <w:t>proveedores puede servir para revisar cuentas por pagar, notas crédito, pagos aplicados o diferencias entre factura y registro; y la confirmación con bancos permite corroborar saldos, cargos, abonos, cheques pendientes u otros movimientos reflejados en el extracto.</w:t>
+        <w:t>Aplicada al control del registro, la confirmación con clientes puede utilizarse para verificar cuentas por cobrar, anticipos o abonos pendientes; la confirmación con proveedores puede servir para revisar cuentas por pagar, notas crédito, pagos aplicados o diferencias entre factura y registro; y la confirmación con bancos permite corroborar saldos, cargos, abonos, cheques pendientes u otros movimientos reflejados en el extracto.</w:t>
       </w:r>
     </w:p>
     <w:p>
@@ -6856,6 +6792,7 @@
         <w:rPr>
           <w:lang w:val="es-419" w:eastAsia="es-CO"/>
         </w:rPr>
+        <w:lastRenderedPageBreak/>
         <w:t>Aunque la confirmación externa es una técnica muy asociada al aseguramiento y a la auditoría, su uso en el trabajo contable ordinario es una aplicación razonable del principio de verificabilidad de la información y del deber de sustentar las cifras con evidencia suficiente. Esa conexión es coherente con el control interno y con la exigencia de soportes y comprobantes verificables.</w:t>
       </w:r>
     </w:p>
@@ -6905,55 +6842,98 @@
           <w:bCs/>
           <w:lang w:val="es-419" w:eastAsia="es-CO"/>
         </w:rPr>
+        <w:t>Anexo 4 del Decreto 2420 de 2015</w:t>
+      </w:r>
+    </w:p>
+    <w:p>
+      <w:pPr>
+        <w:rPr>
+          <w:lang w:val="es-419" w:eastAsia="es-CO"/>
+        </w:rPr>
+      </w:pPr>
+      <w:r>
+        <w:rPr>
+          <w:lang w:val="es-419" w:eastAsia="es-CO"/>
+        </w:rPr>
+        <w:t>Los invitamos a revisar este anexo, que incorpora las normas de aseguramiento de la información y orienta la obtención de evidencia suficiente y adecuada para respaldar procesos de verificación, confirmación y análisis de diferencias contables.</w:t>
+      </w:r>
+    </w:p>
+    <w:p>
+      <w:pPr>
+        <w:rPr>
+          <w:lang w:val="es-419" w:eastAsia="es-CO"/>
+        </w:rPr>
+      </w:pPr>
+      <w:r>
+        <w:rPr>
+          <w:lang w:val="es-419" w:eastAsia="es-CO"/>
+        </w:rPr>
+        <w:t>“Para profundizar sobre el tema, consulte el documento “Anexo 4 del Decreto 2420 de 2015”, ubicado en la carpeta de Anexos”.</w:t>
+      </w:r>
+    </w:p>
+    <w:p>
+      <w:pPr>
+        <w:pStyle w:val="Ttulo4"/>
+      </w:pPr>
+      <w:r>
+        <w:t>Ejemplo práctico</w:t>
+      </w:r>
+    </w:p>
+    <w:p>
+      <w:pPr>
+        <w:rPr>
+          <w:lang w:val="es-419" w:eastAsia="es-CO"/>
+        </w:rPr>
+      </w:pPr>
+      <w:r>
+        <w:rPr>
+          <w:lang w:val="es-419" w:eastAsia="es-CO"/>
+        </w:rPr>
+        <w:t>Al cierre del mes, la empresa registra una cuenta por pagar a un proveedor por $</w:t>
+      </w:r>
+      <w:r>
+        <w:rPr>
+          <w:lang w:val="es-419" w:eastAsia="es-CO"/>
+        </w:rPr>
+        <w:t xml:space="preserve"> </w:t>
+      </w:r>
+      <w:r>
+        <w:rPr>
+          <w:lang w:val="es-419" w:eastAsia="es-CO"/>
+        </w:rPr>
+        <w:t>6.250.000, pero el proveedor remite un estado de cuenta por $</w:t>
+      </w:r>
+      <w:r>
+        <w:rPr>
+          <w:lang w:val="es-419" w:eastAsia="es-CO"/>
+        </w:rPr>
+        <w:t xml:space="preserve"> </w:t>
+      </w:r>
+      <w:r>
+        <w:rPr>
+          <w:lang w:val="es-419" w:eastAsia="es-CO"/>
+        </w:rPr>
+        <w:t xml:space="preserve">6.600.000. Antes de </w:t>
+      </w:r>
+      <w:r>
+        <w:rPr>
+          <w:lang w:val="es-419" w:eastAsia="es-CO"/>
+        </w:rPr>
         <w:lastRenderedPageBreak/>
-        <w:t>Anexo 4 del Decreto 2420 de 2015</w:t>
-      </w:r>
-    </w:p>
-    <w:p>
-      <w:pPr>
-        <w:rPr>
-          <w:lang w:val="es-419" w:eastAsia="es-CO"/>
-        </w:rPr>
-      </w:pPr>
-      <w:r>
-        <w:rPr>
-          <w:lang w:val="es-419" w:eastAsia="es-CO"/>
-        </w:rPr>
-        <w:t>Los invitamos a revisar este anexo, que incorpora las normas de aseguramiento de la información y orienta la obtención de evidencia suficiente y adecuada para respaldar procesos de verificación, confirmación y análisis de diferencias contables.</w:t>
-      </w:r>
-    </w:p>
-    <w:p>
-      <w:pPr>
-        <w:rPr>
-          <w:lang w:val="es-419" w:eastAsia="es-CO"/>
-        </w:rPr>
-      </w:pPr>
-      <w:r>
-        <w:rPr>
-          <w:lang w:val="es-419" w:eastAsia="es-CO"/>
-        </w:rPr>
-        <w:t>“Para profundizar sobre el tema, consulte el documento “Anexo 4 del Decreto 2420 de 2015”, ubicado en la carpeta de Anexos”.</w:t>
-      </w:r>
-    </w:p>
-    <w:p>
-      <w:pPr>
-        <w:pStyle w:val="Ttulo4"/>
-      </w:pPr>
-      <w:r>
-        <w:t>Ejemplo práctico</w:t>
-      </w:r>
-    </w:p>
-    <w:p>
-      <w:pPr>
-        <w:rPr>
-          <w:lang w:val="es-419" w:eastAsia="es-CO"/>
-        </w:rPr>
-      </w:pPr>
-      <w:r>
-        <w:rPr>
-          <w:lang w:val="es-419" w:eastAsia="es-CO"/>
-        </w:rPr>
-        <w:t>Al cierre del mes, la empresa registra una cuenta por pagar a un proveedor por $</w:t>
+        <w:t>ajustar, conviene solicitar confirmación del saldo y revisar si la diferencia obedece a una factura no registrada, a una nota débito aplicada por el proveedor o a un pago que aún no ha sido reconocido por una de las partes.</w:t>
+      </w:r>
+    </w:p>
+    <w:p>
+      <w:pPr>
+        <w:rPr>
+          <w:lang w:val="es-419" w:eastAsia="es-CO"/>
+        </w:rPr>
+      </w:pPr>
+      <w:r>
+        <w:rPr>
+          <w:lang w:val="es-419" w:eastAsia="es-CO"/>
+        </w:rPr>
+        <w:t>Si el proveedor confirma que existe una factura adicional por $</w:t>
       </w:r>
       <w:r>
         <w:rPr>
@@ -6965,32 +6945,7 @@
         <w:rPr>
           <w:lang w:val="es-419" w:eastAsia="es-CO"/>
         </w:rPr>
-        <w:t>6.250.000, pero el proveedor remite un estado de cuenta por $</w:t>
-      </w:r>
-      <w:r>
-        <w:rPr>
-          <w:lang w:val="es-419" w:eastAsia="es-CO"/>
-        </w:rPr>
-        <w:t xml:space="preserve"> </w:t>
-      </w:r>
-      <w:r>
-        <w:rPr>
-          <w:lang w:val="es-419" w:eastAsia="es-CO"/>
-        </w:rPr>
-        <w:t>6.600.000. Antes de ajustar, conviene solicitar confirmación del saldo y revisar si la diferencia obedece a una factura no registrada, a una nota débito aplicada por el proveedor o a un pago que aún no ha sido reconocido por una de las partes.</w:t>
-      </w:r>
-    </w:p>
-    <w:p>
-      <w:pPr>
-        <w:rPr>
-          <w:lang w:val="es-419" w:eastAsia="es-CO"/>
-        </w:rPr>
-      </w:pPr>
-      <w:r>
-        <w:rPr>
-          <w:lang w:val="es-419" w:eastAsia="es-CO"/>
-        </w:rPr>
-        <w:t>Si el proveedor confirma que existe una factura adicional por $350.000 debidamente emitida antes del cierre, la diferencia deja de ser una variación genérica y se convierte en un hecho concreto que debe analizarse documentalmente para decidir su reconocimiento.</w:t>
+        <w:t>350.000 debidamente emitida antes del cierre, la diferencia deja de ser una variación genérica y se convierte en un hecho concreto que debe analizarse documentalmente para decidir su reconocimiento.</w:t>
       </w:r>
     </w:p>
     <w:p>
@@ -7024,34 +6979,40 @@
         <w:rPr>
           <w:lang w:val="es-419" w:eastAsia="es-CO"/>
         </w:rPr>
+        <w:t>Asimismo, estos comprobantes deben guardar la debida correspondencia con los asientos en los libros auxiliares y cronológicos, exigencia que también se encuentra en el Código de Comercio (Decreto 2649, 1993).</w:t>
+      </w:r>
+    </w:p>
+    <w:p>
+      <w:pPr>
+        <w:rPr>
+          <w:lang w:val="es-419" w:eastAsia="es-CO"/>
+        </w:rPr>
+      </w:pPr>
+      <w:r>
+        <w:rPr>
+          <w:lang w:val="es-419" w:eastAsia="es-CO"/>
+        </w:rPr>
+        <w:t>Por ello, el cruce de información no puede limitarse a comparar saldos finales. Debe involucrar facturas, comprobantes de egreso o ingreso, extractos, auxiliares, conciliaciones anteriores, notas contables, reportes del sistema y, cuando corresponda, documentos tributarios.</w:t>
+      </w:r>
+    </w:p>
+    <w:p>
+      <w:pPr>
+        <w:rPr>
+          <w:lang w:val="es-419" w:eastAsia="es-CO"/>
+        </w:rPr>
+      </w:pPr>
+      <w:r>
+        <w:rPr>
+          <w:lang w:val="es-419" w:eastAsia="es-CO"/>
+        </w:rPr>
+        <w:t xml:space="preserve">En la DIAN, los procedimientos de registro y cierre contable indican que la totalidad de los documentos deben quedar registrados oportunamente y en orden </w:t>
+      </w:r>
+      <w:r>
+        <w:rPr>
+          <w:lang w:val="es-419" w:eastAsia="es-CO"/>
+        </w:rPr>
         <w:lastRenderedPageBreak/>
-        <w:t>Asimismo, estos comprobantes deben guardar la debida correspondencia con los asientos en los libros auxiliares y cronológicos, exigencia que también se encuentra en el Código de Comercio (Decreto 2649, 1993).</w:t>
-      </w:r>
-    </w:p>
-    <w:p>
-      <w:pPr>
-        <w:rPr>
-          <w:lang w:val="es-419" w:eastAsia="es-CO"/>
-        </w:rPr>
-      </w:pPr>
-      <w:r>
-        <w:rPr>
-          <w:lang w:val="es-419" w:eastAsia="es-CO"/>
-        </w:rPr>
-        <w:t>Por ello, el cruce de información no puede limitarse a comparar saldos finales. Debe involucrar facturas, comprobantes de egreso o ingreso, extractos, auxiliares, conciliaciones anteriores, notas contables, reportes del sistema y, cuando corresponda, documentos tributarios.</w:t>
-      </w:r>
-    </w:p>
-    <w:p>
-      <w:pPr>
-        <w:rPr>
-          <w:lang w:val="es-419" w:eastAsia="es-CO"/>
-        </w:rPr>
-      </w:pPr>
-      <w:r>
-        <w:rPr>
-          <w:lang w:val="es-419" w:eastAsia="es-CO"/>
-        </w:rPr>
-        <w:t>En la DIAN, los procedimientos de registro y cierre contable indican que la totalidad de los documentos deben quedar registrados oportunamente y en orden cronológico, y que si se detectan inconsistencias en la información se deben solicitar correcciones o complementos antes de continuar con el registro o el cierre. Esto refuerza la idea de que validar y cruzar información no es una condición opcional, sino necesaria para construir saldos razonables. A continuación, se presentan las fuentes documentales utilizadas en la validación y cruce de información:</w:t>
+        <w:t>cronológico, y que si se detectan inconsistencias en la información se deben solicitar correcciones o complementos antes de continuar con el registro o el cierre. Esto refuerza la idea de que validar y cruzar información no es una condición opcional, sino necesaria para construir saldos razonables. A continuación, se presentan las fuentes documentales utilizadas en la validación y cruce de información:</w:t>
       </w:r>
     </w:p>
     <w:p>
@@ -7145,7 +7106,6 @@
         <w:rPr>
           <w:rStyle w:val="Ttulo5Car"/>
         </w:rPr>
-        <w:lastRenderedPageBreak/>
         <w:t>Extracto bancario o estado de cuenta.</w:t>
       </w:r>
       <w:r>
@@ -7210,6 +7170,7 @@
         <w:pStyle w:val="Ttulo4"/>
       </w:pPr>
       <w:r>
+        <w:lastRenderedPageBreak/>
         <w:t>Ejemplo práctico</w:t>
       </w:r>
     </w:p>
@@ -7294,14 +7255,7 @@
         <w:rPr>
           <w:lang w:val="es-419" w:eastAsia="es-CO"/>
         </w:rPr>
-        <w:t xml:space="preserve">El mismo procedimiento señala que las conciliaciones deben presentarse, identificarse, organizarse y archivarse con sus soportes, y que las partidas conciliatorias pendientes deben revisarse para analizar cada una y adelantar acciones de depuración </w:t>
-      </w:r>
-      <w:r>
-        <w:rPr>
-          <w:lang w:val="es-419" w:eastAsia="es-CO"/>
-        </w:rPr>
-        <w:lastRenderedPageBreak/>
-        <w:t>en el menor tiempo posible. Esto evidencia que el análisis causal es la base para decidir qué diferencia permanece temporalmente, cuál debe corregirse y cuál exige una gestión adicional. En términos técnicos, la causa de una diferencia puede ubicarse en los siguientes grupos:</w:t>
+        <w:t>El mismo procedimiento señala que las conciliaciones deben presentarse, identificarse, organizarse y archivarse con sus soportes, y que las partidas conciliatorias pendientes deben revisarse para analizar cada una y adelantar acciones de depuración en el menor tiempo posible. Esto evidencia que el análisis causal es la base para decidir qué diferencia permanece temporalmente, cuál debe corregirse y cuál exige una gestión adicional. En términos técnicos, la causa de una diferencia puede ubicarse en los siguientes grupos:</w:t>
       </w:r>
     </w:p>
     <w:p>
@@ -7370,6 +7324,7 @@
         <w:rPr>
           <w:rStyle w:val="Ttulo5Car"/>
         </w:rPr>
+        <w:lastRenderedPageBreak/>
         <w:t>Errores de registro.</w:t>
       </w:r>
       <w:r>
@@ -7561,8 +7516,148 @@
         <w:rPr>
           <w:lang w:val="es-419" w:eastAsia="es-CO"/>
         </w:rPr>
+        <w:t>Este enfoque fortalece el control del registro, mejora la trazabilidad y permite identificar no solo qué falló, sino por qué falló y en qué punto del proceso se originó la diferencia (Ley 87, 1993).</w:t>
+      </w:r>
+    </w:p>
+    <w:p>
+      <w:pPr>
+        <w:pStyle w:val="Ttulo4"/>
+      </w:pPr>
+      <w:r>
+        <w:t>Ejemplo práctico</w:t>
+      </w:r>
+    </w:p>
+    <w:p>
+      <w:pPr>
+        <w:rPr>
+          <w:lang w:val="es-419" w:eastAsia="es-CO"/>
+        </w:rPr>
+      </w:pPr>
+      <w:r>
+        <w:rPr>
+          <w:lang w:val="es-419" w:eastAsia="es-CO"/>
+        </w:rPr>
+        <w:t>Al revisar una cuenta por cobrar, el auxiliar presenta un saldo de $</w:t>
+      </w:r>
+      <w:r>
+        <w:rPr>
+          <w:lang w:val="es-419" w:eastAsia="es-CO"/>
+        </w:rPr>
+        <w:t xml:space="preserve"> </w:t>
+      </w:r>
+      <w:r>
+        <w:rPr>
+          <w:lang w:val="es-419" w:eastAsia="es-CO"/>
+        </w:rPr>
+        <w:t>12.300.000, mientras que el estado de cuenta del cliente refleja $</w:t>
+      </w:r>
+      <w:r>
+        <w:rPr>
+          <w:lang w:val="es-419" w:eastAsia="es-CO"/>
+        </w:rPr>
+        <w:t xml:space="preserve"> </w:t>
+      </w:r>
+      <w:r>
+        <w:rPr>
+          <w:lang w:val="es-419" w:eastAsia="es-CO"/>
+        </w:rPr>
+        <w:t>11.900.000. Después de validar los soportes, se encuentra que existe una nota crédito por $</w:t>
+      </w:r>
+      <w:r>
+        <w:rPr>
+          <w:lang w:val="es-419" w:eastAsia="es-CO"/>
+        </w:rPr>
+        <w:t xml:space="preserve"> </w:t>
+      </w:r>
+      <w:r>
+        <w:rPr>
+          <w:lang w:val="es-419" w:eastAsia="es-CO"/>
+        </w:rPr>
+        <w:t xml:space="preserve">400.000 emitida antes del cierre, pero aún no contabilizada. En este caso, la causa de la diferencia no es un problema del cliente ni una falla del sistema externo, sino una omisión interna en el </w:t>
+      </w:r>
+      <w:r>
+        <w:rPr>
+          <w:lang w:val="es-419" w:eastAsia="es-CO"/>
+        </w:rPr>
         <w:lastRenderedPageBreak/>
-        <w:t>Este enfoque fortalece el control del registro, mejora la trazabilidad y permite identificar no solo qué falló, sino por qué falló y en qué punto del proceso se originó la diferencia (Ley 87, 1993).</w:t>
+        <w:t>reconocimiento de la nota crédito. El análisis causal permite sustentar el ajuste y evitar que la diferencia permanezca sin explicación en el siguiente período.</w:t>
+      </w:r>
+    </w:p>
+    <w:p>
+      <w:pPr>
+        <w:pStyle w:val="Ttulo2"/>
+      </w:pPr>
+      <w:bookmarkStart w:id="8" w:name="_Toc231592895"/>
+      <w:r>
+        <w:t>Reporte de hallazgos contables</w:t>
+      </w:r>
+      <w:bookmarkEnd w:id="8"/>
+    </w:p>
+    <w:p>
+      <w:pPr>
+        <w:rPr>
+          <w:lang w:val="es-419" w:eastAsia="es-CO"/>
+        </w:rPr>
+      </w:pPr>
+      <w:r>
+        <w:rPr>
+          <w:lang w:val="es-419" w:eastAsia="es-CO"/>
+        </w:rPr>
+        <w:t>El reporte de hallazgos contables es el medio mediante el cual se documentan, organizan y comunican las diferencias, errores, omisiones o inconsistencias detectadas durante la revisión del registro. Su importancia radica en que convierte la observación técnica en evidencia verificable y útil para la corrección, el seguimiento y el mejoramiento de los procedimientos. En Colombia, esta lógica se relaciona con la Ley 87 de 1993, que concibe el control interno como un conjunto de métodos, procedimientos y mecanismos de verificación y evaluación para proteger los recursos, garantizar la confiabilidad de la información y facilitar la adopción de decisiones; además, el Decreto 2649 de 1993 exige que los registros estén respaldados por comprobantes y soportes conservados de manera que puedan verificarse (Ley 87, 1993).</w:t>
+      </w:r>
+    </w:p>
+    <w:p>
+      <w:pPr>
+        <w:rPr>
+          <w:lang w:val="es-419" w:eastAsia="es-CO"/>
+        </w:rPr>
+      </w:pPr>
+      <w:r>
+        <w:rPr>
+          <w:lang w:val="es-419" w:eastAsia="es-CO"/>
+        </w:rPr>
+        <w:t xml:space="preserve">En esa perspectiva, el hallazgo contable no debe entenderse solo como una falla detectada, sino como una situación analizada que requiere clasificación, sustento documental, definición de tratamiento y, en muchos casos, seguimiento posterior. La DIAN, en su procedimiento de cierre contable, dispone revisar la consistencia de las cifras, analizar si los saldos corresponden a su naturaleza y efectuar ajustes, reprocesos o reclasificaciones cuando se determinen inconsistencias; por su parte, el procedimiento de registro con incidencia en el cierre señala que, si la información recibida presenta inconsistencias en soportes o requisitos, debe solicitarse su corrección antes de continuar. Estas reglas muestran que reportar hallazgos no es una </w:t>
+      </w:r>
+      <w:r>
+        <w:rPr>
+          <w:lang w:val="es-419" w:eastAsia="es-CO"/>
+        </w:rPr>
+        <w:lastRenderedPageBreak/>
+        <w:t>formalidad adicional, sino una práctica necesaria para sustentar decisiones y evitar que los errores se mantengan sin tratamiento (DIAN, 2022).</w:t>
+      </w:r>
+    </w:p>
+    <w:p>
+      <w:pPr>
+        <w:pStyle w:val="Ttulo3"/>
+      </w:pPr>
+      <w:r>
+        <w:t>Matriz de inconsistencias</w:t>
+      </w:r>
+    </w:p>
+    <w:p>
+      <w:pPr>
+        <w:rPr>
+          <w:lang w:val="es-419" w:eastAsia="es-CO"/>
+        </w:rPr>
+      </w:pPr>
+      <w:r>
+        <w:rPr>
+          <w:lang w:val="es-419" w:eastAsia="es-CO"/>
+        </w:rPr>
+        <w:t>La matriz de inconsistencias es un instrumento de organización que permite registrar de manera ordenada cada diferencia detectada, su descripción, la fuente que la origina, el posible efecto sobre la información y la acción que debe emprenderse. Aunque la norma no impone un único formato, sí exige que los soportes, comprobantes y registros puedan verificarse y que la información sea suficientemente trazable. Por ello, la matriz resulta útil para reunir en un solo documento la evidencia mínima del análisis y facilitar la revisión por parte del contador, del responsable del proceso o del control interno (Decreto 2649, 1993).</w:t>
+      </w:r>
+    </w:p>
+    <w:p>
+      <w:pPr>
+        <w:rPr>
+          <w:lang w:val="es-419" w:eastAsia="es-CO"/>
+        </w:rPr>
+      </w:pPr>
+      <w:r>
+        <w:rPr>
+          <w:lang w:val="es-419" w:eastAsia="es-CO"/>
+        </w:rPr>
+        <w:t>Desde una perspectiva técnica, la matriz no debe limitarse a describir la anomalía. También conviene que identifique la cuenta afectada, el período, el tercero relacionado, el soporte revisado, la clasificación preliminar del hallazgo y la acción propuesta, por ejemplo: ajuste, reclasificación, solicitud de soporte adicional o seguimiento. Esta forma de documentar es coherente con el procedimiento de cierre contable de la DIAN, que exige analizar la consistencia de las cifras y aprobar las cuentas solo cuando los saldos sean razonables; asimismo, el procedimiento de la CGN para evaluación del control interno contable señala que el objetivo del control interno contable es promover información financiera con características cualitativas adecuadas y gestionar los riesgos del proceso contable, lo cual supone identificar y tratar oportunamente las situaciones que comprometen esa calidad.</w:t>
       </w:r>
     </w:p>
     <w:p>
@@ -7570,6 +7665,7 @@
         <w:pStyle w:val="Ttulo4"/>
       </w:pPr>
       <w:r>
+        <w:lastRenderedPageBreak/>
         <w:t>Ejemplo práctico</w:t>
       </w:r>
     </w:p>
@@ -7583,141 +7679,6 @@
         <w:rPr>
           <w:lang w:val="es-419" w:eastAsia="es-CO"/>
         </w:rPr>
-        <w:t>Al revisar una cuenta por cobrar, el auxiliar presenta un saldo de $</w:t>
-      </w:r>
-      <w:r>
-        <w:rPr>
-          <w:lang w:val="es-419" w:eastAsia="es-CO"/>
-        </w:rPr>
-        <w:t xml:space="preserve"> </w:t>
-      </w:r>
-      <w:r>
-        <w:rPr>
-          <w:lang w:val="es-419" w:eastAsia="es-CO"/>
-        </w:rPr>
-        <w:t>12.300.000, mientras que el estado de cuenta del cliente refleja $</w:t>
-      </w:r>
-      <w:r>
-        <w:rPr>
-          <w:lang w:val="es-419" w:eastAsia="es-CO"/>
-        </w:rPr>
-        <w:t xml:space="preserve"> </w:t>
-      </w:r>
-      <w:r>
-        <w:rPr>
-          <w:lang w:val="es-419" w:eastAsia="es-CO"/>
-        </w:rPr>
-        <w:t>11.900.000. Después de validar los soportes, se encuentra que existe una nota crédito por $</w:t>
-      </w:r>
-      <w:r>
-        <w:rPr>
-          <w:lang w:val="es-419" w:eastAsia="es-CO"/>
-        </w:rPr>
-        <w:t xml:space="preserve"> </w:t>
-      </w:r>
-      <w:r>
-        <w:rPr>
-          <w:lang w:val="es-419" w:eastAsia="es-CO"/>
-        </w:rPr>
-        <w:t>400.000 emitida antes del cierre, pero aún no contabilizada. En este caso, la causa de la diferencia no es un problema del cliente ni una falla del sistema externo, sino una omisión interna en el reconocimiento de la nota crédito. El análisis causal permite sustentar el ajuste y evitar que la diferencia permanezca sin explicación en el siguiente período.</w:t>
-      </w:r>
-    </w:p>
-    <w:p>
-      <w:pPr>
-        <w:pStyle w:val="Ttulo2"/>
-      </w:pPr>
-      <w:bookmarkStart w:id="8" w:name="_Toc231592895"/>
-      <w:r>
-        <w:t>Reporte de hallazgos contables</w:t>
-      </w:r>
-      <w:bookmarkEnd w:id="8"/>
-    </w:p>
-    <w:p>
-      <w:pPr>
-        <w:rPr>
-          <w:lang w:val="es-419" w:eastAsia="es-CO"/>
-        </w:rPr>
-      </w:pPr>
-      <w:r>
-        <w:rPr>
-          <w:lang w:val="es-419" w:eastAsia="es-CO"/>
-        </w:rPr>
-        <w:t>El reporte de hallazgos contables es el medio mediante el cual se documentan, organizan y comunican las diferencias, errores, omisiones o inconsistencias detectadas durante la revisión del registro. Su importancia radica en que convierte la observación técnica en evidencia verificable y útil para la corrección, el seguimiento y el mejoramiento de los procedimientos. En Colombia, esta lógica se relaciona con la Ley 87 de 1993, que concibe el control interno como un conjunto de métodos, procedimientos y mecanismos de verificación y evaluación para proteger los recursos, garantizar la confiabilidad de la información y facilitar la adopción de decisiones; además, el Decreto 2649 de 1993 exige que los registros estén respaldados por comprobantes y soportes conservados de manera que puedan verificarse (Ley 87, 1993).</w:t>
-      </w:r>
-    </w:p>
-    <w:p>
-      <w:pPr>
-        <w:rPr>
-          <w:lang w:val="es-419" w:eastAsia="es-CO"/>
-        </w:rPr>
-      </w:pPr>
-      <w:r>
-        <w:rPr>
-          <w:lang w:val="es-419" w:eastAsia="es-CO"/>
-        </w:rPr>
-        <w:lastRenderedPageBreak/>
-        <w:t>En esa perspectiva, el hallazgo contable no debe entenderse solo como una falla detectada, sino como una situación analizada que requiere clasificación, sustento documental, definición de tratamiento y, en muchos casos, seguimiento posterior. La DIAN, en su procedimiento de cierre contable, dispone revisar la consistencia de las cifras, analizar si los saldos corresponden a su naturaleza y efectuar ajustes, reprocesos o reclasificaciones cuando se determinen inconsistencias; por su parte, el procedimiento de registro con incidencia en el cierre señala que, si la información recibida presenta inconsistencias en soportes o requisitos, debe solicitarse su corrección antes de continuar. Estas reglas muestran que reportar hallazgos no es una formalidad adicional, sino una práctica necesaria para sustentar decisiones y evitar que los errores se mantengan sin tratamiento (DIAN, 2022).</w:t>
-      </w:r>
-    </w:p>
-    <w:p>
-      <w:pPr>
-        <w:pStyle w:val="Ttulo3"/>
-      </w:pPr>
-      <w:r>
-        <w:t>Matriz de inconsistencias</w:t>
-      </w:r>
-    </w:p>
-    <w:p>
-      <w:pPr>
-        <w:rPr>
-          <w:lang w:val="es-419" w:eastAsia="es-CO"/>
-        </w:rPr>
-      </w:pPr>
-      <w:r>
-        <w:rPr>
-          <w:lang w:val="es-419" w:eastAsia="es-CO"/>
-        </w:rPr>
-        <w:t>La matriz de inconsistencias es un instrumento de organización que permite registrar de manera ordenada cada diferencia detectada, su descripción, la fuente que la origina, el posible efecto sobre la información y la acción que debe emprenderse. Aunque la norma no impone un único formato, sí exige que los soportes, comprobantes y registros puedan verificarse y que la información sea suficientemente trazable. Por ello, la matriz resulta útil para reunir en un solo documento la evidencia mínima del análisis y facilitar la revisión por parte del contador, del responsable del proceso o del control interno (Decreto 2649, 1993).</w:t>
-      </w:r>
-    </w:p>
-    <w:p>
-      <w:pPr>
-        <w:rPr>
-          <w:lang w:val="es-419" w:eastAsia="es-CO"/>
-        </w:rPr>
-      </w:pPr>
-      <w:r>
-        <w:rPr>
-          <w:lang w:val="es-419" w:eastAsia="es-CO"/>
-        </w:rPr>
-        <w:t xml:space="preserve">Desde una perspectiva técnica, la matriz no debe limitarse a describir la anomalía. También conviene que identifique la cuenta afectada, el período, el tercero relacionado, el soporte revisado, la clasificación preliminar del hallazgo y la acción propuesta, por ejemplo: ajuste, reclasificación, solicitud de soporte adicional o </w:t>
-      </w:r>
-      <w:r>
-        <w:rPr>
-          <w:lang w:val="es-419" w:eastAsia="es-CO"/>
-        </w:rPr>
-        <w:lastRenderedPageBreak/>
-        <w:t>seguimiento. Esta forma de documentar es coherente con el procedimiento de cierre contable de la DIAN, que exige analizar la consistencia de las cifras y aprobar las cuentas solo cuando los saldos sean razonables; asimismo, el procedimiento de la CGN para evaluación del control interno contable señala que el objetivo del control interno contable es promover información financiera con características cualitativas adecuadas y gestionar los riesgos del proceso contable, lo cual supone identificar y tratar oportunamente las situaciones que comprometen esa calidad.</w:t>
-      </w:r>
-    </w:p>
-    <w:p>
-      <w:pPr>
-        <w:pStyle w:val="Ttulo4"/>
-      </w:pPr>
-      <w:r>
-        <w:t>Ejemplo práctico</w:t>
-      </w:r>
-    </w:p>
-    <w:p>
-      <w:pPr>
-        <w:rPr>
-          <w:lang w:val="es-419" w:eastAsia="es-CO"/>
-        </w:rPr>
-      </w:pPr>
-      <w:r>
-        <w:rPr>
-          <w:lang w:val="es-419" w:eastAsia="es-CO"/>
-        </w:rPr>
         <w:t>Durante la revisión del cierre mensual se identifican tres situaciones: una comisión bancaria no registrada, una factura contabilizada dos veces y una cuenta por cobrar cuyo saldo no coincide con el estado de cuenta del cliente. En lugar de dejar estas observaciones dispersas en correos o notas de revisión, la matriz de inconsistencias permite consignarlas una por una, indicar el valor comprometido, señalar el soporte revisado y definir si corresponde ajuste, depuración o confirmación con tercero. De ese modo, la revisión gana orden, trazabilidad y posibilidad real de seguimiento (DIAN, 2022).</w:t>
       </w:r>
     </w:p>
@@ -7743,27 +7704,6 @@
     </w:p>
     <w:p>
       <w:pPr>
-        <w:rPr>
-          <w:lang w:val="es-419" w:eastAsia="es-CO"/>
-        </w:rPr>
-      </w:pPr>
-    </w:p>
-    <w:p>
-      <w:pPr>
-        <w:rPr>
-          <w:lang w:val="es-419" w:eastAsia="es-CO"/>
-        </w:rPr>
-      </w:pPr>
-    </w:p>
-    <w:p>
-      <w:pPr>
-        <w:rPr>
-          <w:lang w:val="es-419" w:eastAsia="es-CO"/>
-        </w:rPr>
-      </w:pPr>
-    </w:p>
-    <w:p>
-      <w:pPr>
         <w:pStyle w:val="Tabla"/>
         <w:rPr>
           <w:lang w:val="es-419" w:eastAsia="es-CO"/>
@@ -7773,7 +7713,6 @@
         <w:rPr>
           <w:lang w:val="es-419" w:eastAsia="es-CO"/>
         </w:rPr>
-        <w:lastRenderedPageBreak/>
         <w:t>Estructura sugerida de una matriz de inconsistencias contables</w:t>
       </w:r>
     </w:p>
@@ -8180,6 +8119,7 @@
                 <w:sz w:val="24"/>
                 <w:lang w:eastAsia="es-CO"/>
               </w:rPr>
+              <w:lastRenderedPageBreak/>
               <w:t>Tipo de hallazgo</w:t>
             </w:r>
           </w:p>
@@ -8497,20 +8437,20 @@
         <w:rPr>
           <w:lang w:val="es-419" w:eastAsia="es-CO"/>
         </w:rPr>
+        <w:t>En Colombia, esta lógica se relaciona con la Ley 87 de 1993, que concibe el control interno como un conjunto de métodos, procedimientos y mecanismos de verificación y evaluación para proteger los recursos, garantizar la confiabilidad de la información y facilitar la adopción de decisiones. Además, el Decreto 2649 de 1993 exige que los registros estén respaldados por comprobantes y soportes conservados de manera que puedan verificarse (Ley 87, 1993).</w:t>
+      </w:r>
+    </w:p>
+    <w:p>
+      <w:pPr>
+        <w:rPr>
+          <w:lang w:val="es-419" w:eastAsia="es-CO"/>
+        </w:rPr>
+      </w:pPr>
+      <w:r>
+        <w:rPr>
+          <w:lang w:val="es-419" w:eastAsia="es-CO"/>
+        </w:rPr>
         <w:lastRenderedPageBreak/>
-        <w:t>En Colombia, esta lógica se relaciona con la Ley 87 de 1993, que concibe el control interno como un conjunto de métodos, procedimientos y mecanismos de verificación y evaluación para proteger los recursos, garantizar la confiabilidad de la información y facilitar la adopción de decisiones. Además, el Decreto 2649 de 1993 exige que los registros estén respaldados por comprobantes y soportes conservados de manera que puedan verificarse (Ley 87, 1993).</w:t>
-      </w:r>
-    </w:p>
-    <w:p>
-      <w:pPr>
-        <w:rPr>
-          <w:lang w:val="es-419" w:eastAsia="es-CO"/>
-        </w:rPr>
-      </w:pPr>
-      <w:r>
-        <w:rPr>
-          <w:lang w:val="es-419" w:eastAsia="es-CO"/>
-        </w:rPr>
         <w:t>En esta perspectiva, el hallazgo contable no se limita a una falla detectada, sino que corresponde a una situación analizada que requiere clasificación, sustento documental, definición de tratamiento y, en muchos casos, seguimiento posterior.</w:t>
       </w:r>
     </w:p>
@@ -8570,34 +8510,28 @@
         <w:rPr>
           <w:lang w:val="es-419" w:eastAsia="es-CO"/>
         </w:rPr>
-        <w:t xml:space="preserve">Aunque no existe un formato único, se requiere que los soportes, comprobantes y registros sean verificables y que la información conserve trazabilidad. Por ello, la </w:t>
-      </w:r>
-      <w:r>
-        <w:rPr>
-          <w:lang w:val="es-419" w:eastAsia="es-CO"/>
-        </w:rPr>
+        <w:t>Aunque no existe un formato único, se requiere que los soportes, comprobantes y registros sean verificables y que la información conserve trazabilidad. Por ello, la matriz permite reunir en un solo documento la evidencia del análisis y facilitar su revisión (Decreto 2649, 1993).</w:t>
+      </w:r>
+    </w:p>
+    <w:p>
+      <w:pPr>
+        <w:rPr>
+          <w:lang w:val="es-419" w:eastAsia="es-CO"/>
+        </w:rPr>
+      </w:pPr>
+      <w:r>
+        <w:rPr>
+          <w:lang w:val="es-419" w:eastAsia="es-CO"/>
+        </w:rPr>
+        <w:t>Desde una perspectiva técnica, la matriz debe incluir elementos como cuenta afectada, período, tercero relacionado, soporte revisado, clasificación preliminar del hallazgo y acción propuesta, como ajuste, reclasificación, solicitud de soporte adicional o seguimiento.</w:t>
+      </w:r>
+    </w:p>
+    <w:p>
+      <w:pPr>
+        <w:pStyle w:val="Ttulo4"/>
+      </w:pPr>
+      <w:r>
         <w:lastRenderedPageBreak/>
-        <w:t>matriz permite reunir en un solo documento la evidencia del análisis y facilitar su revisión (Decreto 2649, 1993).</w:t>
-      </w:r>
-    </w:p>
-    <w:p>
-      <w:pPr>
-        <w:rPr>
-          <w:lang w:val="es-419" w:eastAsia="es-CO"/>
-        </w:rPr>
-      </w:pPr>
-      <w:r>
-        <w:rPr>
-          <w:lang w:val="es-419" w:eastAsia="es-CO"/>
-        </w:rPr>
-        <w:t>Desde una perspectiva técnica, la matriz debe incluir elementos como cuenta afectada, período, tercero relacionado, soporte revisado, clasificación preliminar del hallazgo y acción propuesta, como ajuste, reclasificación, solicitud de soporte adicional o seguimiento.</w:t>
-      </w:r>
-    </w:p>
-    <w:p>
-      <w:pPr>
-        <w:pStyle w:val="Ttulo4"/>
-      </w:pPr>
-      <w:r>
         <w:t>Ejemplo práctico 2</w:t>
       </w:r>
     </w:p>
@@ -8743,7 +8677,6 @@
         <w:rPr>
           <w:rStyle w:val="Ttulo5Car"/>
         </w:rPr>
-        <w:lastRenderedPageBreak/>
         <w:t>Tipo de hallazgo.</w:t>
       </w:r>
       <w:r>
@@ -8819,6 +8752,7 @@
         <w:rPr>
           <w:rStyle w:val="Ttulo5Car"/>
         </w:rPr>
+        <w:lastRenderedPageBreak/>
         <w:t>Estado.</w:t>
       </w:r>
       <w:r>
@@ -8872,27 +8806,27 @@
         <w:rPr>
           <w:lang w:val="es-419" w:eastAsia="es-CO"/>
         </w:rPr>
-        <w:t xml:space="preserve">El seguimiento consiste en verificar si la acción propuesta fue ejecutada, si el ajuste se registró correctamente, si el soporte faltante fue aportado o si la diferencia pendiente ya fue aclarada. El procedimiento de la CGN incorporado por la Resolución 347 de 2025 enfatiza la retroalimentación y el mejoramiento continuo dentro del </w:t>
+        <w:t>El seguimiento consiste en verificar si la acción propuesta fue ejecutada, si el ajuste se registró correctamente, si el soporte faltante fue aportado o si la diferencia pendiente ya fue aclarada. El procedimiento de la CGN incorporado por la Resolución 347 de 2025 enfatiza la retroalimentación y el mejoramiento continuo dentro del control interno contable, y plantea que el sistema debe gestionar riesgos y promover información financiera con las características cualitativas definidas por el marco normativo aplicable.</w:t>
+      </w:r>
+    </w:p>
+    <w:p>
+      <w:pPr>
+        <w:rPr>
+          <w:lang w:val="es-419" w:eastAsia="es-CO"/>
+        </w:rPr>
+      </w:pPr>
+      <w:r>
+        <w:rPr>
+          <w:lang w:val="es-419" w:eastAsia="es-CO"/>
+        </w:rPr>
+        <w:t xml:space="preserve">De manera complementaria, la DIAN exige que, cuando se detectan inconsistencias, estas se atiendan mediante ajustes, reprocesos o correcciones antes de </w:t>
       </w:r>
       <w:r>
         <w:rPr>
           <w:lang w:val="es-419" w:eastAsia="es-CO"/>
         </w:rPr>
         <w:lastRenderedPageBreak/>
-        <w:t>control interno contable, y plantea que el sistema debe gestionar riesgos y promover información financiera con las características cualitativas definidas por el marco normativo aplicable.</w:t>
-      </w:r>
-    </w:p>
-    <w:p>
-      <w:pPr>
-        <w:rPr>
-          <w:lang w:val="es-419" w:eastAsia="es-CO"/>
-        </w:rPr>
-      </w:pPr>
-      <w:r>
-        <w:rPr>
-          <w:lang w:val="es-419" w:eastAsia="es-CO"/>
-        </w:rPr>
-        <w:t>De manera complementaria, la DIAN exige que, cuando se detectan inconsistencias, estas se atiendan mediante ajustes, reprocesos o correcciones antes de consolidar el cierre. Por ello, el seguimiento no es una etapa opcional, sino una prolongación del reporte del hallazgo (Contaduría General de la Nación, 2025).</w:t>
+        <w:t>consolidar el cierre. Por ello, el seguimiento no es una etapa opcional, sino una prolongación del reporte del hallazgo (Contaduría General de la Nación, 2025).</w:t>
       </w:r>
     </w:p>
     <w:p>
@@ -9018,7 +8952,6 @@
         <w:rPr>
           <w:lang w:val="es-419" w:eastAsia="es-CO"/>
         </w:rPr>
-        <w:lastRenderedPageBreak/>
         <w:t>A continuación, se presenta la secuencia del reporte de hallazgos contables:</w:t>
       </w:r>
     </w:p>
@@ -9063,6 +8996,7 @@
         <w:rPr>
           <w:rStyle w:val="Ttulo5Car"/>
         </w:rPr>
+        <w:lastRenderedPageBreak/>
         <w:t>Registro en la matriz de inconsistencias.</w:t>
       </w:r>
       <w:r>
@@ -9241,6 +9175,22 @@
     </w:p>
     <w:p>
       <w:pPr>
+        <w:ind w:firstLine="0"/>
+        <w:rPr>
+          <w:lang w:val="es-419" w:eastAsia="es-CO"/>
+        </w:rPr>
+      </w:pPr>
+    </w:p>
+    <w:p>
+      <w:pPr>
+        <w:ind w:firstLine="0"/>
+        <w:rPr>
+          <w:lang w:val="es-419" w:eastAsia="es-CO"/>
+        </w:rPr>
+      </w:pPr>
+    </w:p>
+    <w:p>
+      <w:pPr>
         <w:pStyle w:val="Ttulo1"/>
       </w:pPr>
       <w:bookmarkStart w:id="9" w:name="_Toc231592896"/>
@@ -9368,7 +9318,19 @@
         <w:rPr>
           <w:lang w:val="es-419" w:eastAsia="es-CO"/>
         </w:rPr>
-        <w:t>“Para profundizar sobre el tema, consulte el documento “Decreto_Anexo_3_de_2015.pdf”, ubicado en la carpeta de Anexos”.</w:t>
+        <w:t>Para profundizar sobre el tema, consulte el documento</w:t>
+      </w:r>
+      <w:r>
+        <w:rPr>
+          <w:lang w:val="es-419" w:eastAsia="es-CO"/>
+        </w:rPr>
+        <w:t xml:space="preserve"> </w:t>
+      </w:r>
+      <w:r>
+        <w:rPr>
+          <w:lang w:val="es-419" w:eastAsia="es-CO"/>
+        </w:rPr>
+        <w:t>“Decreto_Anexo_3_de_2015.pdf”, ubicado en la carpeta de Anexos.</w:t>
       </w:r>
     </w:p>
     <w:p>
@@ -9502,21 +9464,7 @@
         <w:rPr>
           <w:lang w:val="es-419" w:eastAsia="es-CO"/>
         </w:rPr>
-        <w:t xml:space="preserve">Si registra sus ingresos y gastos con base en la </w:t>
-      </w:r>
-      <w:proofErr w:type="spellStart"/>
-      <w:r>
-        <w:rPr>
-          <w:lang w:val="es-419" w:eastAsia="es-CO"/>
-        </w:rPr>
-        <w:t>causación</w:t>
-      </w:r>
-      <w:proofErr w:type="spellEnd"/>
-      <w:r>
-        <w:rPr>
-          <w:lang w:val="es-419" w:eastAsia="es-CO"/>
-        </w:rPr>
-        <w:t>, debe mantener esa lógica y no pasar a una base de caja por simple conveniencia.</w:t>
+        <w:t>Si registra sus ingresos y gastos con base en la causación, debe mantener esa lógica y no pasar a una base de caja por simple conveniencia.</w:t>
       </w:r>
     </w:p>
     <w:p>
@@ -11670,7 +11618,7 @@
           <w:noProof/>
         </w:rPr>
         <w:drawing>
-          <wp:inline distT="0" distB="0" distL="0" distR="0" wp14:anchorId="6FF4737F" wp14:editId="4A3AD6E4">
+          <wp:inline distT="0" distB="0" distL="0" distR="0" wp14:anchorId="6FF4737F" wp14:editId="7F07B244">
             <wp:extent cx="4680000" cy="2631678"/>
             <wp:effectExtent l="0" t="0" r="6350" b="0"/>
             <wp:docPr id="6" name="Imagen 6">
@@ -14257,6 +14205,21 @@
     </w:p>
     <w:p>
       <w:r>
+        <w:rPr>
+          <w:rFonts w:eastAsiaTheme="minorEastAsia"/>
+          <w:color w:val="000000" w:themeColor="text1"/>
+          <w:szCs w:val="28"/>
+        </w:rPr>
+        <w:t>Para profundizar sobre el tema, consulte el documento</w:t>
+      </w:r>
+      <w:r>
+        <w:rPr>
+          <w:rFonts w:ascii="Calibri" w:eastAsia="Calibri" w:hAnsi="Calibri" w:cs="Calibri"/>
+          <w:szCs w:val="28"/>
+        </w:rPr>
+        <w:t xml:space="preserve"> </w:t>
+      </w:r>
+      <w:r>
         <w:t>“Documentación, socialización y calidad en los procesos contables.pdf”, ubicado en la carpeta de Anexos”.</w:t>
       </w:r>
     </w:p>
@@ -14272,7 +14235,10 @@
     <w:p>
       <w:pPr>
         <w:pStyle w:val="Titulosgenerales"/>
-        <w:ind w:left="-360"/>
+        <w:rPr>
+          <w:bCs/>
+          <w:szCs w:val="36"/>
+        </w:rPr>
       </w:pPr>
       <w:bookmarkStart w:id="17" w:name="_Toc231592904"/>
       <w:r>
@@ -14309,11 +14275,10 @@
       <w:r>
         <w:rPr>
           <w:noProof/>
-          <w:lang w:eastAsia="es-CO"/>
         </w:rPr>
         <w:drawing>
-          <wp:inline distT="0" distB="0" distL="0" distR="0" wp14:anchorId="76F8EA04" wp14:editId="5459F523">
-            <wp:extent cx="4326826" cy="6343898"/>
+          <wp:inline distT="0" distB="0" distL="0" distR="0" wp14:anchorId="76F8EA04" wp14:editId="743535DE">
+            <wp:extent cx="4182958" cy="6132962"/>
             <wp:effectExtent l="0" t="0" r="0" b="0"/>
             <wp:docPr id="8" name="Gráfico 8" descr="Síntesis  de conciliación, control y mejora continua del registro contable con seis áreas principales: proceso de conciliación contable y bancario, identificación de errores y omisiones, verificación y análisis de diferencias, reporte de hallazgos contables, aplicación de políticas contables y mejora continua del procedimiento. Cada área incluye acciones como comparación de libros y extractos, revisión de registros, análisis de causas, documentación de hallazgos, ajustes y seguimiento de mejoras. "/>
             <wp:cNvGraphicFramePr>
@@ -14330,10 +14295,7 @@
                     <a:blip r:embed="rId14" cstate="print">
                       <a:extLst>
                         <a:ext uri="{28A0092B-C50C-407E-A947-70E740481C1C}">
-                          <a14:useLocalDpi xmlns:a14="http://schemas.microsoft.com/office/drawing/2010/main" val="0"/>
-                        </a:ext>
-                        <a:ext uri="{96DAC541-7B7A-43D3-8B79-37D633B846F1}">
-                          <asvg:svgBlip xmlns:asvg="http://schemas.microsoft.com/office/drawing/2016/SVG/main" r:embed="rId15"/>
+                          <a14:useLocalDpi xmlns:a14="http://schemas.microsoft.com/office/drawing/2010/main"/>
                         </a:ext>
                       </a:extLst>
                     </a:blip>
@@ -14344,7 +14306,7 @@
                   <pic:spPr>
                     <a:xfrm>
                       <a:off x="0" y="0"/>
-                      <a:ext cx="4335760" cy="6356997"/>
+                      <a:ext cx="4182958" cy="6132962"/>
                     </a:xfrm>
                     <a:prstGeom prst="rect">
                       <a:avLst/>
@@ -14595,7 +14557,7 @@
       </w:r>
     </w:p>
     <w:p>
-      <w:hyperlink r:id="rId16" w:history="1">
+      <w:hyperlink r:id="rId15" w:history="1">
         <w:r>
           <w:rPr>
             <w:rStyle w:val="Hipervnculo"/>
@@ -14610,7 +14572,7 @@
       </w:r>
     </w:p>
     <w:p>
-      <w:hyperlink r:id="rId17" w:history="1">
+      <w:hyperlink r:id="rId16" w:history="1">
         <w:r>
           <w:rPr>
             <w:rStyle w:val="Hipervnculo"/>
@@ -14625,7 +14587,7 @@
       </w:r>
     </w:p>
     <w:p>
-      <w:hyperlink r:id="rId18" w:history="1">
+      <w:hyperlink r:id="rId17" w:history="1">
         <w:r>
           <w:rPr>
             <w:rStyle w:val="Hipervnculo"/>
@@ -14645,7 +14607,7 @@
       </w:r>
     </w:p>
     <w:p>
-      <w:hyperlink r:id="rId19" w:history="1">
+      <w:hyperlink r:id="rId18" w:history="1">
         <w:r>
           <w:rPr>
             <w:rStyle w:val="Hipervnculo"/>
@@ -14660,7 +14622,7 @@
       </w:r>
     </w:p>
     <w:p>
-      <w:hyperlink r:id="rId20" w:history="1">
+      <w:hyperlink r:id="rId19" w:history="1">
         <w:r>
           <w:rPr>
             <w:rStyle w:val="Hipervnculo"/>
@@ -14676,7 +14638,7 @@
       </w:r>
     </w:p>
     <w:p>
-      <w:hyperlink r:id="rId21" w:history="1">
+      <w:hyperlink r:id="rId20" w:history="1">
         <w:r>
           <w:rPr>
             <w:rStyle w:val="Hipervnculo"/>
@@ -14691,7 +14653,7 @@
       </w:r>
     </w:p>
     <w:p>
-      <w:hyperlink r:id="rId22" w:history="1">
+      <w:hyperlink r:id="rId21" w:history="1">
         <w:r>
           <w:rPr>
             <w:rStyle w:val="Hipervnculo"/>
@@ -14706,7 +14668,7 @@
       </w:r>
     </w:p>
     <w:p>
-      <w:hyperlink r:id="rId23" w:history="1">
+      <w:hyperlink r:id="rId22" w:history="1">
         <w:r>
           <w:rPr>
             <w:rStyle w:val="Hipervnculo"/>
@@ -14721,7 +14683,7 @@
       </w:r>
     </w:p>
     <w:p>
-      <w:hyperlink r:id="rId24" w:history="1">
+      <w:hyperlink r:id="rId23" w:history="1">
         <w:r>
           <w:rPr>
             <w:rStyle w:val="Hipervnculo"/>
@@ -14736,7 +14698,7 @@
       </w:r>
     </w:p>
     <w:p>
-      <w:hyperlink r:id="rId25" w:history="1">
+      <w:hyperlink r:id="rId24" w:history="1">
         <w:r>
           <w:rPr>
             <w:rStyle w:val="Hipervnculo"/>
@@ -14747,19 +14709,11 @@
     </w:p>
     <w:p>
       <w:r>
-        <w:t>Función Pública. (2020, julio). Guía para la gestión por procesos en el marco del modelo integrado de planeación y gestión (</w:t>
-      </w:r>
-      <w:proofErr w:type="spellStart"/>
-      <w:r>
-        <w:t>Mipg</w:t>
-      </w:r>
-      <w:proofErr w:type="spellEnd"/>
-      <w:r>
-        <w:t>).</w:t>
-      </w:r>
-    </w:p>
-    <w:p>
-      <w:hyperlink r:id="rId26" w:history="1">
+        <w:t>Función Pública. (2020, julio). Guía para la gestión por procesos en el marco del modelo integrado de planeación y gestión (Mipg).</w:t>
+      </w:r>
+    </w:p>
+    <w:p>
+      <w:hyperlink r:id="rId25" w:history="1">
         <w:r>
           <w:rPr>
             <w:rStyle w:val="Hipervnculo"/>
@@ -14779,7 +14733,7 @@
       </w:r>
     </w:p>
     <w:p>
-      <w:hyperlink r:id="rId27" w:history="1">
+      <w:hyperlink r:id="rId26" w:history="1">
         <w:r>
           <w:rPr>
             <w:rStyle w:val="Hipervnculo"/>
@@ -14794,7 +14748,7 @@
       </w:r>
     </w:p>
     <w:p>
-      <w:hyperlink r:id="rId28" w:history="1">
+      <w:hyperlink r:id="rId27" w:history="1">
         <w:r>
           <w:rPr>
             <w:rStyle w:val="Hipervnculo"/>
@@ -14809,7 +14763,7 @@
       </w:r>
     </w:p>
     <w:p>
-      <w:hyperlink r:id="rId29" w:history="1">
+      <w:hyperlink r:id="rId28" w:history="1">
         <w:r>
           <w:rPr>
             <w:rStyle w:val="Hipervnculo"/>
@@ -14824,7 +14778,7 @@
       </w:r>
     </w:p>
     <w:p>
-      <w:hyperlink r:id="rId30" w:history="1">
+      <w:hyperlink r:id="rId29">
         <w:r>
           <w:rPr>
             <w:rStyle w:val="Hipervnculo"/>
@@ -14833,8 +14787,6 @@
         </w:r>
       </w:hyperlink>
     </w:p>
-    <w:p/>
-    <w:p/>
     <w:p/>
     <w:p/>
     <w:p>
@@ -15087,16 +15039,8 @@
               <w:rPr>
                 <w:lang w:val="es-CO"/>
               </w:rPr>
-              <w:t xml:space="preserve">Olga Constanza Bermúdez </w:t>
-            </w:r>
-            <w:proofErr w:type="spellStart"/>
-            <w:r>
-              <w:rPr>
-                <w:lang w:val="es-CO"/>
-              </w:rPr>
-              <w:t>Jaimes</w:t>
-            </w:r>
-            <w:proofErr w:type="spellEnd"/>
+              <w:t>Olga Constanza Bermúdez Jaimes</w:t>
+            </w:r>
           </w:p>
         </w:tc>
         <w:tc>
@@ -15439,15 +15383,7 @@
               <w:spacing w:before="0" w:after="0"/>
             </w:pPr>
             <w:r>
-              <w:t xml:space="preserve">Henry </w:t>
-            </w:r>
-            <w:proofErr w:type="spellStart"/>
-            <w:r>
-              <w:t>Alvarez</w:t>
-            </w:r>
-            <w:proofErr w:type="spellEnd"/>
-            <w:r>
-              <w:t xml:space="preserve"> Astudillo</w:t>
+              <w:t>Henry Alvarez Astudillo</w:t>
             </w:r>
           </w:p>
         </w:tc>
@@ -15494,7 +15430,6 @@
               </w:rPr>
               <w:t xml:space="preserve"> </w:t>
             </w:r>
-            <w:proofErr w:type="spellStart"/>
             <w:r>
               <w:rPr>
                 <w:rStyle w:val="Extranjerismo"/>
@@ -15502,7 +15437,6 @@
               </w:rPr>
               <w:t>stack</w:t>
             </w:r>
-            <w:proofErr w:type="spellEnd"/>
           </w:p>
         </w:tc>
         <w:tc>
@@ -15880,28 +15814,12 @@
                 <w:lang w:val="es-CO"/>
               </w:rPr>
             </w:pPr>
-            <w:proofErr w:type="spellStart"/>
             <w:r>
               <w:rPr>
                 <w:lang w:val="es-CO"/>
               </w:rPr>
-              <w:t>Maria</w:t>
-            </w:r>
-            <w:proofErr w:type="spellEnd"/>
-            <w:r>
-              <w:rPr>
-                <w:lang w:val="es-CO"/>
-              </w:rPr>
-              <w:t xml:space="preserve"> Carolina Tamayo </w:t>
-            </w:r>
-            <w:proofErr w:type="spellStart"/>
-            <w:r>
-              <w:rPr>
-                <w:lang w:val="es-CO"/>
-              </w:rPr>
-              <w:t>Lopez</w:t>
-            </w:r>
-            <w:proofErr w:type="spellEnd"/>
+              <w:t>Maria Carolina Tamayo Lopez</w:t>
+            </w:r>
           </w:p>
         </w:tc>
         <w:tc>
@@ -16339,33 +16257,11 @@
                 <w:lang w:val="es-CO"/>
               </w:rPr>
             </w:pPr>
-            <w:proofErr w:type="spellStart"/>
             <w:r>
               <w:rPr>
                 <w:lang w:val="es-CO"/>
               </w:rPr>
-              <w:t>Anyerson</w:t>
-            </w:r>
-            <w:proofErr w:type="spellEnd"/>
-            <w:r>
-              <w:rPr>
-                <w:lang w:val="es-CO"/>
-              </w:rPr>
-              <w:t xml:space="preserve"> Wilfredo </w:t>
-            </w:r>
-            <w:proofErr w:type="spellStart"/>
-            <w:r>
-              <w:rPr>
-                <w:lang w:val="es-CO"/>
-              </w:rPr>
-              <w:t>Pizo</w:t>
-            </w:r>
-            <w:proofErr w:type="spellEnd"/>
-            <w:r>
-              <w:rPr>
-                <w:lang w:val="es-CO"/>
-              </w:rPr>
-              <w:t xml:space="preserve"> Ossa</w:t>
+              <w:t>Anyerson Wilfredo Pizo Ossa</w:t>
             </w:r>
           </w:p>
         </w:tc>
@@ -16450,8 +16346,8 @@
     </w:p>
     <w:p/>
     <w:sectPr>
-      <w:headerReference w:type="default" r:id="rId31"/>
-      <w:footerReference w:type="default" r:id="rId32"/>
+      <w:headerReference w:type="default" r:id="rId30"/>
+      <w:footerReference w:type="default" r:id="rId31"/>
       <w:pgSz w:w="12240" w:h="15840"/>
       <w:pgMar w:top="1701" w:right="1134" w:bottom="1134" w:left="1134" w:header="709" w:footer="737" w:gutter="0"/>
       <w:pgNumType w:start="1"/>
@@ -16464,7 +16360,7 @@
 </file>
 
 <file path=word/endnotes.xml><?xml version="1.0" encoding="utf-8"?>
-<w:endnotes xmlns:wpc="http://schemas.microsoft.com/office/word/2010/wordprocessingCanvas" xmlns:cx="http://schemas.microsoft.com/office/drawing/2014/chartex" xmlns:cx1="http://schemas.microsoft.com/office/drawing/2015/9/8/chartex" xmlns:cx2="http://schemas.microsoft.com/office/drawing/2015/10/21/chartex" xmlns:cx3="http://schemas.microsoft.com/office/drawing/2016/5/9/chartex" xmlns:cx4="http://schemas.microsoft.com/office/drawing/2016/5/10/chartex" xmlns:cx5="http://schemas.microsoft.com/office/drawing/2016/5/11/chartex" xmlns:cx6="http://schemas.microsoft.com/office/drawing/2016/5/12/chartex" xmlns:cx7="http://schemas.microsoft.com/office/drawing/2016/5/13/chartex" xmlns:cx8="http://schemas.microsoft.com/office/drawing/2016/5/14/chartex" xmlns:mc="http://schemas.openxmlformats.org/markup-compatibility/2006" xmlns:aink="http://schemas.microsoft.com/office/drawing/2016/ink" xmlns:am3d="http://schemas.microsoft.com/office/drawing/2017/model3d" xmlns:o="urn:schemas-microsoft-com:office:office" xmlns:r="http://schemas.openxmlformats.org/officeDocument/2006/relationships" xmlns:m="http://schemas.openxmlformats.org/officeDocument/2006/math" xmlns:v="urn:schemas-microsoft-com:vml" xmlns:wp14="http://schemas.microsoft.com/office/word/2010/wordprocessingDrawing" xmlns:wp="http://schemas.openxmlformats.org/drawingml/2006/wordprocessingDrawing" xmlns:w10="urn:schemas-microsoft-com:office:word" xmlns:w="http://schemas.openxmlformats.org/wordprocessingml/2006/main" xmlns:w14="http://schemas.microsoft.com/office/word/2010/wordml" xmlns:w15="http://schemas.microsoft.com/office/word/2012/wordml" xmlns:w16cex="http://schemas.microsoft.com/office/word/2018/wordml/cex" xmlns:w16cid="http://schemas.microsoft.com/office/word/2016/wordml/cid" xmlns:w16="http://schemas.microsoft.com/office/word/2018/wordml" xmlns:w16sdtdh="http://schemas.microsoft.com/office/word/2020/wordml/sdtdatahash" xmlns:w16se="http://schemas.microsoft.com/office/word/2015/wordml/symex" xmlns:wpg="http://schemas.microsoft.com/office/word/2010/wordprocessingGroup" xmlns:wpi="http://schemas.microsoft.com/office/word/2010/wordprocessingInk" xmlns:wne="http://schemas.microsoft.com/office/word/2006/wordml" xmlns:wps="http://schemas.microsoft.com/office/word/2010/wordprocessingShape" mc:Ignorable="w14 w15 w16se w16cid w16 w16cex w16sdtdh wp14">
+<w:endnotes xmlns:wpc="http://schemas.microsoft.com/office/word/2010/wordprocessingCanvas" xmlns:cx="http://schemas.microsoft.com/office/drawing/2014/chartex" xmlns:cx1="http://schemas.microsoft.com/office/drawing/2015/9/8/chartex" xmlns:cx2="http://schemas.microsoft.com/office/drawing/2015/10/21/chartex" xmlns:cx3="http://schemas.microsoft.com/office/drawing/2016/5/9/chartex" xmlns:cx4="http://schemas.microsoft.com/office/drawing/2016/5/10/chartex" xmlns:cx5="http://schemas.microsoft.com/office/drawing/2016/5/11/chartex" xmlns:cx6="http://schemas.microsoft.com/office/drawing/2016/5/12/chartex" xmlns:cx7="http://schemas.microsoft.com/office/drawing/2016/5/13/chartex" xmlns:cx8="http://schemas.microsoft.com/office/drawing/2016/5/14/chartex" xmlns:mc="http://schemas.openxmlformats.org/markup-compatibility/2006" xmlns:aink="http://schemas.microsoft.com/office/drawing/2016/ink" xmlns:am3d="http://schemas.microsoft.com/office/drawing/2017/model3d" xmlns:o="urn:schemas-microsoft-com:office:office" xmlns:oel="http://schemas.microsoft.com/office/2019/extlst" xmlns:r="http://schemas.openxmlformats.org/officeDocument/2006/relationships" xmlns:m="http://schemas.openxmlformats.org/officeDocument/2006/math" xmlns:v="urn:schemas-microsoft-com:vml" xmlns:wp14="http://schemas.microsoft.com/office/word/2010/wordprocessingDrawing" xmlns:wp="http://schemas.openxmlformats.org/drawingml/2006/wordprocessingDrawing" xmlns:w10="urn:schemas-microsoft-com:office:word" xmlns:w="http://schemas.openxmlformats.org/wordprocessingml/2006/main" xmlns:w14="http://schemas.microsoft.com/office/word/2010/wordml" xmlns:w15="http://schemas.microsoft.com/office/word/2012/wordml" xmlns:w16cex="http://schemas.microsoft.com/office/word/2018/wordml/cex" xmlns:w16cid="http://schemas.microsoft.com/office/word/2016/wordml/cid" xmlns:w16="http://schemas.microsoft.com/office/word/2018/wordml" xmlns:w16du="http://schemas.microsoft.com/office/word/2023/wordml/word16du" xmlns:w16sdtdh="http://schemas.microsoft.com/office/word/2020/wordml/sdtdatahash" xmlns:w16sdtfl="http://schemas.microsoft.com/office/word/2024/wordml/sdtformatlock" xmlns:w16se="http://schemas.microsoft.com/office/word/2015/wordml/symex" xmlns:wpg="http://schemas.microsoft.com/office/word/2010/wordprocessingGroup" xmlns:wpi="http://schemas.microsoft.com/office/word/2010/wordprocessingInk" xmlns:wne="http://schemas.microsoft.com/office/word/2006/wordml" xmlns:wps="http://schemas.microsoft.com/office/word/2010/wordprocessingShape" mc:Ignorable="w14 w15 w16se w16cid w16 w16cex w16sdtdh w16sdtfl w16du wp14">
   <w:endnote w:type="separator" w:id="-1">
     <w:p>
       <w:pPr>
@@ -16489,7 +16385,7 @@
 </file>
 
 <file path=word/footer1.xml><?xml version="1.0" encoding="utf-8"?>
-<w:ftr xmlns:wpc="http://schemas.microsoft.com/office/word/2010/wordprocessingCanvas" xmlns:cx="http://schemas.microsoft.com/office/drawing/2014/chartex" xmlns:cx1="http://schemas.microsoft.com/office/drawing/2015/9/8/chartex" xmlns:cx2="http://schemas.microsoft.com/office/drawing/2015/10/21/chartex" xmlns:cx3="http://schemas.microsoft.com/office/drawing/2016/5/9/chartex" xmlns:cx4="http://schemas.microsoft.com/office/drawing/2016/5/10/chartex" xmlns:cx5="http://schemas.microsoft.com/office/drawing/2016/5/11/chartex" xmlns:cx6="http://schemas.microsoft.com/office/drawing/2016/5/12/chartex" xmlns:cx7="http://schemas.microsoft.com/office/drawing/2016/5/13/chartex" xmlns:cx8="http://schemas.microsoft.com/office/drawing/2016/5/14/chartex" xmlns:mc="http://schemas.openxmlformats.org/markup-compatibility/2006" xmlns:aink="http://schemas.microsoft.com/office/drawing/2016/ink" xmlns:am3d="http://schemas.microsoft.com/office/drawing/2017/model3d" xmlns:o="urn:schemas-microsoft-com:office:office" xmlns:r="http://schemas.openxmlformats.org/officeDocument/2006/relationships" xmlns:m="http://schemas.openxmlformats.org/officeDocument/2006/math" xmlns:v="urn:schemas-microsoft-com:vml" xmlns:wp14="http://schemas.microsoft.com/office/word/2010/wordprocessingDrawing" xmlns:wp="http://schemas.openxmlformats.org/drawingml/2006/wordprocessingDrawing" xmlns:w10="urn:schemas-microsoft-com:office:word" xmlns:w="http://schemas.openxmlformats.org/wordprocessingml/2006/main" xmlns:w14="http://schemas.microsoft.com/office/word/2010/wordml" xmlns:w15="http://schemas.microsoft.com/office/word/2012/wordml" xmlns:w16cex="http://schemas.microsoft.com/office/word/2018/wordml/cex" xmlns:w16cid="http://schemas.microsoft.com/office/word/2016/wordml/cid" xmlns:w16="http://schemas.microsoft.com/office/word/2018/wordml" xmlns:w16sdtdh="http://schemas.microsoft.com/office/word/2020/wordml/sdtdatahash" xmlns:w16se="http://schemas.microsoft.com/office/word/2015/wordml/symex" xmlns:wpg="http://schemas.microsoft.com/office/word/2010/wordprocessingGroup" xmlns:wpi="http://schemas.microsoft.com/office/word/2010/wordprocessingInk" xmlns:wne="http://schemas.microsoft.com/office/word/2006/wordml" xmlns:wps="http://schemas.microsoft.com/office/word/2010/wordprocessingShape" mc:Ignorable="w14 w15 w16se w16cid w16 w16cex w16sdtdh wp14">
+<w:ftr xmlns:wpc="http://schemas.microsoft.com/office/word/2010/wordprocessingCanvas" xmlns:cx="http://schemas.microsoft.com/office/drawing/2014/chartex" xmlns:cx1="http://schemas.microsoft.com/office/drawing/2015/9/8/chartex" xmlns:cx2="http://schemas.microsoft.com/office/drawing/2015/10/21/chartex" xmlns:cx3="http://schemas.microsoft.com/office/drawing/2016/5/9/chartex" xmlns:cx4="http://schemas.microsoft.com/office/drawing/2016/5/10/chartex" xmlns:cx5="http://schemas.microsoft.com/office/drawing/2016/5/11/chartex" xmlns:cx6="http://schemas.microsoft.com/office/drawing/2016/5/12/chartex" xmlns:cx7="http://schemas.microsoft.com/office/drawing/2016/5/13/chartex" xmlns:cx8="http://schemas.microsoft.com/office/drawing/2016/5/14/chartex" xmlns:mc="http://schemas.openxmlformats.org/markup-compatibility/2006" xmlns:aink="http://schemas.microsoft.com/office/drawing/2016/ink" xmlns:am3d="http://schemas.microsoft.com/office/drawing/2017/model3d" xmlns:o="urn:schemas-microsoft-com:office:office" xmlns:oel="http://schemas.microsoft.com/office/2019/extlst" xmlns:r="http://schemas.openxmlformats.org/officeDocument/2006/relationships" xmlns:m="http://schemas.openxmlformats.org/officeDocument/2006/math" xmlns:v="urn:schemas-microsoft-com:vml" xmlns:wp14="http://schemas.microsoft.com/office/word/2010/wordprocessingDrawing" xmlns:wp="http://schemas.openxmlformats.org/drawingml/2006/wordprocessingDrawing" xmlns:w10="urn:schemas-microsoft-com:office:word" xmlns:w="http://schemas.openxmlformats.org/wordprocessingml/2006/main" xmlns:w14="http://schemas.microsoft.com/office/word/2010/wordml" xmlns:w15="http://schemas.microsoft.com/office/word/2012/wordml" xmlns:w16cex="http://schemas.microsoft.com/office/word/2018/wordml/cex" xmlns:w16cid="http://schemas.microsoft.com/office/word/2016/wordml/cid" xmlns:w16="http://schemas.microsoft.com/office/word/2018/wordml" xmlns:w16du="http://schemas.microsoft.com/office/word/2023/wordml/word16du" xmlns:w16sdtdh="http://schemas.microsoft.com/office/word/2020/wordml/sdtdatahash" xmlns:w16sdtfl="http://schemas.microsoft.com/office/word/2024/wordml/sdtformatlock" xmlns:w16se="http://schemas.microsoft.com/office/word/2015/wordml/symex" xmlns:wpg="http://schemas.microsoft.com/office/word/2010/wordprocessingGroup" xmlns:wpi="http://schemas.microsoft.com/office/word/2010/wordprocessingInk" xmlns:wne="http://schemas.microsoft.com/office/word/2006/wordml" xmlns:wps="http://schemas.microsoft.com/office/word/2010/wordprocessingShape" mc:Ignorable="w14 w15 w16se w16cid w16 w16cex w16sdtdh w16sdtfl w16du wp14">
   <w:sdt>
     <w:sdtPr>
       <w:id w:val="-1465197936"/>
@@ -16535,7 +16431,7 @@
 </file>
 
 <file path=word/footnotes.xml><?xml version="1.0" encoding="utf-8"?>
-<w:footnotes xmlns:wpc="http://schemas.microsoft.com/office/word/2010/wordprocessingCanvas" xmlns:cx="http://schemas.microsoft.com/office/drawing/2014/chartex" xmlns:cx1="http://schemas.microsoft.com/office/drawing/2015/9/8/chartex" xmlns:cx2="http://schemas.microsoft.com/office/drawing/2015/10/21/chartex" xmlns:cx3="http://schemas.microsoft.com/office/drawing/2016/5/9/chartex" xmlns:cx4="http://schemas.microsoft.com/office/drawing/2016/5/10/chartex" xmlns:cx5="http://schemas.microsoft.com/office/drawing/2016/5/11/chartex" xmlns:cx6="http://schemas.microsoft.com/office/drawing/2016/5/12/chartex" xmlns:cx7="http://schemas.microsoft.com/office/drawing/2016/5/13/chartex" xmlns:cx8="http://schemas.microsoft.com/office/drawing/2016/5/14/chartex" xmlns:mc="http://schemas.openxmlformats.org/markup-compatibility/2006" xmlns:aink="http://schemas.microsoft.com/office/drawing/2016/ink" xmlns:am3d="http://schemas.microsoft.com/office/drawing/2017/model3d" xmlns:o="urn:schemas-microsoft-com:office:office" xmlns:r="http://schemas.openxmlformats.org/officeDocument/2006/relationships" xmlns:m="http://schemas.openxmlformats.org/officeDocument/2006/math" xmlns:v="urn:schemas-microsoft-com:vml" xmlns:wp14="http://schemas.microsoft.com/office/word/2010/wordprocessingDrawing" xmlns:wp="http://schemas.openxmlformats.org/drawingml/2006/wordprocessingDrawing" xmlns:w10="urn:schemas-microsoft-com:office:word" xmlns:w="http://schemas.openxmlformats.org/wordprocessingml/2006/main" xmlns:w14="http://schemas.microsoft.com/office/word/2010/wordml" xmlns:w15="http://schemas.microsoft.com/office/word/2012/wordml" xmlns:w16cex="http://schemas.microsoft.com/office/word/2018/wordml/cex" xmlns:w16cid="http://schemas.microsoft.com/office/word/2016/wordml/cid" xmlns:w16="http://schemas.microsoft.com/office/word/2018/wordml" xmlns:w16sdtdh="http://schemas.microsoft.com/office/word/2020/wordml/sdtdatahash" xmlns:w16se="http://schemas.microsoft.com/office/word/2015/wordml/symex" xmlns:wpg="http://schemas.microsoft.com/office/word/2010/wordprocessingGroup" xmlns:wpi="http://schemas.microsoft.com/office/word/2010/wordprocessingInk" xmlns:wne="http://schemas.microsoft.com/office/word/2006/wordml" xmlns:wps="http://schemas.microsoft.com/office/word/2010/wordprocessingShape" mc:Ignorable="w14 w15 w16se w16cid w16 w16cex w16sdtdh wp14">
+<w:footnotes xmlns:wpc="http://schemas.microsoft.com/office/word/2010/wordprocessingCanvas" xmlns:cx="http://schemas.microsoft.com/office/drawing/2014/chartex" xmlns:cx1="http://schemas.microsoft.com/office/drawing/2015/9/8/chartex" xmlns:cx2="http://schemas.microsoft.com/office/drawing/2015/10/21/chartex" xmlns:cx3="http://schemas.microsoft.com/office/drawing/2016/5/9/chartex" xmlns:cx4="http://schemas.microsoft.com/office/drawing/2016/5/10/chartex" xmlns:cx5="http://schemas.microsoft.com/office/drawing/2016/5/11/chartex" xmlns:cx6="http://schemas.microsoft.com/office/drawing/2016/5/12/chartex" xmlns:cx7="http://schemas.microsoft.com/office/drawing/2016/5/13/chartex" xmlns:cx8="http://schemas.microsoft.com/office/drawing/2016/5/14/chartex" xmlns:mc="http://schemas.openxmlformats.org/markup-compatibility/2006" xmlns:aink="http://schemas.microsoft.com/office/drawing/2016/ink" xmlns:am3d="http://schemas.microsoft.com/office/drawing/2017/model3d" xmlns:o="urn:schemas-microsoft-com:office:office" xmlns:oel="http://schemas.microsoft.com/office/2019/extlst" xmlns:r="http://schemas.openxmlformats.org/officeDocument/2006/relationships" xmlns:m="http://schemas.openxmlformats.org/officeDocument/2006/math" xmlns:v="urn:schemas-microsoft-com:vml" xmlns:wp14="http://schemas.microsoft.com/office/word/2010/wordprocessingDrawing" xmlns:wp="http://schemas.openxmlformats.org/drawingml/2006/wordprocessingDrawing" xmlns:w10="urn:schemas-microsoft-com:office:word" xmlns:w="http://schemas.openxmlformats.org/wordprocessingml/2006/main" xmlns:w14="http://schemas.microsoft.com/office/word/2010/wordml" xmlns:w15="http://schemas.microsoft.com/office/word/2012/wordml" xmlns:w16cex="http://schemas.microsoft.com/office/word/2018/wordml/cex" xmlns:w16cid="http://schemas.microsoft.com/office/word/2016/wordml/cid" xmlns:w16="http://schemas.microsoft.com/office/word/2018/wordml" xmlns:w16du="http://schemas.microsoft.com/office/word/2023/wordml/word16du" xmlns:w16sdtdh="http://schemas.microsoft.com/office/word/2020/wordml/sdtdatahash" xmlns:w16sdtfl="http://schemas.microsoft.com/office/word/2024/wordml/sdtformatlock" xmlns:w16se="http://schemas.microsoft.com/office/word/2015/wordml/symex" xmlns:wpg="http://schemas.microsoft.com/office/word/2010/wordprocessingGroup" xmlns:wpi="http://schemas.microsoft.com/office/word/2010/wordprocessingInk" xmlns:wne="http://schemas.microsoft.com/office/word/2006/wordml" xmlns:wps="http://schemas.microsoft.com/office/word/2010/wordprocessingShape" mc:Ignorable="w14 w15 w16se w16cid w16 w16cex w16sdtdh w16sdtfl w16du wp14">
   <w:footnote w:type="separator" w:id="-1">
     <w:p>
       <w:pPr>
@@ -16560,7 +16456,7 @@
 </file>
 
 <file path=word/header1.xml><?xml version="1.0" encoding="utf-8"?>
-<w:hdr xmlns:wpc="http://schemas.microsoft.com/office/word/2010/wordprocessingCanvas" xmlns:cx="http://schemas.microsoft.com/office/drawing/2014/chartex" xmlns:cx1="http://schemas.microsoft.com/office/drawing/2015/9/8/chartex" xmlns:cx2="http://schemas.microsoft.com/office/drawing/2015/10/21/chartex" xmlns:cx3="http://schemas.microsoft.com/office/drawing/2016/5/9/chartex" xmlns:cx4="http://schemas.microsoft.com/office/drawing/2016/5/10/chartex" xmlns:cx5="http://schemas.microsoft.com/office/drawing/2016/5/11/chartex" xmlns:cx6="http://schemas.microsoft.com/office/drawing/2016/5/12/chartex" xmlns:cx7="http://schemas.microsoft.com/office/drawing/2016/5/13/chartex" xmlns:cx8="http://schemas.microsoft.com/office/drawing/2016/5/14/chartex" xmlns:mc="http://schemas.openxmlformats.org/markup-compatibility/2006" xmlns:aink="http://schemas.microsoft.com/office/drawing/2016/ink" xmlns:am3d="http://schemas.microsoft.com/office/drawing/2017/model3d" xmlns:o="urn:schemas-microsoft-com:office:office" xmlns:r="http://schemas.openxmlformats.org/officeDocument/2006/relationships" xmlns:m="http://schemas.openxmlformats.org/officeDocument/2006/math" xmlns:v="urn:schemas-microsoft-com:vml" xmlns:wp14="http://schemas.microsoft.com/office/word/2010/wordprocessingDrawing" xmlns:wp="http://schemas.openxmlformats.org/drawingml/2006/wordprocessingDrawing" xmlns:w10="urn:schemas-microsoft-com:office:word" xmlns:w="http://schemas.openxmlformats.org/wordprocessingml/2006/main" xmlns:w14="http://schemas.microsoft.com/office/word/2010/wordml" xmlns:w15="http://schemas.microsoft.com/office/word/2012/wordml" xmlns:w16cex="http://schemas.microsoft.com/office/word/2018/wordml/cex" xmlns:w16cid="http://schemas.microsoft.com/office/word/2016/wordml/cid" xmlns:w16="http://schemas.microsoft.com/office/word/2018/wordml" xmlns:w16sdtdh="http://schemas.microsoft.com/office/word/2020/wordml/sdtdatahash" xmlns:w16se="http://schemas.microsoft.com/office/word/2015/wordml/symex" xmlns:wpg="http://schemas.microsoft.com/office/word/2010/wordprocessingGroup" xmlns:wpi="http://schemas.microsoft.com/office/word/2010/wordprocessingInk" xmlns:wne="http://schemas.microsoft.com/office/word/2006/wordml" xmlns:wps="http://schemas.microsoft.com/office/word/2010/wordprocessingShape" mc:Ignorable="w14 w15 w16se w16cid w16 w16cex w16sdtdh wp14">
+<w:hdr xmlns:wpc="http://schemas.microsoft.com/office/word/2010/wordprocessingCanvas" xmlns:cx="http://schemas.microsoft.com/office/drawing/2014/chartex" xmlns:cx1="http://schemas.microsoft.com/office/drawing/2015/9/8/chartex" xmlns:cx2="http://schemas.microsoft.com/office/drawing/2015/10/21/chartex" xmlns:cx3="http://schemas.microsoft.com/office/drawing/2016/5/9/chartex" xmlns:cx4="http://schemas.microsoft.com/office/drawing/2016/5/10/chartex" xmlns:cx5="http://schemas.microsoft.com/office/drawing/2016/5/11/chartex" xmlns:cx6="http://schemas.microsoft.com/office/drawing/2016/5/12/chartex" xmlns:cx7="http://schemas.microsoft.com/office/drawing/2016/5/13/chartex" xmlns:cx8="http://schemas.microsoft.com/office/drawing/2016/5/14/chartex" xmlns:mc="http://schemas.openxmlformats.org/markup-compatibility/2006" xmlns:aink="http://schemas.microsoft.com/office/drawing/2016/ink" xmlns:am3d="http://schemas.microsoft.com/office/drawing/2017/model3d" xmlns:o="urn:schemas-microsoft-com:office:office" xmlns:oel="http://schemas.microsoft.com/office/2019/extlst" xmlns:r="http://schemas.openxmlformats.org/officeDocument/2006/relationships" xmlns:m="http://schemas.openxmlformats.org/officeDocument/2006/math" xmlns:v="urn:schemas-microsoft-com:vml" xmlns:wp14="http://schemas.microsoft.com/office/word/2010/wordprocessingDrawing" xmlns:wp="http://schemas.openxmlformats.org/drawingml/2006/wordprocessingDrawing" xmlns:w10="urn:schemas-microsoft-com:office:word" xmlns:w="http://schemas.openxmlformats.org/wordprocessingml/2006/main" xmlns:w14="http://schemas.microsoft.com/office/word/2010/wordml" xmlns:w15="http://schemas.microsoft.com/office/word/2012/wordml" xmlns:w16cex="http://schemas.microsoft.com/office/word/2018/wordml/cex" xmlns:w16cid="http://schemas.microsoft.com/office/word/2016/wordml/cid" xmlns:w16="http://schemas.microsoft.com/office/word/2018/wordml" xmlns:w16du="http://schemas.microsoft.com/office/word/2023/wordml/word16du" xmlns:w16sdtdh="http://schemas.microsoft.com/office/word/2020/wordml/sdtdatahash" xmlns:w16sdtfl="http://schemas.microsoft.com/office/word/2024/wordml/sdtformatlock" xmlns:w16se="http://schemas.microsoft.com/office/word/2015/wordml/symex" xmlns:wpg="http://schemas.microsoft.com/office/word/2010/wordprocessingGroup" xmlns:wpi="http://schemas.microsoft.com/office/word/2010/wordprocessingInk" xmlns:wne="http://schemas.microsoft.com/office/word/2006/wordml" xmlns:wps="http://schemas.microsoft.com/office/word/2010/wordprocessingShape" mc:Ignorable="w14 w15 w16se w16cid w16 w16cex w16sdtdh w16sdtfl w16du wp14">
   <w:p>
     <w:pPr>
       <w:pStyle w:val="Encabezado"/>
@@ -16646,7 +16542,7 @@
 </file>
 
 <file path=word/numbering.xml><?xml version="1.0" encoding="utf-8"?>
-<w:numbering xmlns:wpc="http://schemas.microsoft.com/office/word/2010/wordprocessingCanvas" xmlns:cx="http://schemas.microsoft.com/office/drawing/2014/chartex" xmlns:cx1="http://schemas.microsoft.com/office/drawing/2015/9/8/chartex" xmlns:cx2="http://schemas.microsoft.com/office/drawing/2015/10/21/chartex" xmlns:cx3="http://schemas.microsoft.com/office/drawing/2016/5/9/chartex" xmlns:cx4="http://schemas.microsoft.com/office/drawing/2016/5/10/chartex" xmlns:cx5="http://schemas.microsoft.com/office/drawing/2016/5/11/chartex" xmlns:cx6="http://schemas.microsoft.com/office/drawing/2016/5/12/chartex" xmlns:cx7="http://schemas.microsoft.com/office/drawing/2016/5/13/chartex" xmlns:cx8="http://schemas.microsoft.com/office/drawing/2016/5/14/chartex" xmlns:mc="http://schemas.openxmlformats.org/markup-compatibility/2006" xmlns:aink="http://schemas.microsoft.com/office/drawing/2016/ink" xmlns:am3d="http://schemas.microsoft.com/office/drawing/2017/model3d" xmlns:o="urn:schemas-microsoft-com:office:office" xmlns:r="http://schemas.openxmlformats.org/officeDocument/2006/relationships" xmlns:m="http://schemas.openxmlformats.org/officeDocument/2006/math" xmlns:v="urn:schemas-microsoft-com:vml" xmlns:wp14="http://schemas.microsoft.com/office/word/2010/wordprocessingDrawing" xmlns:wp="http://schemas.openxmlformats.org/drawingml/2006/wordprocessingDrawing" xmlns:w10="urn:schemas-microsoft-com:office:word" xmlns:w="http://schemas.openxmlformats.org/wordprocessingml/2006/main" xmlns:w14="http://schemas.microsoft.com/office/word/2010/wordml" xmlns:w15="http://schemas.microsoft.com/office/word/2012/wordml" xmlns:w16cex="http://schemas.microsoft.com/office/word/2018/wordml/cex" xmlns:w16cid="http://schemas.microsoft.com/office/word/2016/wordml/cid" xmlns:w16="http://schemas.microsoft.com/office/word/2018/wordml" xmlns:w16sdtdh="http://schemas.microsoft.com/office/word/2020/wordml/sdtdatahash" xmlns:w16se="http://schemas.microsoft.com/office/word/2015/wordml/symex" xmlns:wpg="http://schemas.microsoft.com/office/word/2010/wordprocessingGroup" xmlns:wpi="http://schemas.microsoft.com/office/word/2010/wordprocessingInk" xmlns:wne="http://schemas.microsoft.com/office/word/2006/wordml" xmlns:wps="http://schemas.microsoft.com/office/word/2010/wordprocessingShape" mc:Ignorable="w14 w15 w16se w16cid w16 w16cex w16sdtdh wp14">
+<w:numbering xmlns:wpc="http://schemas.microsoft.com/office/word/2010/wordprocessingCanvas" xmlns:cx="http://schemas.microsoft.com/office/drawing/2014/chartex" xmlns:cx1="http://schemas.microsoft.com/office/drawing/2015/9/8/chartex" xmlns:cx2="http://schemas.microsoft.com/office/drawing/2015/10/21/chartex" xmlns:cx3="http://schemas.microsoft.com/office/drawing/2016/5/9/chartex" xmlns:cx4="http://schemas.microsoft.com/office/drawing/2016/5/10/chartex" xmlns:cx5="http://schemas.microsoft.com/office/drawing/2016/5/11/chartex" xmlns:cx6="http://schemas.microsoft.com/office/drawing/2016/5/12/chartex" xmlns:cx7="http://schemas.microsoft.com/office/drawing/2016/5/13/chartex" xmlns:cx8="http://schemas.microsoft.com/office/drawing/2016/5/14/chartex" xmlns:mc="http://schemas.openxmlformats.org/markup-compatibility/2006" xmlns:aink="http://schemas.microsoft.com/office/drawing/2016/ink" xmlns:am3d="http://schemas.microsoft.com/office/drawing/2017/model3d" xmlns:o="urn:schemas-microsoft-com:office:office" xmlns:oel="http://schemas.microsoft.com/office/2019/extlst" xmlns:r="http://schemas.openxmlformats.org/officeDocument/2006/relationships" xmlns:m="http://schemas.openxmlformats.org/officeDocument/2006/math" xmlns:v="urn:schemas-microsoft-com:vml" xmlns:wp14="http://schemas.microsoft.com/office/word/2010/wordprocessingDrawing" xmlns:wp="http://schemas.openxmlformats.org/drawingml/2006/wordprocessingDrawing" xmlns:w10="urn:schemas-microsoft-com:office:word" xmlns:w="http://schemas.openxmlformats.org/wordprocessingml/2006/main" xmlns:w14="http://schemas.microsoft.com/office/word/2010/wordml" xmlns:w15="http://schemas.microsoft.com/office/word/2012/wordml" xmlns:w16cex="http://schemas.microsoft.com/office/word/2018/wordml/cex" xmlns:w16cid="http://schemas.microsoft.com/office/word/2016/wordml/cid" xmlns:w16="http://schemas.microsoft.com/office/word/2018/wordml" xmlns:w16du="http://schemas.microsoft.com/office/word/2023/wordml/word16du" xmlns:w16sdtdh="http://schemas.microsoft.com/office/word/2020/wordml/sdtdatahash" xmlns:w16sdtfl="http://schemas.microsoft.com/office/word/2024/wordml/sdtformatlock" xmlns:w16se="http://schemas.microsoft.com/office/word/2015/wordml/symex" xmlns:wpg="http://schemas.microsoft.com/office/word/2010/wordprocessingGroup" xmlns:wpi="http://schemas.microsoft.com/office/word/2010/wordprocessingInk" xmlns:wne="http://schemas.microsoft.com/office/word/2006/wordml" xmlns:wps="http://schemas.microsoft.com/office/word/2010/wordprocessingShape" mc:Ignorable="w14 w15 w16se w16cid w16 w16cex w16sdtdh w16sdtfl w16du wp14">
   <w:abstractNum w:abstractNumId="0" w15:restartNumberingAfterBreak="0">
     <w:nsid w:val="FFFFFF89"/>
     <w:multiLevelType w:val="singleLevel"/>
@@ -23033,178 +22929,178 @@
       </w:rPr>
     </w:lvl>
   </w:abstractNum>
-  <w:num w:numId="1">
+  <w:num w:numId="1" w16cid:durableId="1326546235">
     <w:abstractNumId w:val="0"/>
   </w:num>
-  <w:num w:numId="2">
+  <w:num w:numId="2" w16cid:durableId="1281256120">
     <w:abstractNumId w:val="18"/>
   </w:num>
-  <w:num w:numId="3">
+  <w:num w:numId="3" w16cid:durableId="1864632287">
     <w:abstractNumId w:val="41"/>
   </w:num>
-  <w:num w:numId="4">
+  <w:num w:numId="4" w16cid:durableId="323749043">
     <w:abstractNumId w:val="26"/>
   </w:num>
-  <w:num w:numId="5">
+  <w:num w:numId="5" w16cid:durableId="1436629787">
     <w:abstractNumId w:val="30"/>
   </w:num>
-  <w:num w:numId="6">
+  <w:num w:numId="6" w16cid:durableId="521405226">
     <w:abstractNumId w:val="27"/>
   </w:num>
-  <w:num w:numId="7">
+  <w:num w:numId="7" w16cid:durableId="1490363642">
     <w:abstractNumId w:val="31"/>
   </w:num>
-  <w:num w:numId="8">
+  <w:num w:numId="8" w16cid:durableId="1041786851">
     <w:abstractNumId w:val="43"/>
   </w:num>
-  <w:num w:numId="9">
+  <w:num w:numId="9" w16cid:durableId="380791054">
     <w:abstractNumId w:val="15"/>
   </w:num>
-  <w:num w:numId="10">
+  <w:num w:numId="10" w16cid:durableId="116265964">
     <w:abstractNumId w:val="8"/>
   </w:num>
-  <w:num w:numId="11">
+  <w:num w:numId="11" w16cid:durableId="1366177057">
     <w:abstractNumId w:val="1"/>
   </w:num>
-  <w:num w:numId="12">
+  <w:num w:numId="12" w16cid:durableId="2002809824">
     <w:abstractNumId w:val="5"/>
   </w:num>
-  <w:num w:numId="13">
+  <w:num w:numId="13" w16cid:durableId="1599754882">
     <w:abstractNumId w:val="21"/>
   </w:num>
-  <w:num w:numId="14">
+  <w:num w:numId="14" w16cid:durableId="124129992">
     <w:abstractNumId w:val="6"/>
   </w:num>
-  <w:num w:numId="15">
+  <w:num w:numId="15" w16cid:durableId="318583096">
     <w:abstractNumId w:val="49"/>
   </w:num>
-  <w:num w:numId="16">
+  <w:num w:numId="16" w16cid:durableId="758672782">
     <w:abstractNumId w:val="13"/>
   </w:num>
-  <w:num w:numId="17">
+  <w:num w:numId="17" w16cid:durableId="1671517404">
     <w:abstractNumId w:val="11"/>
   </w:num>
-  <w:num w:numId="18">
+  <w:num w:numId="18" w16cid:durableId="476266257">
     <w:abstractNumId w:val="9"/>
   </w:num>
-  <w:num w:numId="19">
+  <w:num w:numId="19" w16cid:durableId="1117987905">
     <w:abstractNumId w:val="56"/>
   </w:num>
-  <w:num w:numId="20">
+  <w:num w:numId="20" w16cid:durableId="1150635380">
     <w:abstractNumId w:val="48"/>
   </w:num>
-  <w:num w:numId="21">
+  <w:num w:numId="21" w16cid:durableId="1073043105">
     <w:abstractNumId w:val="35"/>
   </w:num>
-  <w:num w:numId="22">
+  <w:num w:numId="22" w16cid:durableId="1643078797">
     <w:abstractNumId w:val="40"/>
   </w:num>
-  <w:num w:numId="23">
+  <w:num w:numId="23" w16cid:durableId="1993673527">
     <w:abstractNumId w:val="50"/>
   </w:num>
-  <w:num w:numId="24">
+  <w:num w:numId="24" w16cid:durableId="1808159493">
     <w:abstractNumId w:val="7"/>
   </w:num>
-  <w:num w:numId="25">
+  <w:num w:numId="25" w16cid:durableId="117340449">
     <w:abstractNumId w:val="22"/>
   </w:num>
-  <w:num w:numId="26">
+  <w:num w:numId="26" w16cid:durableId="781460426">
     <w:abstractNumId w:val="46"/>
   </w:num>
-  <w:num w:numId="27">
+  <w:num w:numId="27" w16cid:durableId="122309031">
     <w:abstractNumId w:val="39"/>
   </w:num>
-  <w:num w:numId="28">
+  <w:num w:numId="28" w16cid:durableId="1857382343">
     <w:abstractNumId w:val="51"/>
   </w:num>
-  <w:num w:numId="29">
+  <w:num w:numId="29" w16cid:durableId="409886662">
     <w:abstractNumId w:val="2"/>
   </w:num>
-  <w:num w:numId="30">
+  <w:num w:numId="30" w16cid:durableId="927619839">
     <w:abstractNumId w:val="52"/>
   </w:num>
-  <w:num w:numId="31">
+  <w:num w:numId="31" w16cid:durableId="814370507">
     <w:abstractNumId w:val="34"/>
   </w:num>
-  <w:num w:numId="32">
+  <w:num w:numId="32" w16cid:durableId="2021662134">
     <w:abstractNumId w:val="57"/>
   </w:num>
-  <w:num w:numId="33">
+  <w:num w:numId="33" w16cid:durableId="323897166">
     <w:abstractNumId w:val="47"/>
   </w:num>
-  <w:num w:numId="34">
+  <w:num w:numId="34" w16cid:durableId="225919625">
     <w:abstractNumId w:val="29"/>
   </w:num>
-  <w:num w:numId="35">
+  <w:num w:numId="35" w16cid:durableId="29234272">
     <w:abstractNumId w:val="19"/>
   </w:num>
-  <w:num w:numId="36">
+  <w:num w:numId="36" w16cid:durableId="1635674750">
     <w:abstractNumId w:val="55"/>
   </w:num>
-  <w:num w:numId="37">
+  <w:num w:numId="37" w16cid:durableId="2117095806">
     <w:abstractNumId w:val="38"/>
   </w:num>
-  <w:num w:numId="38">
+  <w:num w:numId="38" w16cid:durableId="115803598">
     <w:abstractNumId w:val="16"/>
   </w:num>
-  <w:num w:numId="39">
+  <w:num w:numId="39" w16cid:durableId="1634556130">
     <w:abstractNumId w:val="25"/>
   </w:num>
-  <w:num w:numId="40">
+  <w:num w:numId="40" w16cid:durableId="301930691">
     <w:abstractNumId w:val="37"/>
   </w:num>
-  <w:num w:numId="41">
+  <w:num w:numId="41" w16cid:durableId="1119033922">
     <w:abstractNumId w:val="54"/>
   </w:num>
-  <w:num w:numId="42">
+  <w:num w:numId="42" w16cid:durableId="963193647">
     <w:abstractNumId w:val="42"/>
   </w:num>
-  <w:num w:numId="43">
+  <w:num w:numId="43" w16cid:durableId="23793135">
     <w:abstractNumId w:val="44"/>
   </w:num>
-  <w:num w:numId="44">
+  <w:num w:numId="44" w16cid:durableId="398407476">
     <w:abstractNumId w:val="14"/>
   </w:num>
-  <w:num w:numId="45">
+  <w:num w:numId="45" w16cid:durableId="79108688">
     <w:abstractNumId w:val="33"/>
   </w:num>
-  <w:num w:numId="46">
+  <w:num w:numId="46" w16cid:durableId="1714958023">
     <w:abstractNumId w:val="32"/>
   </w:num>
-  <w:num w:numId="47">
+  <w:num w:numId="47" w16cid:durableId="460148602">
     <w:abstractNumId w:val="10"/>
   </w:num>
-  <w:num w:numId="48">
+  <w:num w:numId="48" w16cid:durableId="894393769">
     <w:abstractNumId w:val="17"/>
   </w:num>
-  <w:num w:numId="49">
+  <w:num w:numId="49" w16cid:durableId="93015516">
     <w:abstractNumId w:val="3"/>
   </w:num>
-  <w:num w:numId="50">
+  <w:num w:numId="50" w16cid:durableId="707802688">
     <w:abstractNumId w:val="28"/>
   </w:num>
-  <w:num w:numId="51">
+  <w:num w:numId="51" w16cid:durableId="748768589">
     <w:abstractNumId w:val="12"/>
   </w:num>
-  <w:num w:numId="52">
+  <w:num w:numId="52" w16cid:durableId="681250335">
     <w:abstractNumId w:val="36"/>
   </w:num>
-  <w:num w:numId="53">
+  <w:num w:numId="53" w16cid:durableId="1941185499">
     <w:abstractNumId w:val="53"/>
   </w:num>
-  <w:num w:numId="54">
+  <w:num w:numId="54" w16cid:durableId="1243299101">
     <w:abstractNumId w:val="20"/>
   </w:num>
-  <w:num w:numId="55">
+  <w:num w:numId="55" w16cid:durableId="1494569107">
     <w:abstractNumId w:val="24"/>
   </w:num>
-  <w:num w:numId="56">
+  <w:num w:numId="56" w16cid:durableId="1998147309">
     <w:abstractNumId w:val="23"/>
   </w:num>
-  <w:num w:numId="57">
+  <w:num w:numId="57" w16cid:durableId="2045400619">
     <w:abstractNumId w:val="45"/>
   </w:num>
-  <w:num w:numId="58">
+  <w:num w:numId="58" w16cid:durableId="708454071">
     <w:abstractNumId w:val="4"/>
   </w:num>
   <w:numIdMacAtCleanup w:val="57"/>
@@ -23212,7 +23108,7 @@
 </file>
 
 <file path=word/styles.xml><?xml version="1.0" encoding="utf-8"?>
-<w:styles xmlns:mc="http://schemas.openxmlformats.org/markup-compatibility/2006" xmlns:r="http://schemas.openxmlformats.org/officeDocument/2006/relationships" xmlns:w="http://schemas.openxmlformats.org/wordprocessingml/2006/main" xmlns:w14="http://schemas.microsoft.com/office/word/2010/wordml" xmlns:w15="http://schemas.microsoft.com/office/word/2012/wordml" xmlns:w16cex="http://schemas.microsoft.com/office/word/2018/wordml/cex" xmlns:w16cid="http://schemas.microsoft.com/office/word/2016/wordml/cid" xmlns:w16="http://schemas.microsoft.com/office/word/2018/wordml" xmlns:w16sdtdh="http://schemas.microsoft.com/office/word/2020/wordml/sdtdatahash" xmlns:w16se="http://schemas.microsoft.com/office/word/2015/wordml/symex" mc:Ignorable="w14 w15 w16se w16cid w16 w16cex w16sdtdh">
+<w:styles xmlns:mc="http://schemas.openxmlformats.org/markup-compatibility/2006" xmlns:r="http://schemas.openxmlformats.org/officeDocument/2006/relationships" xmlns:w="http://schemas.openxmlformats.org/wordprocessingml/2006/main" xmlns:w14="http://schemas.microsoft.com/office/word/2010/wordml" xmlns:w15="http://schemas.microsoft.com/office/word/2012/wordml" xmlns:w16cex="http://schemas.microsoft.com/office/word/2018/wordml/cex" xmlns:w16cid="http://schemas.microsoft.com/office/word/2016/wordml/cid" xmlns:w16="http://schemas.microsoft.com/office/word/2018/wordml" xmlns:w16du="http://schemas.microsoft.com/office/word/2023/wordml/word16du" xmlns:w16sdtdh="http://schemas.microsoft.com/office/word/2020/wordml/sdtdatahash" xmlns:w16sdtfl="http://schemas.microsoft.com/office/word/2024/wordml/sdtformatlock" xmlns:w16se="http://schemas.microsoft.com/office/word/2015/wordml/symex" mc:Ignorable="w14 w15 w16se w16cid w16 w16cex w16sdtdh w16sdtfl w16du">
   <w:docDefaults>
     <w:rPrDefault>
       <w:rPr>
@@ -24565,7 +24461,7 @@
       </w:rPr>
     </w:tblStylePr>
   </w:style>
-  <w:style w:type="character" w:styleId="Textoennegrita">
+  <w:style w:type="character" w:styleId="Fuerte">
     <w:name w:val="Strong"/>
     <w:basedOn w:val="Fuentedeprrafopredeter"/>
     <w:uiPriority w:val="22"/>
